--- a/DIGITALIZACION/UNIDAD-T01/RESUMEN-DIG-UT01.docx
+++ b/DIGITALIZACION/UNIDAD-T01/RESUMEN-DIG-UT01.docx
@@ -5,10 +5,15 @@
     <w:p>
       <w:pPr>
         <w:pStyle w:val="Ttulo"/>
-        <w:jc w:val="both"/>
       </w:pPr>
       <w:r>
         <w:t>Tema 01</w:t>
+      </w:r>
+      <w:r>
+        <w:t xml:space="preserve">: </w:t>
+      </w:r>
+      <w:r>
+        <w:t>Fundamentos de la Digitalización en los Sectores Productivos: Entendiendo los entornos IT y OT.</w:t>
       </w:r>
     </w:p>
     <w:p>
@@ -17,27 +22,6 @@
         <w:jc w:val="both"/>
       </w:pPr>
       <w:r>
-        <w:t>Fundamentos de la Digitalización en los</w:t>
-      </w:r>
-      <w:r>
-        <w:t xml:space="preserve"> </w:t>
-      </w:r>
-      <w:r>
-        <w:t>Sectores Productivos: Entendiendo los</w:t>
-      </w:r>
-      <w:r>
-        <w:t xml:space="preserve"> </w:t>
-      </w:r>
-      <w:r>
-        <w:t>entornos IT y OT.</w:t>
-      </w:r>
-    </w:p>
-    <w:p>
-      <w:pPr>
-        <w:pStyle w:val="Ttulo1"/>
-        <w:jc w:val="both"/>
-      </w:pPr>
-      <w:r>
         <w:t>1.- Introducción a la digitalización.</w:t>
       </w:r>
     </w:p>
@@ -234,11 +218,11 @@
         <w:jc w:val="both"/>
       </w:pPr>
       <w:r>
-        <w:t xml:space="preserve">Pero la digitalización va mucho más allá de simplemente convertir información física en digital; es un cambio profundo en cómo vivimos, trabajamos y nos relacionamos. En el ámbito empresarial, la digitalización implica utilizar tecnología para automatizar procesos, mejorar la eficiencia, fomentar la innovación y crear nuevas formas de interacción con clientes y socios. Es una herramienta poderosa que </w:t>
+        <w:t xml:space="preserve">Pero la digitalización va mucho más allá de simplemente convertir información física en digital; es un cambio profundo en cómo vivimos, trabajamos y nos relacionamos. En el ámbito empresarial, la </w:t>
       </w:r>
       <w:r>
         <w:lastRenderedPageBreak/>
-        <w:t>permite a las empresas no solo optimizar sus operaciones existentes sino también explorar nuevos modelos de negocio, productos y servicios que antes eran impensables.</w:t>
+        <w:t>digitalización implica utilizar tecnología para automatizar procesos, mejorar la eficiencia, fomentar la innovación y crear nuevas formas de interacción con clientes y socios. Es una herramienta poderosa que permite a las empresas no solo optimizar sus operaciones existentes sino también explorar nuevos modelos de negocio, productos y servicios que antes eran impensables.</w:t>
       </w:r>
     </w:p>
     <w:p>
@@ -292,42 +276,7 @@
           <w:rStyle w:val="Textoennegrita"/>
           <w:rFonts w:eastAsiaTheme="majorEastAsia"/>
         </w:rPr>
-        <w:t>"La transformación digital en España"</w:t>
-      </w:r>
-      <w:r>
-        <w:rPr>
-          <w:rStyle w:val="Textoennegrita"/>
-          <w:rFonts w:eastAsiaTheme="majorEastAsia"/>
-        </w:rPr>
-        <w:t xml:space="preserve">, </w:t>
-      </w:r>
-      <w:r>
-        <w:rPr>
-          <w:rStyle w:val="Textoennegrita"/>
-          <w:rFonts w:eastAsiaTheme="majorEastAsia"/>
-        </w:rPr>
-        <w:t>"Digitalización y trabajo: Perspectivas desde Europa"</w:t>
-      </w:r>
-      <w:r>
-        <w:rPr>
-          <w:rStyle w:val="Textoennegrita"/>
-          <w:rFonts w:eastAsiaTheme="majorEastAsia"/>
-        </w:rPr>
-        <w:t xml:space="preserve">, </w:t>
-      </w:r>
-      <w:r>
-        <w:rPr>
-          <w:rStyle w:val="Textoennegrita"/>
-          <w:rFonts w:eastAsiaTheme="majorEastAsia"/>
-        </w:rPr>
-        <w:t>"Europa ante el espejo de la digitalización: Desafíos y oportunidades"</w:t>
-      </w:r>
-      <w:r>
-        <w:rPr>
-          <w:rStyle w:val="Textoennegrita"/>
-          <w:rFonts w:eastAsiaTheme="majorEastAsia"/>
-        </w:rPr>
-        <w:t>.</w:t>
+        <w:t>"La transformación digital en España", "Digitalización y trabajo: Perspectivas desde Europa", "Europa ante el espejo de la digitalización: Desafíos y oportunidades".</w:t>
       </w:r>
     </w:p>
     <w:p>
@@ -336,6 +285,9 @@
         <w:jc w:val="both"/>
       </w:pPr>
       <w:r>
+        <w:rPr>
+          <w:noProof/>
+        </w:rPr>
         <w:drawing>
           <wp:inline distT="0" distB="0" distL="0" distR="0" wp14:anchorId="6C80676B" wp14:editId="71E24873">
             <wp:extent cx="6400800" cy="1914525"/>
@@ -452,28 +404,7 @@
           <w:i/>
           <w:iCs/>
         </w:rPr>
-        <w:t>-</w:t>
-      </w:r>
-      <w:r>
-        <w:rPr>
-          <w:i/>
-          <w:iCs/>
-        </w:rPr>
-        <w:t>Invención del Transistor</w:t>
-      </w:r>
-      <w:r>
-        <w:rPr>
-          <w:i/>
-          <w:iCs/>
-        </w:rPr>
-        <w:t xml:space="preserve">: </w:t>
-      </w:r>
-      <w:r>
-        <w:rPr>
-          <w:i/>
-          <w:iCs/>
-        </w:rPr>
-        <w:t>Marcó el inicio de la era electrónica, permitiendo el desarrollo de dispositivos digitales más pequeños, eficientes y económicos.</w:t>
+        <w:t>-Invención del Transistor: Marcó el inicio de la era electrónica, permitiendo el desarrollo de dispositivos digitales más pequeños, eficientes y económicos.</w:t>
       </w:r>
     </w:p>
     <w:p>
@@ -503,28 +434,7 @@
           <w:i/>
           <w:iCs/>
         </w:rPr>
-        <w:t>-</w:t>
-      </w:r>
-      <w:r>
-        <w:rPr>
-          <w:i/>
-          <w:iCs/>
-        </w:rPr>
-        <w:t>Creación del Circuito Integrado</w:t>
-      </w:r>
-      <w:r>
-        <w:rPr>
-          <w:i/>
-          <w:iCs/>
-        </w:rPr>
-        <w:t xml:space="preserve">: </w:t>
-      </w:r>
-      <w:r>
-        <w:rPr>
-          <w:i/>
-          <w:iCs/>
-        </w:rPr>
-        <w:t>Este avance hizo posible la miniaturización de componentes electrónicos, allanando el camino para los primeros ordenadores personales y dispositivos digitales.</w:t>
+        <w:t>-Creación del Circuito Integrado: Este avance hizo posible la miniaturización de componentes electrónicos, allanando el camino para los primeros ordenadores personales y dispositivos digitales.</w:t>
       </w:r>
     </w:p>
     <w:p>
@@ -554,28 +464,7 @@
           <w:i/>
           <w:iCs/>
         </w:rPr>
-        <w:t>-</w:t>
-      </w:r>
-      <w:r>
-        <w:rPr>
-          <w:i/>
-          <w:iCs/>
-        </w:rPr>
-        <w:t>Nacimiento de Internet</w:t>
-      </w:r>
-      <w:r>
-        <w:rPr>
-          <w:i/>
-          <w:iCs/>
-        </w:rPr>
-        <w:t xml:space="preserve">: </w:t>
-      </w:r>
-      <w:r>
-        <w:rPr>
-          <w:i/>
-          <w:iCs/>
-        </w:rPr>
-        <w:t>Originalmente llamada ARPANET, permitió la conexión de computadoras a larga distancia, sentando las bases para la red global de información.</w:t>
+        <w:t>-Nacimiento de Internet: Originalmente llamada ARPANET, permitió la conexión de computadoras a larga distancia, sentando las bases para la red global de información.</w:t>
       </w:r>
     </w:p>
     <w:p>
@@ -605,28 +494,7 @@
           <w:i/>
           <w:iCs/>
         </w:rPr>
-        <w:t>-</w:t>
-      </w:r>
-      <w:r>
-        <w:rPr>
-          <w:i/>
-          <w:iCs/>
-        </w:rPr>
-        <w:t>Primer Microprocesador</w:t>
-      </w:r>
-      <w:r>
-        <w:rPr>
-          <w:i/>
-          <w:iCs/>
-        </w:rPr>
-        <w:t xml:space="preserve">: </w:t>
-      </w:r>
-      <w:r>
-        <w:rPr>
-          <w:i/>
-          <w:iCs/>
-        </w:rPr>
-        <w:t>El Intel 4004 impulsó la creación de computadoras personales, revolucionando el acceso y procesamiento de la información digital.</w:t>
+        <w:t>-Primer Microprocesador: El Intel 4004 impulsó la creación de computadoras personales, revolucionando el acceso y procesamiento de la información digital.</w:t>
       </w:r>
     </w:p>
     <w:p>
@@ -649,6 +517,7 @@
           <w:i/>
           <w:iCs/>
         </w:rPr>
+        <w:lastRenderedPageBreak/>
         <w:t>1980s</w:t>
       </w:r>
       <w:r>
@@ -656,28 +525,7 @@
           <w:i/>
           <w:iCs/>
         </w:rPr>
-        <w:t>-</w:t>
-      </w:r>
-      <w:r>
-        <w:rPr>
-          <w:i/>
-          <w:iCs/>
-        </w:rPr>
-        <w:t>Era de la Computadora Personal</w:t>
-      </w:r>
-      <w:r>
-        <w:rPr>
-          <w:i/>
-          <w:iCs/>
-        </w:rPr>
-        <w:t xml:space="preserve">: </w:t>
-      </w:r>
-      <w:r>
-        <w:rPr>
-          <w:i/>
-          <w:iCs/>
-        </w:rPr>
-        <w:t>Con empresas como Apple e IBM a la cabeza, las computadoras personales se vuelven accesibles al público, iniciando la era de la informática personal.</w:t>
+        <w:t>-Era de la Computadora Personal: Con empresas como Apple e IBM a la cabeza, las computadoras personales se vuelven accesibles al público, iniciando la era de la informática personal.</w:t>
       </w:r>
     </w:p>
     <w:p>
@@ -700,7 +548,6 @@
           <w:i/>
           <w:iCs/>
         </w:rPr>
-        <w:lastRenderedPageBreak/>
         <w:t>1990</w:t>
       </w:r>
       <w:r>
@@ -708,14 +555,7 @@
           <w:i/>
           <w:iCs/>
         </w:rPr>
-        <w:t>-</w:t>
-      </w:r>
-      <w:r>
-        <w:rPr>
-          <w:i/>
-          <w:iCs/>
-        </w:rPr>
-        <w:t xml:space="preserve">Invención de la </w:t>
+        <w:t xml:space="preserve">-Invención de la </w:t>
       </w:r>
       <w:proofErr w:type="spellStart"/>
       <w:r>
@@ -731,21 +571,7 @@
           <w:i/>
           <w:iCs/>
         </w:rPr>
-        <w:t xml:space="preserve"> Wide Web</w:t>
-      </w:r>
-      <w:r>
-        <w:rPr>
-          <w:i/>
-          <w:iCs/>
-        </w:rPr>
-        <w:t xml:space="preserve">: </w:t>
-      </w:r>
-      <w:r>
-        <w:rPr>
-          <w:i/>
-          <w:iCs/>
-        </w:rPr>
-        <w:t>Tim Berners-Lee desarrolla la web, facilitando el acceso y la distribución de la información digital a nivel mundial.</w:t>
+        <w:t xml:space="preserve"> Wide Web: Tim Berners-Lee desarrolla la web, facilitando el acceso y la distribución de la información digital a nivel mundial.</w:t>
       </w:r>
     </w:p>
     <w:p>
@@ -775,28 +601,7 @@
           <w:i/>
           <w:iCs/>
         </w:rPr>
-        <w:t>-</w:t>
-      </w:r>
-      <w:r>
-        <w:rPr>
-          <w:i/>
-          <w:iCs/>
-        </w:rPr>
-        <w:t>Auge de los Smartphones</w:t>
-      </w:r>
-      <w:r>
-        <w:rPr>
-          <w:i/>
-          <w:iCs/>
-        </w:rPr>
-        <w:t xml:space="preserve">: </w:t>
-      </w:r>
-      <w:r>
-        <w:rPr>
-          <w:i/>
-          <w:iCs/>
-        </w:rPr>
-        <w:t>La introducción del iPhone en 2007 y dispositivos Android transforma la comunicación, el acceso a la información y el entretenimiento, marcando el comienzo de la era móvil.</w:t>
+        <w:t>-Auge de los Smartphones: La introducción del iPhone en 2007 y dispositivos Android transforma la comunicación, el acceso a la información y el entretenimiento, marcando el comienzo de la era móvil.</w:t>
       </w:r>
     </w:p>
     <w:p>
@@ -826,28 +631,7 @@
           <w:i/>
           <w:iCs/>
         </w:rPr>
-        <w:t>-</w:t>
-      </w:r>
-      <w:r>
-        <w:rPr>
-          <w:i/>
-          <w:iCs/>
-        </w:rPr>
-        <w:t>Explosión de Datos (Big Data)</w:t>
-      </w:r>
-      <w:r>
-        <w:rPr>
-          <w:i/>
-          <w:iCs/>
-        </w:rPr>
-        <w:t xml:space="preserve">: </w:t>
-      </w:r>
-      <w:r>
-        <w:rPr>
-          <w:i/>
-          <w:iCs/>
-        </w:rPr>
-        <w:t>La capacidad de recopilar, almacenar y analizar enormes cantidades de datos transforma las decisiones empresariales, la ciencia y la tecnología.</w:t>
+        <w:t>-Explosión de Datos (Big Data): La capacidad de recopilar, almacenar y analizar enormes cantidades de datos transforma las decisiones empresariales, la ciencia y la tecnología.</w:t>
       </w:r>
     </w:p>
     <w:p>
@@ -877,28 +661,7 @@
           <w:i/>
           <w:iCs/>
         </w:rPr>
-        <w:t>-</w:t>
-      </w:r>
-      <w:r>
-        <w:rPr>
-          <w:i/>
-          <w:iCs/>
-        </w:rPr>
-        <w:t>Inteligencia Artificial y Aprendizaje Automático</w:t>
-      </w:r>
-      <w:r>
-        <w:rPr>
-          <w:i/>
-          <w:iCs/>
-        </w:rPr>
-        <w:t xml:space="preserve">: </w:t>
-      </w:r>
-      <w:r>
-        <w:rPr>
-          <w:i/>
-          <w:iCs/>
-        </w:rPr>
-        <w:t>Estas tecnologías se vuelven más accesibles y comienzan a influir en todos los aspectos de la vida cotidiana y el sector productivo, desde la automatización hasta la personalización de servicios.</w:t>
+        <w:t>-Inteligencia Artificial y Aprendizaje Automático: Estas tecnologías se vuelven más accesibles y comienzan a influir en todos los aspectos de la vida cotidiana y el sector productivo, desde la automatización hasta la personalización de servicios.</w:t>
       </w:r>
     </w:p>
     <w:p>
@@ -916,10 +679,16 @@
     </w:p>
     <w:p>
       <w:pPr>
-        <w:pStyle w:val="Ttulo3"/>
-        <w:jc w:val="both"/>
-      </w:pPr>
-      <w:r>
+        <w:rPr>
+          <w:b/>
+          <w:bCs/>
+        </w:rPr>
+      </w:pPr>
+      <w:r>
+        <w:rPr>
+          <w:b/>
+          <w:bCs/>
+        </w:rPr>
         <w:t>La Era de la Conectividad Ubicua</w:t>
       </w:r>
     </w:p>
@@ -989,6 +758,9 @@
         <w:jc w:val="both"/>
       </w:pPr>
       <w:r>
+        <w:rPr>
+          <w:noProof/>
+        </w:rPr>
         <w:drawing>
           <wp:inline distT="0" distB="0" distL="0" distR="0" wp14:anchorId="494A3E97" wp14:editId="0FB9CF09">
             <wp:extent cx="6400800" cy="2484755"/>
@@ -1050,15 +822,381 @@
     </w:p>
     <w:p>
       <w:pPr>
-        <w:pStyle w:val="Ttulo3"/>
-        <w:jc w:val="both"/>
-        <w:rPr>
+        <w:rPr>
+          <w:b/>
+          <w:bCs/>
           <w:sz w:val="36"/>
           <w:lang w:val="es-ES"/>
         </w:rPr>
       </w:pPr>
       <w:r>
-        <w:t>1.- Eficiencia Operativa.</w:t>
+        <w:rPr>
+          <w:b/>
+          <w:bCs/>
+        </w:rPr>
+        <w:t>1.- Eficiencia Operativa</w:t>
+      </w:r>
+      <w:r>
+        <w:rPr>
+          <w:b/>
+          <w:bCs/>
+        </w:rPr>
+        <w:t xml:space="preserve">: </w:t>
+      </w:r>
+      <w:r>
+        <w:t xml:space="preserve">La integración de tecnologías digitales en los procesos productivos ha permitido a las empresas mejorar significativamente su eficiencia operativa. La automatización de tareas </w:t>
+      </w:r>
+      <w:r>
+        <w:lastRenderedPageBreak/>
+        <w:t xml:space="preserve">rutinarias y la implementación de </w:t>
+      </w:r>
+      <w:r>
+        <w:rPr>
+          <w:rStyle w:val="Textoennegrita"/>
+          <w:rFonts w:eastAsiaTheme="majorEastAsia"/>
+        </w:rPr>
+        <w:t>sistemas de gestión inteligente</w:t>
+      </w:r>
+      <w:r>
+        <w:t xml:space="preserve"> reducen los errores, </w:t>
+      </w:r>
+      <w:r>
+        <w:rPr>
+          <w:rStyle w:val="Textoennegrita"/>
+          <w:rFonts w:eastAsiaTheme="majorEastAsia"/>
+        </w:rPr>
+        <w:t>minimizan</w:t>
+      </w:r>
+      <w:r>
+        <w:t xml:space="preserve"> los tiempos de inactividad y </w:t>
+      </w:r>
+      <w:r>
+        <w:rPr>
+          <w:rStyle w:val="Textoennegrita"/>
+          <w:rFonts w:eastAsiaTheme="majorEastAsia"/>
+        </w:rPr>
+        <w:t>aceleran</w:t>
+      </w:r>
+      <w:r>
+        <w:t xml:space="preserve"> la producción, lo cual se traduce en una </w:t>
+      </w:r>
+      <w:r>
+        <w:rPr>
+          <w:rStyle w:val="Textoennegrita"/>
+          <w:rFonts w:eastAsiaTheme="majorEastAsia"/>
+        </w:rPr>
+        <w:t>mayor productividad</w:t>
+      </w:r>
+      <w:r>
+        <w:t xml:space="preserve"> y </w:t>
+      </w:r>
+      <w:r>
+        <w:rPr>
+          <w:rStyle w:val="Textoennegrita"/>
+          <w:rFonts w:eastAsiaTheme="majorEastAsia"/>
+        </w:rPr>
+        <w:t>reducción de costos</w:t>
+      </w:r>
+      <w:r>
+        <w:t>.</w:t>
+      </w:r>
+    </w:p>
+    <w:p>
+      <w:pPr>
+        <w:rPr>
+          <w:b/>
+          <w:bCs/>
+          <w:sz w:val="36"/>
+          <w:lang w:val="es-ES"/>
+        </w:rPr>
+      </w:pPr>
+      <w:r>
+        <w:rPr>
+          <w:b/>
+          <w:bCs/>
+        </w:rPr>
+        <w:t>2.- Innovación en Productos y Servicios.</w:t>
+      </w:r>
+      <w:r>
+        <w:rPr>
+          <w:b/>
+          <w:bCs/>
+        </w:rPr>
+        <w:t xml:space="preserve">: </w:t>
+      </w:r>
+      <w:r>
+        <w:t xml:space="preserve">La digitalización ha abierto nuevas vías para la </w:t>
+      </w:r>
+      <w:r>
+        <w:rPr>
+          <w:rStyle w:val="Textoennegrita"/>
+          <w:rFonts w:eastAsiaTheme="majorEastAsia"/>
+        </w:rPr>
+        <w:t>innovación</w:t>
+      </w:r>
+      <w:r>
+        <w:t xml:space="preserve">, permitiendo a las empresas desarrollar productos y servicios </w:t>
+      </w:r>
+      <w:r>
+        <w:rPr>
+          <w:rStyle w:val="Textoennegrita"/>
+          <w:rFonts w:eastAsiaTheme="majorEastAsia"/>
+        </w:rPr>
+        <w:t>altamente personalizados</w:t>
+      </w:r>
+      <w:r>
+        <w:t xml:space="preserve">. La capacidad de recoger y analizar grandes volúmenes de datos sobre las preferencias y comportamientos de los consumidores facilita la creación de </w:t>
+      </w:r>
+      <w:r>
+        <w:rPr>
+          <w:rStyle w:val="Textoennegrita"/>
+          <w:rFonts w:eastAsiaTheme="majorEastAsia"/>
+        </w:rPr>
+        <w:t>ofertas</w:t>
+      </w:r>
+      <w:r>
+        <w:t xml:space="preserve"> </w:t>
+      </w:r>
+      <w:r>
+        <w:rPr>
+          <w:rStyle w:val="Textoennegrita"/>
+          <w:rFonts w:eastAsiaTheme="majorEastAsia"/>
+        </w:rPr>
+        <w:t>más alineadas</w:t>
+      </w:r>
+      <w:r>
+        <w:t xml:space="preserve"> con las necesidades del mercado.</w:t>
+      </w:r>
+    </w:p>
+    <w:p>
+      <w:pPr>
+        <w:rPr>
+          <w:b/>
+          <w:bCs/>
+          <w:sz w:val="36"/>
+          <w:lang w:val="es-ES"/>
+        </w:rPr>
+      </w:pPr>
+      <w:r>
+        <w:rPr>
+          <w:b/>
+          <w:bCs/>
+        </w:rPr>
+        <w:t>3.- Cadenas de Suministro Inteligentes</w:t>
+      </w:r>
+      <w:r>
+        <w:rPr>
+          <w:b/>
+          <w:bCs/>
+        </w:rPr>
+        <w:t xml:space="preserve">: </w:t>
+      </w:r>
+      <w:r>
+        <w:t xml:space="preserve">La adopción de tecnologías digitales en la logística y la cadena de suministro ha mejorado la </w:t>
+      </w:r>
+      <w:r>
+        <w:rPr>
+          <w:rStyle w:val="Textoennegrita"/>
+          <w:rFonts w:eastAsiaTheme="majorEastAsia"/>
+        </w:rPr>
+        <w:t>transparencia</w:t>
+      </w:r>
+      <w:r>
+        <w:t xml:space="preserve">, la </w:t>
+      </w:r>
+      <w:r>
+        <w:rPr>
+          <w:rStyle w:val="Textoennegrita"/>
+          <w:rFonts w:eastAsiaTheme="majorEastAsia"/>
+        </w:rPr>
+        <w:t>trazabilidad</w:t>
+      </w:r>
+      <w:r>
+        <w:t xml:space="preserve"> y la </w:t>
+      </w:r>
+      <w:r>
+        <w:rPr>
+          <w:rStyle w:val="Textoennegrita"/>
+          <w:rFonts w:eastAsiaTheme="majorEastAsia"/>
+        </w:rPr>
+        <w:t>eficiencia</w:t>
+      </w:r>
+      <w:r>
+        <w:t xml:space="preserve"> de estos procesos. La utilización de sensores </w:t>
+      </w:r>
+      <w:proofErr w:type="spellStart"/>
+      <w:r>
+        <w:rPr>
+          <w:rStyle w:val="Textoennegrita"/>
+          <w:rFonts w:eastAsiaTheme="majorEastAsia"/>
+        </w:rPr>
+        <w:t>IoT</w:t>
+      </w:r>
+      <w:proofErr w:type="spellEnd"/>
+      <w:r>
+        <w:t xml:space="preserve">, la </w:t>
+      </w:r>
+      <w:r>
+        <w:rPr>
+          <w:rStyle w:val="Textoennegrita"/>
+          <w:rFonts w:eastAsiaTheme="majorEastAsia"/>
+          <w:u w:val="single"/>
+        </w:rPr>
+        <w:t>analítica de datos</w:t>
+      </w:r>
+      <w:r>
+        <w:t xml:space="preserve"> </w:t>
+      </w:r>
+      <w:r>
+        <w:t xml:space="preserve">y la </w:t>
+      </w:r>
+      <w:r>
+        <w:rPr>
+          <w:rStyle w:val="Textoennegrita"/>
+          <w:rFonts w:eastAsiaTheme="majorEastAsia"/>
+          <w:u w:val="single"/>
+        </w:rPr>
+        <w:t>inteligencia artificial</w:t>
+      </w:r>
+      <w:r>
+        <w:t xml:space="preserve"> </w:t>
+      </w:r>
+      <w:r>
+        <w:t xml:space="preserve">permite a las empresas prever demandas, gestionar inventarios de manera más eficaz y </w:t>
+      </w:r>
+      <w:r>
+        <w:rPr>
+          <w:rStyle w:val="Textoennegrita"/>
+          <w:rFonts w:eastAsiaTheme="majorEastAsia"/>
+        </w:rPr>
+        <w:t>responder de manera proactiva</w:t>
+      </w:r>
+      <w:r>
+        <w:t xml:space="preserve"> a los cambios en el mercado.</w:t>
+      </w:r>
+    </w:p>
+    <w:p>
+      <w:pPr>
+        <w:rPr>
+          <w:b/>
+          <w:bCs/>
+          <w:sz w:val="36"/>
+          <w:lang w:val="es-ES"/>
+        </w:rPr>
+      </w:pPr>
+      <w:r>
+        <w:rPr>
+          <w:b/>
+          <w:bCs/>
+        </w:rPr>
+        <w:t>4.- Modelos de Negocio Disruptivos</w:t>
+      </w:r>
+      <w:r>
+        <w:rPr>
+          <w:b/>
+          <w:bCs/>
+        </w:rPr>
+        <w:t xml:space="preserve">: </w:t>
+      </w:r>
+      <w:r>
+        <w:t xml:space="preserve">La digitalización ha sido el catalizador de modelos de negocio disruptivos que han cambiado industrias enteras. </w:t>
+      </w:r>
+      <w:r>
+        <w:rPr>
+          <w:rStyle w:val="Textoennegrita"/>
+          <w:rFonts w:eastAsiaTheme="majorEastAsia"/>
+        </w:rPr>
+        <w:t>Plataformas de economía colaborativa</w:t>
+      </w:r>
+      <w:r>
+        <w:t xml:space="preserve">, </w:t>
+      </w:r>
+      <w:r>
+        <w:rPr>
+          <w:rStyle w:val="Textoennegrita"/>
+          <w:rFonts w:eastAsiaTheme="majorEastAsia"/>
+        </w:rPr>
+        <w:t>servicios basados en suscripción</w:t>
+      </w:r>
+      <w:r>
+        <w:t xml:space="preserve"> y </w:t>
+      </w:r>
+      <w:r>
+        <w:rPr>
+          <w:rStyle w:val="Textoennegrita"/>
+          <w:rFonts w:eastAsiaTheme="majorEastAsia"/>
+        </w:rPr>
+        <w:t>ecosistemas digitales</w:t>
+      </w:r>
+      <w:r>
+        <w:t xml:space="preserve"> son ejemplos de cómo las empresas utilizan la tecnología para ofrecer valor de nuevas maneras, a menudo desplazando a los actores tradicionales.</w:t>
+      </w:r>
+    </w:p>
+    <w:p>
+      <w:pPr>
+        <w:rPr>
+          <w:b/>
+          <w:bCs/>
+          <w:sz w:val="36"/>
+          <w:lang w:val="es-ES"/>
+        </w:rPr>
+      </w:pPr>
+      <w:r>
+        <w:rPr>
+          <w:b/>
+          <w:bCs/>
+        </w:rPr>
+        <w:t>5.- Interacción con el Cliente y Experiencia del Usuario</w:t>
+      </w:r>
+      <w:r>
+        <w:rPr>
+          <w:b/>
+          <w:bCs/>
+        </w:rPr>
+        <w:t xml:space="preserve">: </w:t>
+      </w:r>
+      <w:r>
+        <w:t xml:space="preserve">La transformación digital ha cambiado la forma en que </w:t>
+      </w:r>
+      <w:r>
+        <w:rPr>
+          <w:rStyle w:val="Textoennegrita"/>
+          <w:rFonts w:eastAsiaTheme="majorEastAsia"/>
+        </w:rPr>
+        <w:t>las empresas se relacionan con sus clientes</w:t>
+      </w:r>
+      <w:r>
+        <w:t xml:space="preserve">. Las herramientas digitales permiten una comunicación </w:t>
+      </w:r>
+      <w:r>
+        <w:rPr>
+          <w:rStyle w:val="Textoennegrita"/>
+          <w:rFonts w:eastAsiaTheme="majorEastAsia"/>
+        </w:rPr>
+        <w:t>más directa</w:t>
+      </w:r>
+      <w:r>
+        <w:t xml:space="preserve"> y </w:t>
+      </w:r>
+      <w:r>
+        <w:rPr>
+          <w:rStyle w:val="Textoennegrita"/>
+          <w:rFonts w:eastAsiaTheme="majorEastAsia"/>
+        </w:rPr>
+        <w:t>personalizada</w:t>
+      </w:r>
+      <w:r>
+        <w:t xml:space="preserve">, mejorando la experiencia del usuario y </w:t>
+      </w:r>
+      <w:r>
+        <w:rPr>
+          <w:rStyle w:val="Textoennegrita"/>
+          <w:rFonts w:eastAsiaTheme="majorEastAsia"/>
+        </w:rPr>
+        <w:t>fomentando una mayor lealtad de marca</w:t>
+      </w:r>
+      <w:r>
+        <w:t>. Las redes sociales, las aplicaciones móviles y las plataformas en línea son canales clave en este nuevo paradigma de interacción cliente-empresa.</w:t>
       </w:r>
     </w:p>
     <w:p>
@@ -1067,347 +1205,12 @@
         <w:jc w:val="both"/>
       </w:pPr>
       <w:r>
-        <w:t xml:space="preserve">La integración de tecnologías digitales en los procesos productivos ha permitido a las empresas mejorar significativamente su eficiencia operativa. La automatización de tareas rutinarias y la implementación de </w:t>
-      </w:r>
-      <w:r>
-        <w:rPr>
-          <w:rStyle w:val="Textoennegrita"/>
-          <w:rFonts w:eastAsiaTheme="majorEastAsia"/>
-        </w:rPr>
-        <w:lastRenderedPageBreak/>
-        <w:t>sistemas de gestión inteligente</w:t>
-      </w:r>
-      <w:r>
-        <w:t xml:space="preserve"> reducen los errores, </w:t>
-      </w:r>
-      <w:r>
-        <w:rPr>
-          <w:rStyle w:val="Textoennegrita"/>
-          <w:rFonts w:eastAsiaTheme="majorEastAsia"/>
-        </w:rPr>
-        <w:t>minimizan</w:t>
-      </w:r>
-      <w:r>
-        <w:t xml:space="preserve"> los tiempos de inactividad y </w:t>
-      </w:r>
-      <w:r>
-        <w:rPr>
-          <w:rStyle w:val="Textoennegrita"/>
-          <w:rFonts w:eastAsiaTheme="majorEastAsia"/>
-        </w:rPr>
-        <w:t>aceleran</w:t>
-      </w:r>
-      <w:r>
-        <w:t xml:space="preserve"> la producción, lo cual se traduce en una </w:t>
-      </w:r>
-      <w:r>
-        <w:rPr>
-          <w:rStyle w:val="Textoennegrita"/>
-          <w:rFonts w:eastAsiaTheme="majorEastAsia"/>
-        </w:rPr>
-        <w:t>mayor productividad</w:t>
-      </w:r>
-      <w:r>
-        <w:t xml:space="preserve"> y </w:t>
-      </w:r>
-      <w:r>
-        <w:rPr>
-          <w:rStyle w:val="Textoennegrita"/>
-          <w:rFonts w:eastAsiaTheme="majorEastAsia"/>
-        </w:rPr>
-        <w:t>reducción de costos</w:t>
-      </w:r>
-      <w:r>
-        <w:t>.</w:t>
-      </w:r>
-    </w:p>
-    <w:p>
-      <w:pPr>
-        <w:pStyle w:val="Ttulo3"/>
-        <w:jc w:val="both"/>
-        <w:rPr>
-          <w:sz w:val="36"/>
-          <w:lang w:val="es-ES"/>
-        </w:rPr>
-      </w:pPr>
-      <w:r>
-        <w:t>2.- Innovación en Productos y Servicios.</w:t>
-      </w:r>
-    </w:p>
-    <w:p>
-      <w:pPr>
-        <w:pStyle w:val="NormalWeb"/>
-        <w:jc w:val="both"/>
-      </w:pPr>
-      <w:r>
-        <w:t xml:space="preserve">La digitalización ha abierto nuevas vías para la </w:t>
-      </w:r>
-      <w:r>
-        <w:rPr>
-          <w:rStyle w:val="Textoennegrita"/>
-          <w:rFonts w:eastAsiaTheme="majorEastAsia"/>
-        </w:rPr>
-        <w:t>innovación</w:t>
-      </w:r>
-      <w:r>
-        <w:t xml:space="preserve">, permitiendo a las empresas desarrollar productos y servicios </w:t>
-      </w:r>
-      <w:r>
-        <w:rPr>
-          <w:rStyle w:val="Textoennegrita"/>
-          <w:rFonts w:eastAsiaTheme="majorEastAsia"/>
-        </w:rPr>
-        <w:t>altamente personalizados</w:t>
-      </w:r>
-      <w:r>
-        <w:t xml:space="preserve">. La capacidad de recoger y analizar grandes volúmenes de datos sobre las preferencias y comportamientos de los consumidores facilita la creación de </w:t>
-      </w:r>
-      <w:r>
-        <w:rPr>
-          <w:rStyle w:val="Textoennegrita"/>
-          <w:rFonts w:eastAsiaTheme="majorEastAsia"/>
-        </w:rPr>
-        <w:t>ofertas</w:t>
-      </w:r>
-      <w:r>
-        <w:t xml:space="preserve"> </w:t>
-      </w:r>
-      <w:r>
-        <w:rPr>
-          <w:rStyle w:val="Textoennegrita"/>
-          <w:rFonts w:eastAsiaTheme="majorEastAsia"/>
-        </w:rPr>
-        <w:t>más alineadas</w:t>
-      </w:r>
-      <w:r>
-        <w:t xml:space="preserve"> con las necesidades del mercado.</w:t>
-      </w:r>
-    </w:p>
-    <w:p>
-      <w:pPr>
-        <w:pStyle w:val="Ttulo3"/>
-        <w:jc w:val="both"/>
-        <w:rPr>
-          <w:sz w:val="36"/>
-          <w:lang w:val="es-ES"/>
-        </w:rPr>
-      </w:pPr>
-      <w:r>
-        <w:t>3.- Cadenas de Suministro Inteligentes.</w:t>
-      </w:r>
-    </w:p>
-    <w:p>
-      <w:pPr>
-        <w:pStyle w:val="NormalWeb"/>
-        <w:jc w:val="both"/>
-      </w:pPr>
-      <w:r>
-        <w:t xml:space="preserve">La adopción de tecnologías digitales en la logística y la cadena de suministro ha mejorado la </w:t>
-      </w:r>
-      <w:r>
-        <w:rPr>
-          <w:rStyle w:val="Textoennegrita"/>
-          <w:rFonts w:eastAsiaTheme="majorEastAsia"/>
-        </w:rPr>
-        <w:t>transparencia</w:t>
-      </w:r>
-      <w:r>
-        <w:t xml:space="preserve">, la </w:t>
-      </w:r>
-      <w:r>
-        <w:rPr>
-          <w:rStyle w:val="Textoennegrita"/>
-          <w:rFonts w:eastAsiaTheme="majorEastAsia"/>
-        </w:rPr>
-        <w:t>trazabilidad</w:t>
-      </w:r>
-      <w:r>
-        <w:t xml:space="preserve"> y la </w:t>
-      </w:r>
-      <w:r>
-        <w:rPr>
-          <w:rStyle w:val="Textoennegrita"/>
-          <w:rFonts w:eastAsiaTheme="majorEastAsia"/>
-        </w:rPr>
-        <w:t>eficiencia</w:t>
-      </w:r>
-      <w:r>
-        <w:t xml:space="preserve"> de estos procesos. La utilización de sensores </w:t>
-      </w:r>
-      <w:proofErr w:type="spellStart"/>
-      <w:r>
-        <w:rPr>
-          <w:rStyle w:val="Textoennegrita"/>
-          <w:rFonts w:eastAsiaTheme="majorEastAsia"/>
-        </w:rPr>
-        <w:t>IoT</w:t>
-      </w:r>
-      <w:proofErr w:type="spellEnd"/>
-      <w:r>
-        <w:t xml:space="preserve">, la </w:t>
-      </w:r>
-      <w:r>
-        <w:rPr>
-          <w:rStyle w:val="Textoennegrita"/>
-          <w:rFonts w:eastAsiaTheme="majorEastAsia"/>
-          <w:u w:val="single"/>
-        </w:rPr>
-        <w:t>analítica de datos</w:t>
-      </w:r>
-      <w:r>
-        <w:t xml:space="preserve"> </w:t>
-      </w:r>
-      <w:r>
-        <w:t xml:space="preserve">y la </w:t>
-      </w:r>
-      <w:r>
-        <w:rPr>
-          <w:rStyle w:val="Textoennegrita"/>
-          <w:rFonts w:eastAsiaTheme="majorEastAsia"/>
-          <w:u w:val="single"/>
-        </w:rPr>
-        <w:t>inteligencia artificial</w:t>
-      </w:r>
-      <w:r>
-        <w:t xml:space="preserve"> </w:t>
-      </w:r>
-      <w:r>
-        <w:t xml:space="preserve">permite a las empresas prever demandas, gestionar inventarios de manera más eficaz y </w:t>
-      </w:r>
-      <w:r>
-        <w:rPr>
-          <w:rStyle w:val="Textoennegrita"/>
-          <w:rFonts w:eastAsiaTheme="majorEastAsia"/>
-        </w:rPr>
-        <w:t>responder de manera proactiva</w:t>
-      </w:r>
-      <w:r>
-        <w:t xml:space="preserve"> a los cambios en el mercado.</w:t>
-      </w:r>
-    </w:p>
-    <w:p>
-      <w:pPr>
-        <w:pStyle w:val="Ttulo3"/>
-        <w:jc w:val="both"/>
-        <w:rPr>
-          <w:sz w:val="36"/>
-          <w:lang w:val="es-ES"/>
-        </w:rPr>
-      </w:pPr>
-      <w:r>
-        <w:t>4.- Modelos de Negocio Disruptivos.</w:t>
-      </w:r>
-    </w:p>
-    <w:p>
-      <w:pPr>
-        <w:pStyle w:val="NormalWeb"/>
-        <w:jc w:val="both"/>
-      </w:pPr>
-      <w:r>
-        <w:t xml:space="preserve">La digitalización ha sido el catalizador de modelos de negocio disruptivos que han cambiado industrias enteras. </w:t>
-      </w:r>
-      <w:r>
-        <w:rPr>
-          <w:rStyle w:val="Textoennegrita"/>
-          <w:rFonts w:eastAsiaTheme="majorEastAsia"/>
-        </w:rPr>
-        <w:t>Plataformas de economía colaborativa</w:t>
-      </w:r>
-      <w:r>
-        <w:t xml:space="preserve">, </w:t>
-      </w:r>
-      <w:r>
-        <w:rPr>
-          <w:rStyle w:val="Textoennegrita"/>
-          <w:rFonts w:eastAsiaTheme="majorEastAsia"/>
-        </w:rPr>
-        <w:t>servicios basados en suscripción</w:t>
-      </w:r>
-      <w:r>
-        <w:t xml:space="preserve"> y </w:t>
-      </w:r>
-      <w:r>
-        <w:rPr>
-          <w:rStyle w:val="Textoennegrita"/>
-          <w:rFonts w:eastAsiaTheme="majorEastAsia"/>
-        </w:rPr>
-        <w:t>ecosistemas digitales</w:t>
-      </w:r>
-      <w:r>
-        <w:t xml:space="preserve"> son ejemplos de cómo las empresas utilizan la tecnología para ofrecer valor de nuevas maneras, a menudo desplazando a los actores tradicionales.</w:t>
-      </w:r>
-    </w:p>
-    <w:p>
-      <w:pPr>
-        <w:pStyle w:val="Ttulo3"/>
-        <w:jc w:val="both"/>
-        <w:rPr>
-          <w:sz w:val="36"/>
-          <w:lang w:val="es-ES"/>
-        </w:rPr>
-      </w:pPr>
-      <w:r>
-        <w:t>5.- Interacción con el Cliente y Experiencia del Usuario.</w:t>
-      </w:r>
-    </w:p>
-    <w:p>
-      <w:pPr>
-        <w:pStyle w:val="NormalWeb"/>
-        <w:jc w:val="both"/>
-      </w:pPr>
-      <w:r>
-        <w:t xml:space="preserve">La transformación digital ha cambiado la forma en que </w:t>
-      </w:r>
-      <w:r>
-        <w:rPr>
-          <w:rStyle w:val="Textoennegrita"/>
-          <w:rFonts w:eastAsiaTheme="majorEastAsia"/>
-        </w:rPr>
-        <w:t>las empresas se relacionan con sus clientes</w:t>
-      </w:r>
-      <w:r>
-        <w:t xml:space="preserve">. Las herramientas digitales permiten una comunicación </w:t>
-      </w:r>
-      <w:r>
-        <w:rPr>
-          <w:rStyle w:val="Textoennegrita"/>
-          <w:rFonts w:eastAsiaTheme="majorEastAsia"/>
-        </w:rPr>
-        <w:t>más directa</w:t>
-      </w:r>
-      <w:r>
-        <w:t xml:space="preserve"> y </w:t>
-      </w:r>
-      <w:r>
-        <w:rPr>
-          <w:rStyle w:val="Textoennegrita"/>
-          <w:rFonts w:eastAsiaTheme="majorEastAsia"/>
-        </w:rPr>
-        <w:t>personalizada</w:t>
-      </w:r>
-      <w:r>
-        <w:t xml:space="preserve">, mejorando la experiencia del usuario y </w:t>
-      </w:r>
-      <w:r>
-        <w:rPr>
-          <w:rStyle w:val="Textoennegrita"/>
-          <w:rFonts w:eastAsiaTheme="majorEastAsia"/>
-        </w:rPr>
-        <w:t>fomentando una mayor lealtad de marca</w:t>
-      </w:r>
-      <w:r>
-        <w:t>. Las redes sociales, las aplicaciones móviles y las plataformas en línea son canales clave en este nuevo paradigma de interacción cliente-empresa.</w:t>
-      </w:r>
-    </w:p>
-    <w:p>
-      <w:pPr>
-        <w:pStyle w:val="NormalWeb"/>
-        <w:jc w:val="both"/>
-      </w:pPr>
-      <w:r>
+        <w:rPr>
+          <w:noProof/>
+        </w:rPr>
         <w:drawing>
-          <wp:inline distT="0" distB="0" distL="0" distR="0" wp14:anchorId="6D28A128" wp14:editId="543F7EEA">
-            <wp:extent cx="6400800" cy="1812925"/>
+          <wp:inline distT="0" distB="0" distL="0" distR="0" wp14:anchorId="6D28A128" wp14:editId="390F4AFD">
+            <wp:extent cx="6135130" cy="1812925"/>
             <wp:effectExtent l="0" t="0" r="0" b="3175"/>
             <wp:docPr id="1964257602" name="Imagen 1" descr="Texto&#10;&#10;El contenido generado por IA puede ser incorrecto."/>
             <wp:cNvGraphicFramePr>
@@ -1420,20 +1223,29 @@
                     <pic:cNvPr id="1964257602" name="Imagen 1" descr="Texto&#10;&#10;El contenido generado por IA puede ser incorrecto."/>
                     <pic:cNvPicPr/>
                   </pic:nvPicPr>
-                  <pic:blipFill>
+                  <pic:blipFill rotWithShape="1">
                     <a:blip r:embed="rId12"/>
+                    <a:srcRect l="4150"/>
                     <a:stretch>
                       <a:fillRect/>
                     </a:stretch>
                   </pic:blipFill>
-                  <pic:spPr>
+                  <pic:spPr bwMode="auto">
                     <a:xfrm>
                       <a:off x="0" y="0"/>
-                      <a:ext cx="6400800" cy="1812925"/>
+                      <a:ext cx="6135130" cy="1812925"/>
                     </a:xfrm>
                     <a:prstGeom prst="rect">
                       <a:avLst/>
                     </a:prstGeom>
+                    <a:ln>
+                      <a:noFill/>
+                    </a:ln>
+                    <a:extLst>
+                      <a:ext uri="{53640926-AAD7-44D8-BBD7-CCE9431645EC}">
+                        <a14:shadowObscured xmlns:a14="http://schemas.microsoft.com/office/drawing/2010/main"/>
+                      </a:ext>
+                    </a:extLst>
                   </pic:spPr>
                 </pic:pic>
               </a:graphicData>
@@ -1452,7 +1264,6 @@
         </w:rPr>
       </w:pPr>
       <w:r>
-        <w:lastRenderedPageBreak/>
         <w:t>2.- La Digitalización en la Organización Empresarial.</w:t>
       </w:r>
     </w:p>
@@ -1475,6 +1286,7 @@
         </w:rPr>
       </w:pPr>
       <w:r>
+        <w:lastRenderedPageBreak/>
         <w:t>2.1.- La Transformación Digital y su impacto en la Estructura Organizativa.</w:t>
       </w:r>
     </w:p>
@@ -1484,10 +1296,7 @@
         <w:jc w:val="both"/>
       </w:pPr>
       <w:r>
-        <w:t xml:space="preserve">La </w:t>
-      </w:r>
-      <w:r>
-        <w:t xml:space="preserve">digitalización en la organización empresarial representa una </w:t>
+        <w:t xml:space="preserve">La digitalización en la organización empresarial representa una </w:t>
       </w:r>
       <w:r>
         <w:rPr>
@@ -1518,162 +1327,6 @@
       </w:r>
       <w:r>
         <w:t xml:space="preserve"> en el ámbito empresarial y cómo las organizaciones pueden navegar este cambio transformador:</w:t>
-      </w:r>
-    </w:p>
-    <w:p>
-      <w:pPr>
-        <w:pStyle w:val="Ttulo3"/>
-        <w:jc w:val="both"/>
-      </w:pPr>
-      <w:r>
-        <w:t>Estructuras más flexibles</w:t>
-      </w:r>
-    </w:p>
-    <w:p>
-      <w:pPr>
-        <w:pStyle w:val="NormalWeb"/>
-        <w:jc w:val="both"/>
-      </w:pPr>
-      <w:r>
-        <w:t xml:space="preserve">La transformación digital promueve estructuras organizativas más planas y flexibles, facilitando la agilidad en la toma de decisiones y una respuesta más rápida a las oportunidades y desafíos del mercado. Las jerarquías tradicionales dan paso a </w:t>
-      </w:r>
-      <w:r>
-        <w:rPr>
-          <w:rStyle w:val="Textoennegrita"/>
-          <w:rFonts w:eastAsiaTheme="majorEastAsia"/>
-        </w:rPr>
-        <w:t>equipos multidisciplinarios</w:t>
-      </w:r>
-      <w:r>
-        <w:t xml:space="preserve"> con capacidad para trabajar de manera autónoma, fomentando la innovación y la creatividad.</w:t>
-      </w:r>
-    </w:p>
-    <w:p>
-      <w:pPr>
-        <w:pStyle w:val="Ttulo3"/>
-        <w:jc w:val="both"/>
-      </w:pPr>
-      <w:r>
-        <w:t>Cambio en la Cultura Organizacional</w:t>
-      </w:r>
-    </w:p>
-    <w:p>
-      <w:pPr>
-        <w:pStyle w:val="NormalWeb"/>
-        <w:jc w:val="both"/>
-      </w:pPr>
-      <w:r>
-        <w:t>La adaptación exitosa a la digitalización exige un cambio cultural profundo. Se valora cada vez más la mentalidad de crecimiento, la capacidad de aprendizaje continuo y la disposición para el cambio. La cultura digital se caracteriza por su enfoque en la colaboración, la transparencia y la inclusión, donde el compartir conocimientos y la experimentación son fundamentales.</w:t>
-      </w:r>
-    </w:p>
-    <w:p>
-      <w:pPr>
-        <w:pStyle w:val="Ttulo3"/>
-        <w:jc w:val="both"/>
-      </w:pPr>
-      <w:r>
-        <w:t>Liderazgo Transformacional</w:t>
-      </w:r>
-    </w:p>
-    <w:p>
-      <w:pPr>
-        <w:pStyle w:val="NormalWeb"/>
-        <w:jc w:val="both"/>
-      </w:pPr>
-      <w:r>
-        <w:t>El papel del liderazgo es crucial en la gestión del cambio hacia la digitalización. Se requieren líderes que no solo entiendan las tecnologías digitales, sino que también sean capaces de inspirar, motivar y guiar a sus equipos a través de la transformación. El liderazgo transformacional se convierte en un pilar para cultivar una visión compartida y promover una cultura de adaptación y aprendizaje.</w:t>
-      </w:r>
-    </w:p>
-    <w:p>
-      <w:pPr>
-        <w:pStyle w:val="Ttulo3"/>
-        <w:jc w:val="both"/>
-      </w:pPr>
-      <w:r>
-        <w:t>Desarrollo de Competencias Digitales</w:t>
-      </w:r>
-    </w:p>
-    <w:p>
-      <w:pPr>
-        <w:pStyle w:val="NormalWeb"/>
-        <w:jc w:val="both"/>
-      </w:pPr>
-      <w:r>
-        <w:t>Una estrategia de digitalización efectiva incluye el desarrollo de competencias digitales en toda la organización. Esto implica tanto la capacitación en herramientas y tecnologías específicas como el fomento de habilidades blandas relacionadas con la gestión del cambio, la comunicación efectiva en entornos virtuales y el pensamiento crítico.</w:t>
-      </w:r>
-    </w:p>
-    <w:p>
-      <w:pPr>
-        <w:pStyle w:val="Ttulo3"/>
-        <w:jc w:val="both"/>
-      </w:pPr>
-      <w:r>
-        <w:lastRenderedPageBreak/>
-        <w:t>Medición y Evaluación del Impacto Digital</w:t>
-      </w:r>
-    </w:p>
-    <w:p>
-      <w:pPr>
-        <w:pStyle w:val="NormalWeb"/>
-        <w:jc w:val="both"/>
-      </w:pPr>
-      <w:r>
-        <w:t>Para garantizar la efectividad de la transformación digital, las empresas deben establecer sistemas de medición y evaluación que permitan monitorear el impacto de las iniciativas digitales en la organización. Esto incluye indicadores de rendimiento relacionados con la productividad, la eficiencia, la satisfacción del cliente y el clima organizacional.</w:t>
-      </w:r>
-    </w:p>
-    <w:p>
-      <w:pPr>
-        <w:pStyle w:val="Ttulo2"/>
-        <w:jc w:val="both"/>
-        <w:rPr>
-          <w:sz w:val="48"/>
-          <w:lang w:val="es-ES"/>
-        </w:rPr>
-      </w:pPr>
-      <w:r>
-        <w:t>2.2.- Ventajas y Desafíos de la Digitalización para las Empresas.</w:t>
-      </w:r>
-    </w:p>
-    <w:p>
-      <w:pPr>
-        <w:pStyle w:val="NormalWeb"/>
-        <w:jc w:val="both"/>
-      </w:pPr>
-      <w:r>
-        <w:t xml:space="preserve">La era digital ha transformado el panorama empresarial, ofreciendo </w:t>
-      </w:r>
-      <w:r>
-        <w:rPr>
-          <w:rStyle w:val="Textoennegrita"/>
-          <w:rFonts w:eastAsiaTheme="majorEastAsia"/>
-        </w:rPr>
-        <w:t>oportunidades sin precedentes para el crecimiento y la innovación</w:t>
-      </w:r>
-      <w:r>
-        <w:t xml:space="preserve">. Sin embargo, este camino viene acompañado de </w:t>
-      </w:r>
-      <w:r>
-        <w:rPr>
-          <w:rStyle w:val="Textoennegrita"/>
-          <w:rFonts w:eastAsiaTheme="majorEastAsia"/>
-        </w:rPr>
-        <w:t>desafíos significativos</w:t>
-      </w:r>
-      <w:r>
-        <w:t xml:space="preserve"> que las empresas deben enfrentar para aprovechar al máximo el potencial de la digitalización. Exploremos las principales ventajas y los desafíos de este proceso revolucionario:</w:t>
-      </w:r>
-    </w:p>
-    <w:p>
-      <w:pPr>
-        <w:pStyle w:val="Ttulo3"/>
-        <w:jc w:val="both"/>
-        <w:rPr>
-          <w:sz w:val="27"/>
-          <w:lang w:val="es-ES"/>
-        </w:rPr>
-      </w:pPr>
-      <w:r>
-        <w:t>Ventajas de la Digitalización</w:t>
       </w:r>
     </w:p>
     <w:p>
@@ -1681,32 +1334,39 @@
         <w:pStyle w:val="Prrafodelista"/>
         <w:numPr>
           <w:ilvl w:val="0"/>
-          <w:numId w:val="44"/>
+          <w:numId w:val="48"/>
         </w:numPr>
-        <w:rPr>
-          <w:sz w:val="36"/>
-          <w:lang w:val="es-ES"/>
-        </w:rPr>
-      </w:pPr>
-      <w:r>
         <w:rPr>
           <w:b/>
           <w:bCs/>
         </w:rPr>
-        <w:t>Eficiencia Operativa</w:t>
-      </w:r>
+      </w:pPr>
       <w:r>
         <w:rPr>
           <w:b/>
           <w:bCs/>
         </w:rPr>
-        <w:t>:</w:t>
-      </w:r>
-      <w:r>
-        <w:t xml:space="preserve"> </w:t>
-      </w:r>
-      <w:r>
-        <w:t>La automatización de procesos a través de soluciones digitales reduce errores humanos y tiempos de operación, aumentando significativamente la productividad.</w:t>
+        <w:t>Estructuras más flexibles</w:t>
+      </w:r>
+      <w:r>
+        <w:rPr>
+          <w:b/>
+          <w:bCs/>
+        </w:rPr>
+        <w:t xml:space="preserve">: </w:t>
+      </w:r>
+      <w:r>
+        <w:t xml:space="preserve">La transformación digital promueve estructuras organizativas más planas y flexibles, facilitando la agilidad en la toma de decisiones y una respuesta más rápida a las oportunidades y desafíos del mercado. Las jerarquías tradicionales dan paso a </w:t>
+      </w:r>
+      <w:r>
+        <w:rPr>
+          <w:rStyle w:val="Textoennegrita"/>
+          <w:rFonts w:eastAsiaTheme="majorEastAsia"/>
+        </w:rPr>
+        <w:t>equipos multidisciplinarios</w:t>
+      </w:r>
+      <w:r>
+        <w:t xml:space="preserve"> con capacidad para trabajar de manera autónoma, fomentando la innovación y la creatividad.</w:t>
       </w:r>
     </w:p>
     <w:p>
@@ -1714,7 +1374,220 @@
         <w:pStyle w:val="Prrafodelista"/>
         <w:numPr>
           <w:ilvl w:val="0"/>
-          <w:numId w:val="44"/>
+          <w:numId w:val="48"/>
+        </w:numPr>
+        <w:rPr>
+          <w:b/>
+          <w:bCs/>
+        </w:rPr>
+      </w:pPr>
+      <w:r>
+        <w:rPr>
+          <w:b/>
+          <w:bCs/>
+        </w:rPr>
+        <w:t>Cambio en la Cultura Organizacional</w:t>
+      </w:r>
+      <w:r>
+        <w:rPr>
+          <w:b/>
+          <w:bCs/>
+        </w:rPr>
+        <w:t xml:space="preserve">: </w:t>
+      </w:r>
+      <w:r>
+        <w:t>La adaptación exitosa a la digitalización exige un cambio cultural profundo. Se valora cada vez más la mentalidad de crecimiento, la capacidad de aprendizaje continuo y la disposición para el cambio. La cultura digital se caracteriza por su enfoque en la colaboración, la transparencia y la inclusión, donde el compartir conocimientos y la experimentación son fundamentales.</w:t>
+      </w:r>
+    </w:p>
+    <w:p>
+      <w:pPr>
+        <w:pStyle w:val="Prrafodelista"/>
+        <w:numPr>
+          <w:ilvl w:val="0"/>
+          <w:numId w:val="48"/>
+        </w:numPr>
+        <w:rPr>
+          <w:b/>
+          <w:bCs/>
+        </w:rPr>
+      </w:pPr>
+      <w:r>
+        <w:rPr>
+          <w:b/>
+          <w:bCs/>
+        </w:rPr>
+        <w:t>Liderazgo Transformacional</w:t>
+      </w:r>
+      <w:r>
+        <w:rPr>
+          <w:b/>
+          <w:bCs/>
+        </w:rPr>
+        <w:t xml:space="preserve">: </w:t>
+      </w:r>
+      <w:r>
+        <w:t>El papel del liderazgo es crucial en la gestión del cambio hacia la digitalización. Se requieren líderes que no solo entiendan las tecnologías digitales, sino que también sean capaces de inspirar, motivar y guiar a sus equipos a través de la transformación. El liderazgo transformacional se convierte en un pilar para cultivar una visión compartida y promover una cultura de adaptación y aprendizaje.</w:t>
+      </w:r>
+    </w:p>
+    <w:p>
+      <w:pPr>
+        <w:pStyle w:val="Prrafodelista"/>
+        <w:numPr>
+          <w:ilvl w:val="0"/>
+          <w:numId w:val="48"/>
+        </w:numPr>
+        <w:rPr>
+          <w:b/>
+          <w:bCs/>
+        </w:rPr>
+      </w:pPr>
+      <w:r>
+        <w:rPr>
+          <w:b/>
+          <w:bCs/>
+        </w:rPr>
+        <w:t>Desarrollo de Competencias Digitales</w:t>
+      </w:r>
+      <w:r>
+        <w:rPr>
+          <w:b/>
+          <w:bCs/>
+        </w:rPr>
+        <w:t xml:space="preserve">: </w:t>
+      </w:r>
+      <w:r>
+        <w:t>Una estrategia de digitalización efectiva incluye el desarrollo de competencias digitales en toda la organización. Esto implica tanto la capacitación en herramientas y tecnologías específicas como el fomento de habilidades blandas relacionadas con la gestión del cambio, la comunicación efectiva en entornos virtuales y el pensamiento crítico.</w:t>
+      </w:r>
+    </w:p>
+    <w:p>
+      <w:pPr>
+        <w:pStyle w:val="Prrafodelista"/>
+        <w:numPr>
+          <w:ilvl w:val="0"/>
+          <w:numId w:val="48"/>
+        </w:numPr>
+        <w:rPr>
+          <w:b/>
+          <w:bCs/>
+        </w:rPr>
+      </w:pPr>
+      <w:r>
+        <w:rPr>
+          <w:b/>
+          <w:bCs/>
+        </w:rPr>
+        <w:t>Medición y Evaluación del Impacto Digital</w:t>
+      </w:r>
+      <w:r>
+        <w:rPr>
+          <w:b/>
+          <w:bCs/>
+        </w:rPr>
+        <w:t xml:space="preserve">: </w:t>
+      </w:r>
+      <w:r>
+        <w:t>Para garantizar la efectividad de la transformación digital, las empresas deben establecer sistemas de medición y evaluación que permitan monitorear el impacto de las iniciativas digitales en la organización. Esto incluye indicadores de rendimiento relacionados con la productividad, la eficiencia, la satisfacción del cliente y el clima organizacional.</w:t>
+      </w:r>
+    </w:p>
+    <w:p>
+      <w:pPr>
+        <w:pStyle w:val="Ttulo2"/>
+        <w:jc w:val="both"/>
+        <w:rPr>
+          <w:sz w:val="48"/>
+          <w:lang w:val="es-ES"/>
+        </w:rPr>
+      </w:pPr>
+      <w:r>
+        <w:t>2.2.- Ventajas y Desafíos de la Digitalización para las Empresas.</w:t>
+      </w:r>
+    </w:p>
+    <w:p>
+      <w:pPr>
+        <w:pStyle w:val="NormalWeb"/>
+        <w:jc w:val="both"/>
+      </w:pPr>
+      <w:r>
+        <w:t xml:space="preserve">La era digital ha transformado el panorama empresarial, ofreciendo </w:t>
+      </w:r>
+      <w:r>
+        <w:rPr>
+          <w:rStyle w:val="Textoennegrita"/>
+          <w:rFonts w:eastAsiaTheme="majorEastAsia"/>
+        </w:rPr>
+        <w:t>oportunidades sin precedentes para el crecimiento y la innovación</w:t>
+      </w:r>
+      <w:r>
+        <w:t xml:space="preserve">. Sin embargo, este camino viene acompañado de </w:t>
+      </w:r>
+      <w:r>
+        <w:rPr>
+          <w:rStyle w:val="Textoennegrita"/>
+          <w:rFonts w:eastAsiaTheme="majorEastAsia"/>
+        </w:rPr>
+        <w:t>desafíos significativos</w:t>
+      </w:r>
+      <w:r>
+        <w:t xml:space="preserve"> que las empresas deben enfrentar para aprovechar al máximo el potencial de la digitalización. Exploremos las principales ventajas y los desafíos de este proceso revolucionario:</w:t>
+      </w:r>
+    </w:p>
+    <w:p>
+      <w:pPr>
+        <w:rPr>
+          <w:b/>
+          <w:bCs/>
+          <w:sz w:val="27"/>
+          <w:lang w:val="es-ES"/>
+        </w:rPr>
+      </w:pPr>
+      <w:r>
+        <w:rPr>
+          <w:b/>
+          <w:bCs/>
+        </w:rPr>
+        <w:t>Ventajas de la Digitalización</w:t>
+      </w:r>
+    </w:p>
+    <w:p>
+      <w:pPr>
+        <w:pStyle w:val="Prrafodelista"/>
+        <w:numPr>
+          <w:ilvl w:val="0"/>
+          <w:numId w:val="51"/>
+        </w:numPr>
+        <w:rPr>
+          <w:sz w:val="36"/>
+          <w:lang w:val="es-ES"/>
+        </w:rPr>
+      </w:pPr>
+      <w:r>
+        <w:rPr>
+          <w:b/>
+          <w:bCs/>
+        </w:rPr>
+        <w:lastRenderedPageBreak/>
+        <w:t>Eficiencia Operativa</w:t>
+      </w:r>
+      <w:r>
+        <w:rPr>
+          <w:b/>
+          <w:bCs/>
+        </w:rPr>
+        <w:t>:</w:t>
+      </w:r>
+      <w:r>
+        <w:t xml:space="preserve"> </w:t>
+      </w:r>
+      <w:r>
+        <w:t>La automatización de procesos a través de soluciones digitales reduce errores humanos y tiempos de operación, aumentando significativamente la productividad.</w:t>
+      </w:r>
+    </w:p>
+    <w:p>
+      <w:pPr>
+        <w:pStyle w:val="Prrafodelista"/>
+        <w:numPr>
+          <w:ilvl w:val="0"/>
+          <w:numId w:val="51"/>
         </w:numPr>
         <w:rPr>
           <w:b/>
@@ -1758,7 +1631,7 @@
         <w:pStyle w:val="Prrafodelista"/>
         <w:numPr>
           <w:ilvl w:val="0"/>
-          <w:numId w:val="46"/>
+          <w:numId w:val="51"/>
         </w:numPr>
         <w:rPr>
           <w:b/>
@@ -1790,7 +1663,7 @@
         <w:pStyle w:val="Prrafodelista"/>
         <w:numPr>
           <w:ilvl w:val="0"/>
-          <w:numId w:val="46"/>
+          <w:numId w:val="51"/>
         </w:numPr>
         <w:rPr>
           <w:b/>
@@ -1822,7 +1695,7 @@
         <w:pStyle w:val="Prrafodelista"/>
         <w:numPr>
           <w:ilvl w:val="0"/>
-          <w:numId w:val="46"/>
+          <w:numId w:val="51"/>
         </w:numPr>
         <w:rPr>
           <w:b/>
@@ -1851,10 +1724,16 @@
     </w:p>
     <w:p>
       <w:pPr>
-        <w:pStyle w:val="Ttulo3"/>
-        <w:jc w:val="both"/>
-      </w:pPr>
-      <w:r>
+        <w:rPr>
+          <w:b/>
+          <w:bCs/>
+        </w:rPr>
+      </w:pPr>
+      <w:r>
+        <w:rPr>
+          <w:b/>
+          <w:bCs/>
+        </w:rPr>
         <w:t>Desafíos de la Digitalización</w:t>
       </w:r>
     </w:p>
@@ -2005,7 +1884,6 @@
           <w:b/>
           <w:bCs/>
         </w:rPr>
-        <w:lastRenderedPageBreak/>
         <w:t>Regulación y cumplimiento</w:t>
       </w:r>
       <w:r>
@@ -2072,6 +1950,9 @@
         <w:jc w:val="both"/>
       </w:pPr>
       <w:r>
+        <w:rPr>
+          <w:noProof/>
+        </w:rPr>
         <w:drawing>
           <wp:inline distT="0" distB="0" distL="0" distR="0" wp14:anchorId="17600438" wp14:editId="12AF506A">
             <wp:extent cx="6396380" cy="897255"/>
@@ -2123,7 +2004,16 @@
         <w:pStyle w:val="NormalWeb"/>
         <w:jc w:val="both"/>
       </w:pPr>
-      <w:r>
+    </w:p>
+    <w:p>
+      <w:pPr>
+        <w:pStyle w:val="NormalWeb"/>
+        <w:jc w:val="both"/>
+      </w:pPr>
+      <w:r>
+        <w:rPr>
+          <w:noProof/>
+        </w:rPr>
         <w:drawing>
           <wp:inline distT="0" distB="0" distL="0" distR="0" wp14:anchorId="2C336292" wp14:editId="00005CD7">
             <wp:extent cx="6400800" cy="2923800"/>
@@ -2238,7 +2128,6 @@
         <w:jc w:val="both"/>
       </w:pPr>
       <w:r>
-        <w:lastRenderedPageBreak/>
         <w:t xml:space="preserve">La fusión de </w:t>
       </w:r>
       <w:r>
@@ -2340,6 +2229,7 @@
         </w:rPr>
       </w:pPr>
       <w:r>
+        <w:lastRenderedPageBreak/>
         <w:t>3.1.- Definición de Tecnología de la Información (IT) y Tecnología de Operación (OT).</w:t>
       </w:r>
     </w:p>
@@ -2349,7 +2239,6 @@
         <w:jc w:val="both"/>
       </w:pPr>
       <w:r>
-        <w:br/>
         <w:t xml:space="preserve">En el camino hacia la transformación digital, es esencial entender los pilares tecnológicos sobre los que se construyen las operaciones modernas de las empresas. Dos conceptos fundamentales como hemos venido diciendo son, la </w:t>
       </w:r>
       <w:r>
@@ -2395,21 +2284,127 @@
     </w:p>
     <w:p>
       <w:pPr>
-        <w:pStyle w:val="Ttulo3"/>
+        <w:pStyle w:val="NormalWeb"/>
+        <w:numPr>
+          <w:ilvl w:val="0"/>
+          <w:numId w:val="52"/>
+        </w:numPr>
         <w:jc w:val="both"/>
-        <w:rPr>
-          <w:sz w:val="27"/>
-          <w:lang w:val="es-ES"/>
-        </w:rPr>
-      </w:pPr>
-      <w:r>
+      </w:pPr>
+      <w:r>
+        <w:t xml:space="preserve">La </w:t>
+      </w:r>
+      <w:r>
+        <w:rPr>
+          <w:rStyle w:val="Textoennegrita"/>
+          <w:rFonts w:eastAsiaTheme="majorEastAsia"/>
+        </w:rPr>
         <w:t>Tecnología de la Información (IT)</w:t>
+      </w:r>
+      <w:r>
+        <w:t xml:space="preserve"> se refiere al uso de sistemas computacionales, software y redes para procesar, almacenar y transmitir datos. </w:t>
+      </w:r>
+      <w:r>
+        <w:rPr>
+          <w:rStyle w:val="Textoennegrita"/>
+          <w:rFonts w:eastAsiaTheme="majorEastAsia"/>
+        </w:rPr>
+        <w:t>IT</w:t>
+      </w:r>
+      <w:r>
+        <w:t xml:space="preserve"> abarca una amplia gama de soluciones tecnológicas diseñadas para gestionar la información y facilitar la comunicación dentro de una organización y entre esta y el exterior. Este tipo de soluciones IT incluyen sistemas de gestión de bases de datos, redes de comunicación interna y externa, infraestructuras de ciberseguridad, y plataformas de software para la gestión empresarial.</w:t>
       </w:r>
     </w:p>
     <w:p>
       <w:pPr>
         <w:pStyle w:val="NormalWeb"/>
         <w:jc w:val="both"/>
+        <w:rPr>
+          <w:i/>
+          <w:iCs/>
+        </w:rPr>
+      </w:pPr>
+      <w:r>
+        <w:rPr>
+          <w:rStyle w:val="Textoennegrita"/>
+          <w:rFonts w:eastAsiaTheme="majorEastAsia"/>
+          <w:i/>
+          <w:iCs/>
+        </w:rPr>
+        <w:t>Ejemplo:</w:t>
+      </w:r>
+      <w:r>
+        <w:rPr>
+          <w:i/>
+          <w:iCs/>
+        </w:rPr>
+        <w:t xml:space="preserve"> Imaginemos una empresa que utiliza un sistema </w:t>
+      </w:r>
+      <w:r>
+        <w:rPr>
+          <w:rStyle w:val="Textoennegrita"/>
+          <w:rFonts w:eastAsiaTheme="majorEastAsia"/>
+          <w:i/>
+          <w:iCs/>
+        </w:rPr>
+        <w:t>CRM (</w:t>
+      </w:r>
+      <w:proofErr w:type="spellStart"/>
+      <w:r>
+        <w:rPr>
+          <w:rStyle w:val="Textoennegrita"/>
+          <w:rFonts w:eastAsiaTheme="majorEastAsia"/>
+          <w:i/>
+          <w:iCs/>
+        </w:rPr>
+        <w:t>Customer</w:t>
+      </w:r>
+      <w:proofErr w:type="spellEnd"/>
+      <w:r>
+        <w:rPr>
+          <w:rStyle w:val="Textoennegrita"/>
+          <w:rFonts w:eastAsiaTheme="majorEastAsia"/>
+          <w:i/>
+          <w:iCs/>
+        </w:rPr>
+        <w:t xml:space="preserve"> </w:t>
+      </w:r>
+      <w:proofErr w:type="spellStart"/>
+      <w:r>
+        <w:rPr>
+          <w:rStyle w:val="Textoennegrita"/>
+          <w:rFonts w:eastAsiaTheme="majorEastAsia"/>
+          <w:i/>
+          <w:iCs/>
+        </w:rPr>
+        <w:t>Relationship</w:t>
+      </w:r>
+      <w:proofErr w:type="spellEnd"/>
+      <w:r>
+        <w:rPr>
+          <w:rStyle w:val="Textoennegrita"/>
+          <w:rFonts w:eastAsiaTheme="majorEastAsia"/>
+          <w:i/>
+          <w:iCs/>
+        </w:rPr>
+        <w:t xml:space="preserve"> Management)</w:t>
+      </w:r>
+      <w:r>
+        <w:rPr>
+          <w:i/>
+          <w:iCs/>
+        </w:rPr>
+        <w:t xml:space="preserve"> para gestionar las interacciones con sus clientes. Este sistema IT permite a la empresa almacenar información detallada sobre los clientes, gestionar campañas de marketing, analizar tendencias de ventas y mejorar el servicio al cliente, todo ello a través de una interfaz digital.</w:t>
+      </w:r>
+    </w:p>
+    <w:p>
+      <w:pPr>
+        <w:pStyle w:val="NormalWeb"/>
+        <w:numPr>
+          <w:ilvl w:val="0"/>
+          <w:numId w:val="52"/>
+        </w:numPr>
+        <w:jc w:val="both"/>
       </w:pPr>
       <w:r>
         <w:t xml:space="preserve">La </w:t>
@@ -2419,20 +2414,20 @@
           <w:rStyle w:val="Textoennegrita"/>
           <w:rFonts w:eastAsiaTheme="majorEastAsia"/>
         </w:rPr>
-        <w:t>Tecnología de la Información (IT)</w:t>
-      </w:r>
-      <w:r>
-        <w:t xml:space="preserve"> se refiere al uso de sistemas computacionales, software y redes para procesar, almacenar y transmitir datos. </w:t>
+        <w:t>Tecnología de Operaciones (OT)</w:t>
+      </w:r>
+      <w:r>
+        <w:t xml:space="preserve"> implica el uso de hardware y software dedicado al control y monitoreo de dispositivos y procesos físicos. En sectores como la manufactura, la energía y el transporte, </w:t>
       </w:r>
       <w:r>
         <w:rPr>
           <w:rStyle w:val="Textoennegrita"/>
           <w:rFonts w:eastAsiaTheme="majorEastAsia"/>
         </w:rPr>
-        <w:t>IT</w:t>
-      </w:r>
-      <w:r>
-        <w:t xml:space="preserve"> abarca una amplia gama de soluciones tecnológicas diseñadas para gestionar la información y facilitar la comunicación dentro de una organización y entre esta y el exterior. Este tipo de soluciones IT incluyen sistemas de gestión de bases de datos, redes de comunicación interna y externa, infraestructuras de ciberseguridad, y plataformas de software para la gestión empresarial.</w:t>
+        <w:t>OT</w:t>
+      </w:r>
+      <w:r>
+        <w:t xml:space="preserve"> es crucial para asegurar la eficiencia y seguridad de las operaciones.</w:t>
       </w:r>
     </w:p>
     <w:p>
@@ -2458,6 +2453,23 @@
           <w:i/>
           <w:iCs/>
         </w:rPr>
+        <w:t xml:space="preserve"> Un ejemplo claro de OT son los sistemas </w:t>
+      </w:r>
+      <w:r>
+        <w:rPr>
+          <w:rStyle w:val="Textoennegrita"/>
+          <w:rFonts w:eastAsiaTheme="majorEastAsia"/>
+          <w:i/>
+          <w:iCs/>
+          <w:u w:val="single"/>
+        </w:rPr>
+        <w:t>SCADA</w:t>
+      </w:r>
+      <w:r>
+        <w:rPr>
+          <w:i/>
+          <w:iCs/>
+        </w:rPr>
         <w:t xml:space="preserve"> </w:t>
       </w:r>
       <w:r>
@@ -2465,203 +2477,25 @@
           <w:i/>
           <w:iCs/>
         </w:rPr>
-        <w:t xml:space="preserve">Imaginemos una empresa que utiliza un sistema </w:t>
-      </w:r>
-      <w:r>
-        <w:rPr>
-          <w:rStyle w:val="Textoennegrita"/>
-          <w:rFonts w:eastAsiaTheme="majorEastAsia"/>
-          <w:i/>
-          <w:iCs/>
-        </w:rPr>
-        <w:t>CRM (</w:t>
-      </w:r>
-      <w:proofErr w:type="spellStart"/>
-      <w:r>
-        <w:rPr>
-          <w:rStyle w:val="Textoennegrita"/>
-          <w:rFonts w:eastAsiaTheme="majorEastAsia"/>
-          <w:i/>
-          <w:iCs/>
-        </w:rPr>
-        <w:t>Customer</w:t>
-      </w:r>
-      <w:proofErr w:type="spellEnd"/>
-      <w:r>
-        <w:rPr>
-          <w:rStyle w:val="Textoennegrita"/>
-          <w:rFonts w:eastAsiaTheme="majorEastAsia"/>
-          <w:i/>
-          <w:iCs/>
-        </w:rPr>
-        <w:t xml:space="preserve"> </w:t>
-      </w:r>
-      <w:proofErr w:type="spellStart"/>
-      <w:r>
-        <w:rPr>
-          <w:rStyle w:val="Textoennegrita"/>
-          <w:rFonts w:eastAsiaTheme="majorEastAsia"/>
-          <w:i/>
-          <w:iCs/>
-        </w:rPr>
-        <w:t>Relationship</w:t>
-      </w:r>
-      <w:proofErr w:type="spellEnd"/>
-      <w:r>
-        <w:rPr>
-          <w:rStyle w:val="Textoennegrita"/>
-          <w:rFonts w:eastAsiaTheme="majorEastAsia"/>
-          <w:i/>
-          <w:iCs/>
-        </w:rPr>
-        <w:t xml:space="preserve"> Management)</w:t>
-      </w:r>
-      <w:r>
-        <w:rPr>
-          <w:i/>
-          <w:iCs/>
-        </w:rPr>
-        <w:t xml:space="preserve"> para gestionar las interacciones con sus clientes. Este sistema IT permite a la empresa almacenar información detallada sobre los clientes, gestionar campañas de marketing, analizar tendencias de ventas y mejorar el servicio al cliente, todo ello a través de una interfaz digital.</w:t>
-      </w:r>
-    </w:p>
-    <w:p>
-      <w:pPr>
-        <w:pStyle w:val="Ttulo3"/>
-        <w:jc w:val="both"/>
-        <w:rPr>
-          <w:sz w:val="27"/>
-          <w:lang w:val="es-ES"/>
-        </w:rPr>
-      </w:pPr>
-      <w:r>
-        <w:lastRenderedPageBreak/>
-        <w:t>Tecnología de Operaciones (OT):</w:t>
+        <w:t>en plantas de fabricación para monitorear y controlar los procesos de producción en tiempo real. Estos sistemas recopilan datos de sensores ubicados en la maquinaria para ajustar automáticamente las operaciones, optimizando la eficiencia y minimizando el riesgo de errores o accidentes.</w:t>
       </w:r>
     </w:p>
     <w:p>
       <w:pPr>
         <w:pStyle w:val="NormalWeb"/>
         <w:jc w:val="both"/>
-      </w:pPr>
-      <w:r>
-        <w:t xml:space="preserve">La </w:t>
-      </w:r>
-      <w:r>
-        <w:rPr>
-          <w:rStyle w:val="Textoennegrita"/>
-          <w:rFonts w:eastAsiaTheme="majorEastAsia"/>
-        </w:rPr>
-        <w:t>Tecnología de Operaciones (OT)</w:t>
-      </w:r>
-      <w:r>
-        <w:t xml:space="preserve"> implica el uso de hardware y software dedicado al control y monitoreo de dispositivos y procesos físicos. En sectores como la manufactura, la energía y el transporte, </w:t>
-      </w:r>
-      <w:r>
-        <w:rPr>
-          <w:rStyle w:val="Textoennegrita"/>
-          <w:rFonts w:eastAsiaTheme="majorEastAsia"/>
-        </w:rPr>
-        <w:t>OT</w:t>
-      </w:r>
-      <w:r>
-        <w:t xml:space="preserve"> es crucial para asegurar la eficiencia y seguridad de las operaciones.</w:t>
-      </w:r>
-    </w:p>
-    <w:p>
-      <w:pPr>
-        <w:pStyle w:val="NormalWeb"/>
-        <w:jc w:val="both"/>
-        <w:rPr>
-          <w:i/>
-          <w:iCs/>
-        </w:rPr>
-      </w:pPr>
-      <w:r>
-        <w:rPr>
-          <w:rStyle w:val="Textoennegrita"/>
-          <w:rFonts w:eastAsiaTheme="majorEastAsia"/>
-          <w:i/>
-          <w:iCs/>
-        </w:rPr>
-        <w:t>Ejemplo:</w:t>
-      </w:r>
-      <w:r>
-        <w:rPr>
-          <w:i/>
-          <w:iCs/>
-        </w:rPr>
-        <w:t xml:space="preserve"> </w:t>
-      </w:r>
-      <w:r>
-        <w:rPr>
-          <w:i/>
-          <w:iCs/>
-        </w:rPr>
-        <w:t xml:space="preserve">Un ejemplo claro de OT son los sistemas </w:t>
-      </w:r>
-      <w:r>
-        <w:rPr>
-          <w:rStyle w:val="Textoennegrita"/>
-          <w:rFonts w:eastAsiaTheme="majorEastAsia"/>
-          <w:i/>
-          <w:iCs/>
-          <w:u w:val="single"/>
-        </w:rPr>
-        <w:t>SCADA</w:t>
-      </w:r>
-      <w:r>
-        <w:rPr>
-          <w:i/>
-          <w:iCs/>
-        </w:rPr>
-        <w:t xml:space="preserve"> </w:t>
-      </w:r>
-      <w:r>
-        <w:rPr>
-          <w:i/>
-          <w:iCs/>
-        </w:rPr>
-        <w:t>en plantas de fabricación para monitorear y controlar los procesos de producción en tiempo real. Estos sistemas recopilan datos de sensores ubicados en la maquinaria para ajustar automáticamente las operaciones, optimizando la eficiencia y minimizando el riesgo de errores o accidentes.</w:t>
-      </w:r>
-    </w:p>
-    <w:p>
-      <w:pPr>
-        <w:pStyle w:val="NormalWeb"/>
-        <w:jc w:val="both"/>
-      </w:pPr>
-      <w:r>
-        <w:t xml:space="preserve">La convergencia de IT y OT es fundamental para las empresas que buscan digitalizar sus operaciones. La integración de estos sistemas permite una </w:t>
-      </w:r>
-      <w:r>
-        <w:rPr>
-          <w:rStyle w:val="Textoennegrita"/>
-          <w:rFonts w:eastAsiaTheme="majorEastAsia"/>
-        </w:rPr>
-        <w:t>comprensión completa</w:t>
-      </w:r>
-      <w:r>
-        <w:t xml:space="preserve"> y un </w:t>
-      </w:r>
-      <w:r>
-        <w:rPr>
-          <w:rStyle w:val="Textoennegrita"/>
-          <w:rFonts w:eastAsiaTheme="majorEastAsia"/>
-        </w:rPr>
-        <w:t>control más eficaz</w:t>
-      </w:r>
-      <w:r>
-        <w:t xml:space="preserve"> de las operaciones empresariales, desde la gestión de la información hasta el control de los procesos de producción. Por ejemplo, en una planta de fabricación inteligente, la integración de IT y OT puede permitir el análisis en tiempo real de los datos de producción (OT) a través de sistemas de análisis avanzados (IT), facilitando la toma de decisiones basada en datos para optimizar la producción y prevenir fallos.</w:t>
-      </w:r>
-    </w:p>
-    <w:p>
-      <w:pPr>
-        <w:pStyle w:val="NormalWeb"/>
-        <w:jc w:val="both"/>
-      </w:pPr>
-      <w:r>
+        <w:rPr>
+          <w:i/>
+          <w:iCs/>
+        </w:rPr>
+      </w:pPr>
+      <w:r>
+        <w:rPr>
+          <w:noProof/>
+        </w:rPr>
         <w:drawing>
-          <wp:inline distT="0" distB="0" distL="0" distR="0" wp14:anchorId="281F4F31" wp14:editId="3BF88F43">
-            <wp:extent cx="6400800" cy="2261235"/>
+          <wp:inline distT="0" distB="0" distL="0" distR="0" wp14:anchorId="393F657F" wp14:editId="50258F61">
+            <wp:extent cx="6122773" cy="2261235"/>
             <wp:effectExtent l="0" t="0" r="0" b="0"/>
             <wp:docPr id="1615135557" name="Imagen 1" descr="Interfaz de usuario gráfica, Texto, Aplicación&#10;&#10;El contenido generado por IA puede ser incorrecto."/>
             <wp:cNvGraphicFramePr>
@@ -2674,20 +2508,29 @@
                     <pic:cNvPr id="1615135557" name="Imagen 1" descr="Interfaz de usuario gráfica, Texto, Aplicación&#10;&#10;El contenido generado por IA puede ser incorrecto."/>
                     <pic:cNvPicPr/>
                   </pic:nvPicPr>
-                  <pic:blipFill>
+                  <pic:blipFill rotWithShape="1">
                     <a:blip r:embed="rId14"/>
+                    <a:srcRect l="4343"/>
                     <a:stretch>
                       <a:fillRect/>
                     </a:stretch>
                   </pic:blipFill>
-                  <pic:spPr>
+                  <pic:spPr bwMode="auto">
                     <a:xfrm>
                       <a:off x="0" y="0"/>
-                      <a:ext cx="6400800" cy="2261235"/>
+                      <a:ext cx="6122773" cy="2261235"/>
                     </a:xfrm>
                     <a:prstGeom prst="rect">
                       <a:avLst/>
                     </a:prstGeom>
+                    <a:ln>
+                      <a:noFill/>
+                    </a:ln>
+                    <a:extLst>
+                      <a:ext uri="{53640926-AAD7-44D8-BBD7-CCE9431645EC}">
+                        <a14:shadowObscured xmlns:a14="http://schemas.microsoft.com/office/drawing/2010/main"/>
+                      </a:ext>
+                    </a:extLst>
                   </pic:spPr>
                 </pic:pic>
               </a:graphicData>
@@ -2698,6 +2541,36 @@
     </w:p>
     <w:p>
       <w:pPr>
+        <w:pStyle w:val="NormalWeb"/>
+        <w:jc w:val="both"/>
+      </w:pPr>
+      <w:r>
+        <w:lastRenderedPageBreak/>
+        <w:t xml:space="preserve">La convergencia de IT y OT es fundamental para las empresas que buscan digitalizar sus operaciones. La integración de estos sistemas permite una </w:t>
+      </w:r>
+      <w:r>
+        <w:rPr>
+          <w:rStyle w:val="Textoennegrita"/>
+          <w:rFonts w:eastAsiaTheme="majorEastAsia"/>
+        </w:rPr>
+        <w:t>comprensión completa</w:t>
+      </w:r>
+      <w:r>
+        <w:t xml:space="preserve"> y un </w:t>
+      </w:r>
+      <w:r>
+        <w:rPr>
+          <w:rStyle w:val="Textoennegrita"/>
+          <w:rFonts w:eastAsiaTheme="majorEastAsia"/>
+        </w:rPr>
+        <w:t>control más eficaz</w:t>
+      </w:r>
+      <w:r>
+        <w:t xml:space="preserve"> de las operaciones empresariales, desde la gestión de la información hasta el control de los procesos de producción. Por ejemplo, en una planta de fabricación inteligente, la integración de IT y OT puede permitir el análisis en tiempo real de los datos de producción (OT) a través de sistemas de análisis avanzados (IT), facilitando la toma de decisiones basada en datos para optimizar la producción y prevenir fallos.</w:t>
+      </w:r>
+    </w:p>
+    <w:p>
+      <w:pPr>
         <w:pStyle w:val="Ttulo2"/>
         <w:jc w:val="both"/>
         <w:rPr>
@@ -2803,7 +2676,6 @@
         <w:rPr>
           <w:rStyle w:val="Textoennegrita"/>
         </w:rPr>
-        <w:lastRenderedPageBreak/>
         <w:t>Flexibilidad y Escalabilidad</w:t>
       </w:r>
       <w:r>
@@ -2915,6 +2787,7 @@
         <w:jc w:val="both"/>
       </w:pPr>
       <w:r>
+        <w:lastRenderedPageBreak/>
         <w:t xml:space="preserve">Para entender mejor las diferencias entre la </w:t>
       </w:r>
       <w:r>
@@ -2945,9 +2818,9 @@
         <w:tblLook w:val="04A0" w:firstRow="1" w:lastRow="0" w:firstColumn="1" w:lastColumn="0" w:noHBand="0" w:noVBand="1"/>
       </w:tblPr>
       <w:tblGrid>
-        <w:gridCol w:w="1848"/>
-        <w:gridCol w:w="4010"/>
-        <w:gridCol w:w="4212"/>
+        <w:gridCol w:w="1804"/>
+        <w:gridCol w:w="4019"/>
+        <w:gridCol w:w="4247"/>
       </w:tblGrid>
       <w:tr>
         <w:trPr>
@@ -2963,8 +2836,8 @@
             <w:pPr>
               <w:jc w:val="both"/>
               <w:rPr>
-                <w:sz w:val="21"/>
-                <w:szCs w:val="16"/>
+                <w:sz w:val="20"/>
+                <w:szCs w:val="15"/>
               </w:rPr>
             </w:pPr>
           </w:p>
@@ -2979,14 +2852,14 @@
               <w:jc w:val="both"/>
               <w:cnfStyle w:val="100000000000" w:firstRow="1" w:lastRow="0" w:firstColumn="0" w:lastColumn="0" w:oddVBand="0" w:evenVBand="0" w:oddHBand="0" w:evenHBand="0" w:firstRowFirstColumn="0" w:firstRowLastColumn="0" w:lastRowFirstColumn="0" w:lastRowLastColumn="0"/>
               <w:rPr>
-                <w:sz w:val="21"/>
-                <w:szCs w:val="16"/>
+                <w:sz w:val="20"/>
+                <w:szCs w:val="15"/>
               </w:rPr>
             </w:pPr>
             <w:r>
               <w:rPr>
-                <w:sz w:val="21"/>
-                <w:szCs w:val="16"/>
+                <w:sz w:val="20"/>
+                <w:szCs w:val="15"/>
               </w:rPr>
               <w:t>Tecnología de la Información (IT)</w:t>
             </w:r>
@@ -3002,14 +2875,14 @@
               <w:jc w:val="both"/>
               <w:cnfStyle w:val="100000000000" w:firstRow="1" w:lastRow="0" w:firstColumn="0" w:lastColumn="0" w:oddVBand="0" w:evenVBand="0" w:oddHBand="0" w:evenHBand="0" w:firstRowFirstColumn="0" w:firstRowLastColumn="0" w:lastRowFirstColumn="0" w:lastRowLastColumn="0"/>
               <w:rPr>
-                <w:sz w:val="21"/>
-                <w:szCs w:val="16"/>
+                <w:sz w:val="20"/>
+                <w:szCs w:val="15"/>
               </w:rPr>
             </w:pPr>
             <w:r>
               <w:rPr>
-                <w:sz w:val="21"/>
-                <w:szCs w:val="16"/>
+                <w:sz w:val="20"/>
+                <w:szCs w:val="15"/>
               </w:rPr>
               <w:t>Tecnología de Operaciones (OT)</w:t>
             </w:r>
@@ -3032,8 +2905,8 @@
               <w:rPr>
                 <w:b w:val="0"/>
                 <w:bCs w:val="0"/>
-                <w:sz w:val="21"/>
-                <w:szCs w:val="16"/>
+                <w:sz w:val="20"/>
+                <w:szCs w:val="15"/>
               </w:rPr>
             </w:pPr>
             <w:r>
@@ -3041,8 +2914,8 @@
                 <w:rStyle w:val="Textoennegrita"/>
                 <w:b/>
                 <w:bCs/>
-                <w:sz w:val="21"/>
-                <w:szCs w:val="16"/>
+                <w:sz w:val="20"/>
+                <w:szCs w:val="15"/>
               </w:rPr>
               <w:t>Enfoque Principal</w:t>
             </w:r>
@@ -3058,14 +2931,14 @@
               <w:jc w:val="both"/>
               <w:cnfStyle w:val="000000100000" w:firstRow="0" w:lastRow="0" w:firstColumn="0" w:lastColumn="0" w:oddVBand="0" w:evenVBand="0" w:oddHBand="1" w:evenHBand="0" w:firstRowFirstColumn="0" w:firstRowLastColumn="0" w:lastRowFirstColumn="0" w:lastRowLastColumn="0"/>
               <w:rPr>
-                <w:sz w:val="21"/>
-                <w:szCs w:val="16"/>
+                <w:sz w:val="20"/>
+                <w:szCs w:val="15"/>
               </w:rPr>
             </w:pPr>
             <w:r>
               <w:rPr>
-                <w:sz w:val="21"/>
-                <w:szCs w:val="16"/>
+                <w:sz w:val="20"/>
+                <w:szCs w:val="15"/>
               </w:rPr>
               <w:t>Procesamiento, almacenamiento y transmisión de datos e información.</w:t>
             </w:r>
@@ -3081,14 +2954,14 @@
               <w:jc w:val="both"/>
               <w:cnfStyle w:val="000000100000" w:firstRow="0" w:lastRow="0" w:firstColumn="0" w:lastColumn="0" w:oddVBand="0" w:evenVBand="0" w:oddHBand="1" w:evenHBand="0" w:firstRowFirstColumn="0" w:firstRowLastColumn="0" w:lastRowFirstColumn="0" w:lastRowLastColumn="0"/>
               <w:rPr>
-                <w:sz w:val="21"/>
-                <w:szCs w:val="16"/>
+                <w:sz w:val="20"/>
+                <w:szCs w:val="15"/>
               </w:rPr>
             </w:pPr>
             <w:r>
               <w:rPr>
-                <w:sz w:val="21"/>
-                <w:szCs w:val="16"/>
+                <w:sz w:val="20"/>
+                <w:szCs w:val="15"/>
               </w:rPr>
               <w:t>Control y monitoreo de dispositivos y procesos físicos.</w:t>
             </w:r>
@@ -3108,8 +2981,8 @@
               <w:rPr>
                 <w:b w:val="0"/>
                 <w:bCs w:val="0"/>
-                <w:sz w:val="21"/>
-                <w:szCs w:val="16"/>
+                <w:sz w:val="20"/>
+                <w:szCs w:val="15"/>
               </w:rPr>
             </w:pPr>
             <w:r>
@@ -3117,8 +2990,8 @@
                 <w:rStyle w:val="Textoennegrita"/>
                 <w:b/>
                 <w:bCs/>
-                <w:sz w:val="21"/>
-                <w:szCs w:val="16"/>
+                <w:sz w:val="20"/>
+                <w:szCs w:val="15"/>
               </w:rPr>
               <w:t>Objetivo de Seguridad</w:t>
             </w:r>
@@ -3134,14 +3007,14 @@
               <w:jc w:val="both"/>
               <w:cnfStyle w:val="000000000000" w:firstRow="0" w:lastRow="0" w:firstColumn="0" w:lastColumn="0" w:oddVBand="0" w:evenVBand="0" w:oddHBand="0" w:evenHBand="0" w:firstRowFirstColumn="0" w:firstRowLastColumn="0" w:lastRowFirstColumn="0" w:lastRowLastColumn="0"/>
               <w:rPr>
-                <w:sz w:val="21"/>
-                <w:szCs w:val="16"/>
+                <w:sz w:val="20"/>
+                <w:szCs w:val="15"/>
               </w:rPr>
             </w:pPr>
             <w:r>
               <w:rPr>
-                <w:sz w:val="21"/>
-                <w:szCs w:val="16"/>
+                <w:sz w:val="20"/>
+                <w:szCs w:val="15"/>
               </w:rPr>
               <w:t>Proteger la integridad y confidencialidad de la información (ciberseguridad).</w:t>
             </w:r>
@@ -3157,14 +3030,14 @@
               <w:jc w:val="both"/>
               <w:cnfStyle w:val="000000000000" w:firstRow="0" w:lastRow="0" w:firstColumn="0" w:lastColumn="0" w:oddVBand="0" w:evenVBand="0" w:oddHBand="0" w:evenHBand="0" w:firstRowFirstColumn="0" w:firstRowLastColumn="0" w:lastRowFirstColumn="0" w:lastRowLastColumn="0"/>
               <w:rPr>
-                <w:sz w:val="21"/>
-                <w:szCs w:val="16"/>
+                <w:sz w:val="20"/>
+                <w:szCs w:val="15"/>
               </w:rPr>
             </w:pPr>
             <w:r>
               <w:rPr>
-                <w:sz w:val="21"/>
-                <w:szCs w:val="16"/>
+                <w:sz w:val="20"/>
+                <w:szCs w:val="15"/>
               </w:rPr>
               <w:t>Asegurar la continuidad de los procesos productivos y la integridad de los sistemas de control (seguridad operacional).</w:t>
             </w:r>
@@ -3187,8 +3060,8 @@
               <w:rPr>
                 <w:b w:val="0"/>
                 <w:bCs w:val="0"/>
-                <w:sz w:val="21"/>
-                <w:szCs w:val="16"/>
+                <w:sz w:val="20"/>
+                <w:szCs w:val="15"/>
               </w:rPr>
             </w:pPr>
             <w:r>
@@ -3196,8 +3069,8 @@
                 <w:rStyle w:val="Textoennegrita"/>
                 <w:b/>
                 <w:bCs/>
-                <w:sz w:val="21"/>
-                <w:szCs w:val="16"/>
+                <w:sz w:val="20"/>
+                <w:szCs w:val="15"/>
               </w:rPr>
               <w:t>Flexibilidad y Escalabilidad</w:t>
             </w:r>
@@ -3213,14 +3086,14 @@
               <w:jc w:val="both"/>
               <w:cnfStyle w:val="000000100000" w:firstRow="0" w:lastRow="0" w:firstColumn="0" w:lastColumn="0" w:oddVBand="0" w:evenVBand="0" w:oddHBand="1" w:evenHBand="0" w:firstRowFirstColumn="0" w:firstRowLastColumn="0" w:lastRowFirstColumn="0" w:lastRowLastColumn="0"/>
               <w:rPr>
-                <w:sz w:val="21"/>
-                <w:szCs w:val="16"/>
+                <w:sz w:val="20"/>
+                <w:szCs w:val="15"/>
               </w:rPr>
             </w:pPr>
             <w:r>
               <w:rPr>
-                <w:sz w:val="21"/>
-                <w:szCs w:val="16"/>
+                <w:sz w:val="20"/>
+                <w:szCs w:val="15"/>
               </w:rPr>
               <w:t>Alta, para permitir la integración de nuevas tecnologías y adaptarse al crecimiento empresarial.</w:t>
             </w:r>
@@ -3236,14 +3109,14 @@
               <w:jc w:val="both"/>
               <w:cnfStyle w:val="000000100000" w:firstRow="0" w:lastRow="0" w:firstColumn="0" w:lastColumn="0" w:oddVBand="0" w:evenVBand="0" w:oddHBand="1" w:evenHBand="0" w:firstRowFirstColumn="0" w:firstRowLastColumn="0" w:lastRowFirstColumn="0" w:lastRowLastColumn="0"/>
               <w:rPr>
-                <w:sz w:val="21"/>
-                <w:szCs w:val="16"/>
+                <w:sz w:val="20"/>
+                <w:szCs w:val="15"/>
               </w:rPr>
             </w:pPr>
             <w:r>
               <w:rPr>
-                <w:sz w:val="21"/>
-                <w:szCs w:val="16"/>
+                <w:sz w:val="20"/>
+                <w:szCs w:val="15"/>
               </w:rPr>
               <w:t>Limitada, priorizando la estabilidad y fiabilidad sobre la adaptabilidad.</w:t>
             </w:r>
@@ -3263,8 +3136,8 @@
               <w:rPr>
                 <w:b w:val="0"/>
                 <w:bCs w:val="0"/>
-                <w:sz w:val="21"/>
-                <w:szCs w:val="16"/>
+                <w:sz w:val="20"/>
+                <w:szCs w:val="15"/>
               </w:rPr>
             </w:pPr>
             <w:r>
@@ -3272,8 +3145,8 @@
                 <w:rStyle w:val="Textoennegrita"/>
                 <w:b/>
                 <w:bCs/>
-                <w:sz w:val="21"/>
-                <w:szCs w:val="16"/>
+                <w:sz w:val="20"/>
+                <w:szCs w:val="15"/>
               </w:rPr>
               <w:t>Innovación y Actualización</w:t>
             </w:r>
@@ -3289,14 +3162,14 @@
               <w:jc w:val="both"/>
               <w:cnfStyle w:val="000000000000" w:firstRow="0" w:lastRow="0" w:firstColumn="0" w:lastColumn="0" w:oddVBand="0" w:evenVBand="0" w:oddHBand="0" w:evenHBand="0" w:firstRowFirstColumn="0" w:firstRowLastColumn="0" w:lastRowFirstColumn="0" w:lastRowLastColumn="0"/>
               <w:rPr>
-                <w:sz w:val="21"/>
-                <w:szCs w:val="16"/>
+                <w:sz w:val="20"/>
+                <w:szCs w:val="15"/>
               </w:rPr>
             </w:pPr>
             <w:r>
               <w:rPr>
-                <w:sz w:val="21"/>
-                <w:szCs w:val="16"/>
+                <w:sz w:val="20"/>
+                <w:szCs w:val="15"/>
               </w:rPr>
               <w:t>Rápida adopción de nuevas tecnologías y actualizaciones para mejorar la eficiencia y la gestión de datos.</w:t>
             </w:r>
@@ -3312,14 +3185,14 @@
               <w:jc w:val="both"/>
               <w:cnfStyle w:val="000000000000" w:firstRow="0" w:lastRow="0" w:firstColumn="0" w:lastColumn="0" w:oddVBand="0" w:evenVBand="0" w:oddHBand="0" w:evenHBand="0" w:firstRowFirstColumn="0" w:firstRowLastColumn="0" w:lastRowFirstColumn="0" w:lastRowLastColumn="0"/>
               <w:rPr>
-                <w:sz w:val="21"/>
-                <w:szCs w:val="16"/>
+                <w:sz w:val="20"/>
+                <w:szCs w:val="15"/>
               </w:rPr>
             </w:pPr>
             <w:r>
               <w:rPr>
-                <w:sz w:val="21"/>
-                <w:szCs w:val="16"/>
+                <w:sz w:val="20"/>
+                <w:szCs w:val="15"/>
               </w:rPr>
               <w:t>Cautelosa, considerando el impacto en la producción y la seguridad física.</w:t>
             </w:r>
@@ -3342,8 +3215,8 @@
               <w:rPr>
                 <w:b w:val="0"/>
                 <w:bCs w:val="0"/>
-                <w:sz w:val="21"/>
-                <w:szCs w:val="16"/>
+                <w:sz w:val="20"/>
+                <w:szCs w:val="15"/>
               </w:rPr>
             </w:pPr>
             <w:r>
@@ -3351,8 +3224,8 @@
                 <w:rStyle w:val="Textoennegrita"/>
                 <w:b/>
                 <w:bCs/>
-                <w:sz w:val="21"/>
-                <w:szCs w:val="16"/>
+                <w:sz w:val="20"/>
+                <w:szCs w:val="15"/>
               </w:rPr>
               <w:t>Ejemplo</w:t>
             </w:r>
@@ -3368,14 +3241,14 @@
               <w:jc w:val="both"/>
               <w:cnfStyle w:val="000000100000" w:firstRow="0" w:lastRow="0" w:firstColumn="0" w:lastColumn="0" w:oddVBand="0" w:evenVBand="0" w:oddHBand="1" w:evenHBand="0" w:firstRowFirstColumn="0" w:firstRowLastColumn="0" w:lastRowFirstColumn="0" w:lastRowLastColumn="0"/>
               <w:rPr>
-                <w:sz w:val="21"/>
-                <w:szCs w:val="16"/>
+                <w:sz w:val="20"/>
+                <w:szCs w:val="15"/>
               </w:rPr>
             </w:pPr>
             <w:r>
               <w:rPr>
-                <w:sz w:val="21"/>
-                <w:szCs w:val="16"/>
+                <w:sz w:val="20"/>
+                <w:szCs w:val="15"/>
               </w:rPr>
               <w:t>Sistemas de gestión de relaciones con clientes (</w:t>
             </w:r>
@@ -3383,16 +3256,16 @@
               <w:r>
                 <w:rPr>
                   <w:rStyle w:val="Hipervnculo"/>
-                  <w:sz w:val="21"/>
-                  <w:szCs w:val="16"/>
+                  <w:sz w:val="20"/>
+                  <w:szCs w:val="15"/>
                 </w:rPr>
                 <w:t>CRM</w:t>
               </w:r>
             </w:hyperlink>
             <w:r>
               <w:rPr>
-                <w:sz w:val="21"/>
-                <w:szCs w:val="16"/>
+                <w:sz w:val="20"/>
+                <w:szCs w:val="15"/>
               </w:rPr>
               <w:t>) que analizan datos de consumidores.</w:t>
             </w:r>
@@ -3408,14 +3281,14 @@
               <w:jc w:val="both"/>
               <w:cnfStyle w:val="000000100000" w:firstRow="0" w:lastRow="0" w:firstColumn="0" w:lastColumn="0" w:oddVBand="0" w:evenVBand="0" w:oddHBand="1" w:evenHBand="0" w:firstRowFirstColumn="0" w:firstRowLastColumn="0" w:lastRowFirstColumn="0" w:lastRowLastColumn="0"/>
               <w:rPr>
-                <w:sz w:val="21"/>
-                <w:szCs w:val="16"/>
+                <w:sz w:val="20"/>
+                <w:szCs w:val="15"/>
               </w:rPr>
             </w:pPr>
             <w:r>
               <w:rPr>
-                <w:sz w:val="21"/>
-                <w:szCs w:val="16"/>
+                <w:sz w:val="20"/>
+                <w:szCs w:val="15"/>
               </w:rPr>
               <w:t xml:space="preserve">Sistemas </w:t>
             </w:r>
@@ -3423,16 +3296,16 @@
               <w:r>
                 <w:rPr>
                   <w:rStyle w:val="Hipervnculo"/>
-                  <w:sz w:val="21"/>
-                  <w:szCs w:val="16"/>
+                  <w:sz w:val="20"/>
+                  <w:szCs w:val="15"/>
                 </w:rPr>
                 <w:t>SCADA</w:t>
               </w:r>
             </w:hyperlink>
             <w:r>
               <w:rPr>
-                <w:sz w:val="21"/>
-                <w:szCs w:val="16"/>
+                <w:sz w:val="20"/>
+                <w:szCs w:val="15"/>
               </w:rPr>
               <w:t xml:space="preserve"> que controlan el flujo de agua en una planta de tratamiento.</w:t>
             </w:r>
@@ -3464,7 +3337,6 @@
         </w:rPr>
       </w:pPr>
       <w:r>
-        <w:lastRenderedPageBreak/>
         <w:t xml:space="preserve">Esta comprensión no solo facilita la implementación de tecnologías digitales en procesos y productos, sino que también </w:t>
       </w:r>
       <w:r>
@@ -3480,9 +3352,12 @@
         <w:jc w:val="both"/>
       </w:pPr>
       <w:r>
+        <w:rPr>
+          <w:noProof/>
+        </w:rPr>
         <w:drawing>
-          <wp:inline distT="0" distB="0" distL="0" distR="0" wp14:anchorId="7B8E7E2D" wp14:editId="741B08FA">
-            <wp:extent cx="6400800" cy="1965960"/>
+          <wp:inline distT="0" distB="0" distL="0" distR="0" wp14:anchorId="7B8E7E2D" wp14:editId="7941275C">
+            <wp:extent cx="6215449" cy="1965960"/>
             <wp:effectExtent l="0" t="0" r="0" b="2540"/>
             <wp:docPr id="173133399" name="Imagen 1" descr="Interfaz de usuario gráfica, Texto, Aplicación&#10;&#10;El contenido generado por IA puede ser incorrecto."/>
             <wp:cNvGraphicFramePr>
@@ -3495,20 +3370,29 @@
                     <pic:cNvPr id="173133399" name="Imagen 1" descr="Interfaz de usuario gráfica, Texto, Aplicación&#10;&#10;El contenido generado por IA puede ser incorrecto."/>
                     <pic:cNvPicPr/>
                   </pic:nvPicPr>
-                  <pic:blipFill>
+                  <pic:blipFill rotWithShape="1">
                     <a:blip r:embed="rId17"/>
+                    <a:srcRect l="2896"/>
                     <a:stretch>
                       <a:fillRect/>
                     </a:stretch>
                   </pic:blipFill>
-                  <pic:spPr>
+                  <pic:spPr bwMode="auto">
                     <a:xfrm>
                       <a:off x="0" y="0"/>
-                      <a:ext cx="6400800" cy="1965960"/>
+                      <a:ext cx="6215449" cy="1965960"/>
                     </a:xfrm>
                     <a:prstGeom prst="rect">
                       <a:avLst/>
                     </a:prstGeom>
+                    <a:ln>
+                      <a:noFill/>
+                    </a:ln>
+                    <a:extLst>
+                      <a:ext uri="{53640926-AAD7-44D8-BBD7-CCE9431645EC}">
+                        <a14:shadowObscured xmlns:a14="http://schemas.microsoft.com/office/drawing/2010/main"/>
+                      </a:ext>
+                    </a:extLst>
                   </pic:spPr>
                 </pic:pic>
               </a:graphicData>
@@ -3571,10 +3455,16 @@
     </w:p>
     <w:p>
       <w:pPr>
-        <w:pStyle w:val="Ttulo3"/>
-        <w:jc w:val="both"/>
-      </w:pPr>
-      <w:r>
+        <w:rPr>
+          <w:b/>
+          <w:bCs/>
+        </w:rPr>
+      </w:pPr>
+      <w:r>
+        <w:rPr>
+          <w:b/>
+          <w:bCs/>
+        </w:rPr>
         <w:t>Orígenes y Desarrollo Independiente.</w:t>
       </w:r>
     </w:p>
@@ -3584,6 +3474,7 @@
         <w:jc w:val="both"/>
       </w:pPr>
       <w:r>
+        <w:lastRenderedPageBreak/>
         <w:t xml:space="preserve">En los albores de la era tecnológica moderna, la </w:t>
       </w:r>
       <w:r>
@@ -3662,11 +3553,7 @@
         <w:t>división natural de enfoques y objetivos</w:t>
       </w:r>
       <w:r>
-        <w:t xml:space="preserve"> dentro de las empresas. Mientras que IT se sumergía en el universo digital, creando el tejido conectivo que permitía a la información fluir libremente y a las decisiones tomarse con conocimiento de causa, OT se arraigaba en el mundo tangible, en el arte y la ciencia de hacer que las cosas se muevan, se ensamblen y se transformen </w:t>
-      </w:r>
-      <w:r>
-        <w:lastRenderedPageBreak/>
-        <w:t xml:space="preserve">físicamente. Aunque estas dos áreas operaban en dominios aparentemente distintos, estaban unidas por un </w:t>
+        <w:t xml:space="preserve"> dentro de las empresas. Mientras que IT se sumergía en el universo digital, creando el tejido conectivo que permitía a la información fluir libremente y a las decisiones tomarse con conocimiento de causa, OT se arraigaba en el mundo tangible, en el arte y la ciencia de hacer que las cosas se muevan, se ensamblen y se transformen físicamente. Aunque estas dos áreas operaban en dominios aparentemente distintos, estaban unidas por un </w:t>
       </w:r>
       <w:r>
         <w:rPr>
@@ -3881,7 +3768,11 @@
         <w:t>IT y OT</w:t>
       </w:r>
       <w:r>
-        <w:t xml:space="preserve"> desde entidades separadas hacia una integración funcional refleja un cambio fundamental en cómo las empresas abordan la tecnología y las operaciones en la era digital. Esta convergencia no solo mejora la eficiencia y la innovación, sino que también plantea desafíos significativos que requieren una gestión cuidadosa y estratégica. Las empresas que navegan exitosamente esta transformación se posicionan para liderar en sus respectivos sectores, aprovechando las oportunidades que ofrece la era digital.</w:t>
+        <w:t xml:space="preserve"> desde entidades separadas hacia una integración funcional refleja un cambio fundamental en cómo las empresas abordan la tecnología y las operaciones en la era digital. Esta convergencia no solo mejora la eficiencia y la innovación, sino que también plantea desafíos significativos que requieren una gestión cuidadosa y estratégica. Las empresas que navegan exitosamente esta </w:t>
+      </w:r>
+      <w:r>
+        <w:lastRenderedPageBreak/>
+        <w:t>transformación se posicionan para liderar en sus respectivos sectores, aprovechando las oportunidades que ofrece la era digital.</w:t>
       </w:r>
     </w:p>
     <w:p>
@@ -4087,10 +3978,16 @@
     </w:p>
     <w:p>
       <w:pPr>
-        <w:pStyle w:val="Ttulo3"/>
-        <w:jc w:val="both"/>
-      </w:pPr>
-      <w:r>
+        <w:rPr>
+          <w:b/>
+          <w:bCs/>
+        </w:rPr>
+      </w:pPr>
+      <w:r>
+        <w:rPr>
+          <w:b/>
+          <w:bCs/>
+        </w:rPr>
         <w:t>Objetivos de IT.</w:t>
       </w:r>
     </w:p>
@@ -4180,7 +4077,6 @@
         <w:rPr>
           <w:rStyle w:val="Textoennegrita"/>
         </w:rPr>
-        <w:lastRenderedPageBreak/>
         <w:t>Innovación y Desarrollo de Nuevas Tecnologías</w:t>
       </w:r>
       <w:r>
@@ -4189,14 +4085,18 @@
     </w:p>
     <w:p>
       <w:pPr>
-        <w:pStyle w:val="Ttulo3"/>
-        <w:jc w:val="both"/>
-        <w:rPr>
+        <w:rPr>
+          <w:b/>
+          <w:bCs/>
           <w:sz w:val="27"/>
           <w:lang w:val="es-ES"/>
         </w:rPr>
       </w:pPr>
       <w:r>
+        <w:rPr>
+          <w:b/>
+          <w:bCs/>
+        </w:rPr>
         <w:t>Objetivos de OT.</w:t>
       </w:r>
     </w:p>
@@ -4282,14 +4182,18 @@
     </w:p>
     <w:p>
       <w:pPr>
-        <w:pStyle w:val="Ttulo3"/>
-        <w:jc w:val="both"/>
-        <w:rPr>
+        <w:rPr>
+          <w:b/>
+          <w:bCs/>
           <w:sz w:val="27"/>
           <w:lang w:val="es-ES"/>
         </w:rPr>
       </w:pPr>
       <w:r>
+        <w:rPr>
+          <w:b/>
+          <w:bCs/>
+        </w:rPr>
         <w:t>Comparativa de Funciones.</w:t>
       </w:r>
     </w:p>
@@ -4328,6 +4232,7 @@
         <w:jc w:val="both"/>
       </w:pPr>
       <w:r>
+        <w:lastRenderedPageBreak/>
         <w:t xml:space="preserve">Por un lado, </w:t>
       </w:r>
       <w:r>
@@ -4394,17 +4299,7 @@
         <w:t>IT y OT</w:t>
       </w:r>
       <w:r>
-        <w:t xml:space="preserve"> revela dos mundos con objetivos, desafíos y lenguajes propios; sin embargo, en su intersección yace un potencial inmenso. La integración de IT y OT no solo mejora la comunicación y la eficiencia entre estos </w:t>
-      </w:r>
-      <w:r>
-        <w:t>dominios,</w:t>
-      </w:r>
-      <w:r>
-        <w:t xml:space="preserve"> sino que también desbloquea niveles de innovación y </w:t>
-      </w:r>
-      <w:r>
-        <w:lastRenderedPageBreak/>
-        <w:t>sinergia previamente inalcanzables. Las operaciones se vuelven más inteligentes, la toma de decisiones más informada y la capacidad de respuesta de la empresa ante las fluctuaciones del mercado más ágil.</w:t>
+        <w:t xml:space="preserve"> revela dos mundos con objetivos, desafíos y lenguajes propios; sin embargo, en su intersección yace un potencial inmenso. La integración de IT y OT no solo mejora la comunicación y la eficiencia entre estos dominios, sino que también desbloquea niveles de innovación y sinergia previamente inalcanzables. Las operaciones se vuelven más inteligentes, la toma de decisiones más informada y la capacidad de respuesta de la empresa ante las fluctuaciones del mercado más ágil.</w:t>
       </w:r>
     </w:p>
     <w:p>
@@ -4469,10 +4364,13 @@
         <w:jc w:val="both"/>
       </w:pPr>
       <w:r>
+        <w:rPr>
+          <w:noProof/>
+        </w:rPr>
         <w:drawing>
-          <wp:inline distT="0" distB="0" distL="0" distR="0" wp14:anchorId="4820FA59" wp14:editId="5ABA998F">
-            <wp:extent cx="6400800" cy="2435860"/>
-            <wp:effectExtent l="0" t="0" r="0" b="2540"/>
+          <wp:inline distT="0" distB="0" distL="0" distR="0" wp14:anchorId="4820FA59" wp14:editId="43837E10">
+            <wp:extent cx="6209270" cy="2435860"/>
+            <wp:effectExtent l="0" t="0" r="1270" b="2540"/>
             <wp:docPr id="421114353" name="Imagen 1" descr="Texto&#10;&#10;El contenido generado por IA puede ser incorrecto."/>
             <wp:cNvGraphicFramePr>
               <a:graphicFrameLocks xmlns:a="http://schemas.openxmlformats.org/drawingml/2006/main" noChangeAspect="1"/>
@@ -4484,20 +4382,29 @@
                     <pic:cNvPr id="421114353" name="Imagen 1" descr="Texto&#10;&#10;El contenido generado por IA puede ser incorrecto."/>
                     <pic:cNvPicPr/>
                   </pic:nvPicPr>
-                  <pic:blipFill>
+                  <pic:blipFill rotWithShape="1">
                     <a:blip r:embed="rId18"/>
+                    <a:srcRect l="2992"/>
                     <a:stretch>
                       <a:fillRect/>
                     </a:stretch>
                   </pic:blipFill>
-                  <pic:spPr>
+                  <pic:spPr bwMode="auto">
                     <a:xfrm>
                       <a:off x="0" y="0"/>
-                      <a:ext cx="6400800" cy="2435860"/>
+                      <a:ext cx="6209270" cy="2435860"/>
                     </a:xfrm>
                     <a:prstGeom prst="rect">
                       <a:avLst/>
                     </a:prstGeom>
+                    <a:ln>
+                      <a:noFill/>
+                    </a:ln>
+                    <a:extLst>
+                      <a:ext uri="{53640926-AAD7-44D8-BBD7-CCE9431645EC}">
+                        <a14:shadowObscured xmlns:a14="http://schemas.microsoft.com/office/drawing/2010/main"/>
+                      </a:ext>
+                    </a:extLst>
                   </pic:spPr>
                 </pic:pic>
               </a:graphicData>
@@ -4516,6 +4423,7 @@
         </w:rPr>
       </w:pPr>
       <w:r>
+        <w:lastRenderedPageBreak/>
         <w:t>4.- Departamentos empresariales y su relación con IT.</w:t>
       </w:r>
     </w:p>
@@ -4602,16 +4510,15 @@
               <w:pStyle w:val="Ttulo3"/>
               <w:jc w:val="both"/>
               <w:rPr>
-                <w:sz w:val="21"/>
-                <w:szCs w:val="21"/>
+                <w:sz w:val="20"/>
+                <w:szCs w:val="20"/>
               </w:rPr>
             </w:pPr>
             <w:r>
               <w:rPr>
-                <w:sz w:val="21"/>
-                <w:szCs w:val="21"/>
+                <w:sz w:val="20"/>
+                <w:szCs w:val="20"/>
               </w:rPr>
-              <w:lastRenderedPageBreak/>
               <w:t>Finanzas</w:t>
             </w:r>
           </w:p>
@@ -4625,61 +4532,61 @@
               <w:pStyle w:val="NormalWeb"/>
               <w:jc w:val="both"/>
               <w:rPr>
-                <w:sz w:val="21"/>
-                <w:szCs w:val="21"/>
+                <w:sz w:val="20"/>
+                <w:szCs w:val="20"/>
               </w:rPr>
             </w:pPr>
             <w:r>
               <w:rPr>
-                <w:sz w:val="21"/>
-                <w:szCs w:val="21"/>
+                <w:sz w:val="20"/>
+                <w:szCs w:val="20"/>
               </w:rPr>
               <w:t xml:space="preserve">El departamento financiero es uno de los principales beneficiarios de la tecnología IT, utilizando sistemas </w:t>
             </w:r>
             <w:r>
               <w:rPr>
                 <w:rStyle w:val="Textoennegrita"/>
-                <w:sz w:val="21"/>
-                <w:szCs w:val="21"/>
+                <w:sz w:val="20"/>
+                <w:szCs w:val="20"/>
               </w:rPr>
               <w:t>ERP</w:t>
             </w:r>
             <w:r>
               <w:rPr>
-                <w:sz w:val="21"/>
-                <w:szCs w:val="21"/>
+                <w:sz w:val="20"/>
+                <w:szCs w:val="20"/>
               </w:rPr>
               <w:t xml:space="preserve"> (Enterprise </w:t>
             </w:r>
             <w:proofErr w:type="spellStart"/>
             <w:r>
               <w:rPr>
-                <w:sz w:val="21"/>
-                <w:szCs w:val="21"/>
+                <w:sz w:val="20"/>
+                <w:szCs w:val="20"/>
               </w:rPr>
               <w:t>Resource</w:t>
             </w:r>
             <w:proofErr w:type="spellEnd"/>
             <w:r>
               <w:rPr>
-                <w:sz w:val="21"/>
-                <w:szCs w:val="21"/>
+                <w:sz w:val="20"/>
+                <w:szCs w:val="20"/>
               </w:rPr>
               <w:t xml:space="preserve"> </w:t>
             </w:r>
             <w:proofErr w:type="spellStart"/>
             <w:r>
               <w:rPr>
-                <w:sz w:val="21"/>
-                <w:szCs w:val="21"/>
+                <w:sz w:val="20"/>
+                <w:szCs w:val="20"/>
               </w:rPr>
               <w:t>Planning</w:t>
             </w:r>
             <w:proofErr w:type="spellEnd"/>
             <w:r>
               <w:rPr>
-                <w:sz w:val="21"/>
-                <w:szCs w:val="21"/>
+                <w:sz w:val="20"/>
+                <w:szCs w:val="20"/>
               </w:rPr>
               <w:t>) para automatizar y gestionar las operaciones financieras. Estos sistemas permiten una gestión eficiente de la contabilidad, presupuestos, análisis de flujo de efectivo y proyecciones financieras, facilitando la toma de decisiones estratégicas basadas en datos precisos y actualizados.</w:t>
             </w:r>
@@ -4696,14 +4603,14 @@
               <w:pStyle w:val="Ttulo3"/>
               <w:jc w:val="both"/>
               <w:rPr>
-                <w:sz w:val="21"/>
-                <w:szCs w:val="21"/>
+                <w:sz w:val="20"/>
+                <w:szCs w:val="20"/>
               </w:rPr>
             </w:pPr>
             <w:r>
               <w:rPr>
-                <w:sz w:val="21"/>
-                <w:szCs w:val="21"/>
+                <w:sz w:val="20"/>
+                <w:szCs w:val="20"/>
               </w:rPr>
               <w:t>Recursos Humanos (RRHH)</w:t>
             </w:r>
@@ -4718,14 +4625,14 @@
               <w:pStyle w:val="NormalWeb"/>
               <w:jc w:val="both"/>
               <w:rPr>
-                <w:sz w:val="21"/>
-                <w:szCs w:val="21"/>
+                <w:sz w:val="20"/>
+                <w:szCs w:val="20"/>
               </w:rPr>
             </w:pPr>
             <w:r>
               <w:rPr>
-                <w:sz w:val="21"/>
-                <w:szCs w:val="21"/>
+                <w:sz w:val="20"/>
+                <w:szCs w:val="20"/>
               </w:rPr>
               <w:t xml:space="preserve">Los </w:t>
             </w:r>
@@ -4733,15 +4640,15 @@
               <w:rPr>
                 <w:rStyle w:val="Textoennegrita"/>
                 <w:rFonts w:eastAsiaTheme="majorEastAsia"/>
-                <w:sz w:val="21"/>
-                <w:szCs w:val="21"/>
+                <w:sz w:val="20"/>
+                <w:szCs w:val="20"/>
               </w:rPr>
               <w:t>sistemas de información de recursos humanos (HRIS</w:t>
             </w:r>
             <w:r>
               <w:rPr>
-                <w:sz w:val="21"/>
-                <w:szCs w:val="21"/>
+                <w:sz w:val="20"/>
+                <w:szCs w:val="20"/>
               </w:rPr>
               <w:t>) transforman la gestión del talento al automatizar procesos como el reclutamiento, la nómina, la evaluación de desempeño y el desarrollo de carrera. Estas herramientas IT no solo mejoran la eficiencia operativa del departamento, sino que también mejoran la experiencia del empleado y facilitan la gestión del capital humano.</w:t>
             </w:r>
@@ -4761,14 +4668,14 @@
               <w:pStyle w:val="Ttulo3"/>
               <w:jc w:val="both"/>
               <w:rPr>
-                <w:sz w:val="21"/>
-                <w:szCs w:val="21"/>
+                <w:sz w:val="20"/>
+                <w:szCs w:val="20"/>
               </w:rPr>
             </w:pPr>
             <w:r>
               <w:rPr>
-                <w:sz w:val="21"/>
-                <w:szCs w:val="21"/>
+                <w:sz w:val="20"/>
+                <w:szCs w:val="20"/>
               </w:rPr>
               <w:t>Marketing y Ventas</w:t>
             </w:r>
@@ -4783,14 +4690,14 @@
               <w:pStyle w:val="NormalWeb"/>
               <w:jc w:val="both"/>
               <w:rPr>
-                <w:sz w:val="21"/>
-                <w:szCs w:val="21"/>
+                <w:sz w:val="20"/>
+                <w:szCs w:val="20"/>
               </w:rPr>
             </w:pPr>
             <w:r>
               <w:rPr>
-                <w:sz w:val="21"/>
-                <w:szCs w:val="21"/>
+                <w:sz w:val="20"/>
+                <w:szCs w:val="20"/>
               </w:rPr>
               <w:t>El marketing digital y las plataformas de gestión de relaciones con clientes (</w:t>
             </w:r>
@@ -4798,16 +4705,16 @@
               <w:rPr>
                 <w:rStyle w:val="Textoennegrita"/>
                 <w:rFonts w:eastAsiaTheme="majorEastAsia"/>
-                <w:sz w:val="21"/>
-                <w:szCs w:val="21"/>
+                <w:sz w:val="20"/>
+                <w:szCs w:val="20"/>
                 <w:u w:val="single"/>
               </w:rPr>
               <w:t>CRM</w:t>
             </w:r>
             <w:r>
               <w:rPr>
-                <w:sz w:val="21"/>
-                <w:szCs w:val="21"/>
+                <w:sz w:val="20"/>
+                <w:szCs w:val="20"/>
               </w:rPr>
               <w:t>) son esenciales para comprender y atender mejor al mercado objetivo. Estas soluciones IT permiten una segmentación detallada, personalización de campañas y análisis de la efectividad del marketing, así como la gestión de las relaciones con los clientes para impulsar las ventas y la lealtad de marca.</w:t>
             </w:r>
@@ -4824,14 +4731,14 @@
               <w:pStyle w:val="Ttulo3"/>
               <w:jc w:val="both"/>
               <w:rPr>
-                <w:sz w:val="21"/>
-                <w:szCs w:val="21"/>
+                <w:sz w:val="20"/>
+                <w:szCs w:val="20"/>
               </w:rPr>
             </w:pPr>
             <w:r>
               <w:rPr>
-                <w:sz w:val="21"/>
-                <w:szCs w:val="21"/>
+                <w:sz w:val="20"/>
+                <w:szCs w:val="20"/>
               </w:rPr>
               <w:t>Investigación y Desarrollo (I+D)</w:t>
             </w:r>
@@ -4846,14 +4753,14 @@
               <w:pStyle w:val="NormalWeb"/>
               <w:jc w:val="both"/>
               <w:rPr>
-                <w:sz w:val="21"/>
-                <w:szCs w:val="21"/>
+                <w:sz w:val="20"/>
+                <w:szCs w:val="20"/>
               </w:rPr>
             </w:pPr>
             <w:r>
               <w:rPr>
-                <w:sz w:val="21"/>
-                <w:szCs w:val="21"/>
+                <w:sz w:val="20"/>
+                <w:szCs w:val="20"/>
               </w:rPr>
               <w:t>En el departamento de I+D, la tecnología IT facilita la innovación mediante herramientas de simulación, análisis de datos y plataformas de colaboración que aceleran el desarrollo de nuevos productos y servicios.</w:t>
             </w:r>
@@ -4891,21 +4798,7 @@
           <w:i/>
           <w:iCs/>
         </w:rPr>
-        <w:t xml:space="preserve">en estos departamentos no solo mejora la eficiencia operativa y la toma de </w:t>
-      </w:r>
-      <w:r>
-        <w:rPr>
-          <w:i/>
-          <w:iCs/>
-        </w:rPr>
-        <w:t>decisiones,</w:t>
-      </w:r>
-      <w:r>
-        <w:rPr>
-          <w:i/>
-          <w:iCs/>
-        </w:rPr>
-        <w:t xml:space="preserve"> sino que también abre nuevas vías para la innovación y la competitividad en el mercado. Cada departamento, al adoptar soluciones IT específicas para sus necesidades, contribuye al éxito global de la estrategia de digitalización de la empresa, demostrando que la transformación digital es un esfuerzo colectivo que permea toda la organización.</w:t>
+        <w:t>en estos departamentos no solo mejora la eficiencia operativa y la toma de decisiones, sino que también abre nuevas vías para la innovación y la competitividad en el mercado. Cada departamento, al adoptar soluciones IT específicas para sus necesidades, contribuye al éxito global de la estrategia de digitalización de la empresa, demostrando que la transformación digital es un esfuerzo colectivo que permea toda la organización.</w:t>
       </w:r>
     </w:p>
     <w:p>
@@ -4918,6 +4811,7 @@
         </w:rPr>
       </w:pPr>
       <w:r>
+        <w:lastRenderedPageBreak/>
         <w:t>4.2.- Roles y responsabilidades en la gestión de IT.</w:t>
       </w:r>
     </w:p>
@@ -4945,79 +4839,79 @@
               <w:pStyle w:val="Ttulo3"/>
               <w:jc w:val="both"/>
               <w:rPr>
-                <w:sz w:val="21"/>
-                <w:szCs w:val="21"/>
+                <w:sz w:val="20"/>
+                <w:szCs w:val="20"/>
                 <w:lang w:val="es-ES"/>
               </w:rPr>
             </w:pPr>
             <w:r>
               <w:rPr>
-                <w:sz w:val="21"/>
-                <w:szCs w:val="21"/>
+                <w:sz w:val="20"/>
+                <w:szCs w:val="20"/>
               </w:rPr>
               <w:t>CIO (</w:t>
             </w:r>
             <w:proofErr w:type="spellStart"/>
             <w:r>
               <w:rPr>
-                <w:sz w:val="21"/>
-                <w:szCs w:val="21"/>
+                <w:sz w:val="20"/>
+                <w:szCs w:val="20"/>
               </w:rPr>
               <w:t>Chief</w:t>
             </w:r>
             <w:proofErr w:type="spellEnd"/>
             <w:r>
               <w:rPr>
-                <w:sz w:val="21"/>
-                <w:szCs w:val="21"/>
+                <w:sz w:val="20"/>
+                <w:szCs w:val="20"/>
               </w:rPr>
               <w:t xml:space="preserve"> </w:t>
             </w:r>
             <w:proofErr w:type="spellStart"/>
             <w:r>
               <w:rPr>
-                <w:sz w:val="21"/>
-                <w:szCs w:val="21"/>
+                <w:sz w:val="20"/>
+                <w:szCs w:val="20"/>
               </w:rPr>
               <w:t>Information</w:t>
             </w:r>
             <w:proofErr w:type="spellEnd"/>
             <w:r>
               <w:rPr>
-                <w:sz w:val="21"/>
-                <w:szCs w:val="21"/>
+                <w:sz w:val="20"/>
+                <w:szCs w:val="20"/>
               </w:rPr>
               <w:t xml:space="preserve"> </w:t>
             </w:r>
             <w:proofErr w:type="spellStart"/>
             <w:r>
               <w:rPr>
-                <w:sz w:val="21"/>
-                <w:szCs w:val="21"/>
+                <w:sz w:val="20"/>
+                <w:szCs w:val="20"/>
               </w:rPr>
               <w:t>Officer</w:t>
             </w:r>
             <w:proofErr w:type="spellEnd"/>
             <w:r>
               <w:rPr>
-                <w:sz w:val="21"/>
-                <w:szCs w:val="21"/>
+                <w:sz w:val="20"/>
+                <w:szCs w:val="20"/>
               </w:rPr>
               <w:t xml:space="preserve">) o </w:t>
             </w:r>
             <w:proofErr w:type="gramStart"/>
             <w:r>
               <w:rPr>
-                <w:sz w:val="21"/>
-                <w:szCs w:val="21"/>
+                <w:sz w:val="20"/>
+                <w:szCs w:val="20"/>
               </w:rPr>
               <w:t>Director</w:t>
             </w:r>
             <w:proofErr w:type="gramEnd"/>
             <w:r>
               <w:rPr>
-                <w:sz w:val="21"/>
-                <w:szCs w:val="21"/>
+                <w:sz w:val="20"/>
+                <w:szCs w:val="20"/>
               </w:rPr>
               <w:t xml:space="preserve"> de TI</w:t>
             </w:r>
@@ -5032,14 +4926,14 @@
               <w:pStyle w:val="NormalWeb"/>
               <w:jc w:val="both"/>
               <w:rPr>
-                <w:sz w:val="21"/>
-                <w:szCs w:val="21"/>
+                <w:sz w:val="20"/>
+                <w:szCs w:val="20"/>
               </w:rPr>
             </w:pPr>
             <w:r>
               <w:rPr>
-                <w:sz w:val="21"/>
-                <w:szCs w:val="21"/>
+                <w:sz w:val="20"/>
+                <w:szCs w:val="20"/>
               </w:rPr>
               <w:t xml:space="preserve">El </w:t>
             </w:r>
@@ -5047,15 +4941,15 @@
               <w:rPr>
                 <w:rStyle w:val="Textoennegrita"/>
                 <w:rFonts w:eastAsiaTheme="majorEastAsia"/>
-                <w:sz w:val="21"/>
-                <w:szCs w:val="21"/>
+                <w:sz w:val="20"/>
+                <w:szCs w:val="20"/>
               </w:rPr>
               <w:t>CIO</w:t>
             </w:r>
             <w:r>
               <w:rPr>
-                <w:sz w:val="21"/>
-                <w:szCs w:val="21"/>
+                <w:sz w:val="20"/>
+                <w:szCs w:val="20"/>
               </w:rPr>
               <w:t xml:space="preserve"> es el responsable de la estrategia tecnológica global de la empresa. Este rol implica la planificación estratégica de cómo la </w:t>
             </w:r>
@@ -5063,15 +4957,15 @@
               <w:rPr>
                 <w:rStyle w:val="Textoennegrita"/>
                 <w:rFonts w:eastAsiaTheme="majorEastAsia"/>
-                <w:sz w:val="21"/>
-                <w:szCs w:val="21"/>
+                <w:sz w:val="20"/>
+                <w:szCs w:val="20"/>
               </w:rPr>
               <w:t>IT</w:t>
             </w:r>
             <w:r>
               <w:rPr>
-                <w:sz w:val="21"/>
-                <w:szCs w:val="21"/>
+                <w:sz w:val="20"/>
+                <w:szCs w:val="20"/>
               </w:rPr>
               <w:t xml:space="preserve"> puede apoyar y mejorar los objetivos empresariales, la gestión del presupuesto de TI, y la supervisión de la implementación y mantenimiento de las tecnologías y sistemas de información. El </w:t>
             </w:r>
@@ -5079,15 +4973,15 @@
               <w:rPr>
                 <w:rStyle w:val="Textoennegrita"/>
                 <w:rFonts w:eastAsiaTheme="majorEastAsia"/>
-                <w:sz w:val="21"/>
-                <w:szCs w:val="21"/>
+                <w:sz w:val="20"/>
+                <w:szCs w:val="20"/>
               </w:rPr>
               <w:t>CIO</w:t>
             </w:r>
             <w:r>
               <w:rPr>
-                <w:sz w:val="21"/>
-                <w:szCs w:val="21"/>
+                <w:sz w:val="20"/>
+                <w:szCs w:val="20"/>
               </w:rPr>
               <w:t xml:space="preserve"> también juega un papel crucial en la transformación digital, liderando la integración de nuevas tecnologías y asegurando que la infraestructura </w:t>
             </w:r>
@@ -5095,15 +4989,15 @@
               <w:rPr>
                 <w:rStyle w:val="Textoennegrita"/>
                 <w:rFonts w:eastAsiaTheme="majorEastAsia"/>
-                <w:sz w:val="21"/>
-                <w:szCs w:val="21"/>
+                <w:sz w:val="20"/>
+                <w:szCs w:val="20"/>
               </w:rPr>
               <w:t>IT</w:t>
             </w:r>
             <w:r>
               <w:rPr>
-                <w:sz w:val="21"/>
-                <w:szCs w:val="21"/>
+                <w:sz w:val="20"/>
+                <w:szCs w:val="20"/>
               </w:rPr>
               <w:t xml:space="preserve"> sea segura y eficiente.</w:t>
             </w:r>
@@ -5120,15 +5014,15 @@
               <w:pStyle w:val="Ttulo3"/>
               <w:jc w:val="both"/>
               <w:rPr>
-                <w:sz w:val="21"/>
-                <w:szCs w:val="21"/>
+                <w:sz w:val="20"/>
+                <w:szCs w:val="20"/>
                 <w:lang w:val="es-ES"/>
               </w:rPr>
             </w:pPr>
             <w:r>
               <w:rPr>
-                <w:sz w:val="21"/>
-                <w:szCs w:val="21"/>
+                <w:sz w:val="20"/>
+                <w:szCs w:val="20"/>
               </w:rPr>
               <w:t>Administrador de Sistemas</w:t>
             </w:r>
@@ -5143,14 +5037,14 @@
               <w:pStyle w:val="NormalWeb"/>
               <w:jc w:val="both"/>
               <w:rPr>
-                <w:sz w:val="21"/>
-                <w:szCs w:val="21"/>
+                <w:sz w:val="20"/>
+                <w:szCs w:val="20"/>
               </w:rPr>
             </w:pPr>
             <w:r>
               <w:rPr>
-                <w:sz w:val="21"/>
-                <w:szCs w:val="21"/>
+                <w:sz w:val="20"/>
+                <w:szCs w:val="20"/>
               </w:rPr>
               <w:t>Los administradores de sistemas son responsables de la operación y mantenimiento de los servidores y sistemas operativos. Esto incluye la instalación de hardware y software, la configuración de redes y sistemas, la gestión de cuentas de usuario y la garantía de la seguridad de los datos y sistemas.</w:t>
             </w:r>
@@ -5170,15 +5064,15 @@
               <w:pStyle w:val="Ttulo3"/>
               <w:jc w:val="both"/>
               <w:rPr>
-                <w:sz w:val="21"/>
-                <w:szCs w:val="21"/>
+                <w:sz w:val="20"/>
+                <w:szCs w:val="20"/>
                 <w:lang w:val="es-ES"/>
               </w:rPr>
             </w:pPr>
             <w:r>
               <w:rPr>
-                <w:sz w:val="21"/>
-                <w:szCs w:val="21"/>
+                <w:sz w:val="20"/>
+                <w:szCs w:val="20"/>
               </w:rPr>
               <w:t>Especialista en Seguridad de la Información</w:t>
             </w:r>
@@ -5193,14 +5087,14 @@
               <w:pStyle w:val="NormalWeb"/>
               <w:jc w:val="both"/>
               <w:rPr>
-                <w:sz w:val="21"/>
-                <w:szCs w:val="21"/>
+                <w:sz w:val="20"/>
+                <w:szCs w:val="20"/>
               </w:rPr>
             </w:pPr>
             <w:r>
               <w:rPr>
-                <w:sz w:val="21"/>
-                <w:szCs w:val="21"/>
+                <w:sz w:val="20"/>
+                <w:szCs w:val="20"/>
               </w:rPr>
               <w:t>Este rol se centra en proteger la infraestructura IT y los datos de la empresa contra amenazas cibernéticas. Las responsabilidades incluyen la implementación de políticas de seguridad, la realización de auditorías de seguridad, el monitoreo de la red para detectar actividades sospechosas y la respuesta a incidentes de seguridad.</w:t>
             </w:r>
@@ -5255,16 +5149,6 @@
       <w:r>
         <w:t xml:space="preserve"> y sus responsabilidades principales son:</w:t>
       </w:r>
-    </w:p>
-    <w:p>
-      <w:pPr>
-        <w:pStyle w:val="NormalWeb"/>
-        <w:jc w:val="both"/>
-        <w:rPr>
-          <w:i/>
-          <w:iCs/>
-        </w:rPr>
-      </w:pPr>
     </w:p>
     <w:tbl>
       <w:tblPr>
@@ -5289,17 +5173,16 @@
               <w:pStyle w:val="Ttulo3"/>
               <w:jc w:val="both"/>
               <w:rPr>
-                <w:sz w:val="21"/>
-                <w:szCs w:val="21"/>
+                <w:sz w:val="20"/>
+                <w:szCs w:val="20"/>
                 <w:lang w:val="es-ES"/>
               </w:rPr>
             </w:pPr>
             <w:r>
               <w:rPr>
-                <w:sz w:val="21"/>
-                <w:szCs w:val="21"/>
+                <w:sz w:val="20"/>
+                <w:szCs w:val="20"/>
               </w:rPr>
-              <w:lastRenderedPageBreak/>
               <w:t>Analista de Sistemas</w:t>
             </w:r>
           </w:p>
@@ -5313,14 +5196,14 @@
               <w:pStyle w:val="NormalWeb"/>
               <w:jc w:val="both"/>
               <w:rPr>
-                <w:sz w:val="21"/>
-                <w:szCs w:val="21"/>
+                <w:sz w:val="20"/>
+                <w:szCs w:val="20"/>
               </w:rPr>
             </w:pPr>
             <w:r>
               <w:rPr>
-                <w:sz w:val="21"/>
-                <w:szCs w:val="21"/>
+                <w:sz w:val="20"/>
+                <w:szCs w:val="20"/>
               </w:rPr>
               <w:t>Los analistas de sistemas trabajan en la intersección entre los procesos empresariales y la tecnología. Son responsables de analizar las necesidades de negocio y diseñar sistemas IT que las soporten, mejorando la eficiencia operativa. Esto puede incluir la personalización de software existente o el desarrollo de nuevas soluciones tecnológicas.</w:t>
             </w:r>
@@ -5337,15 +5220,15 @@
               <w:pStyle w:val="Ttulo3"/>
               <w:jc w:val="both"/>
               <w:rPr>
-                <w:sz w:val="21"/>
-                <w:szCs w:val="21"/>
+                <w:sz w:val="20"/>
+                <w:szCs w:val="20"/>
                 <w:lang w:val="es-ES"/>
               </w:rPr>
             </w:pPr>
             <w:r>
               <w:rPr>
-                <w:sz w:val="21"/>
-                <w:szCs w:val="21"/>
+                <w:sz w:val="20"/>
+                <w:szCs w:val="20"/>
               </w:rPr>
               <w:t>Desarrollador de Software</w:t>
             </w:r>
@@ -5360,14 +5243,14 @@
               <w:pStyle w:val="NormalWeb"/>
               <w:jc w:val="both"/>
               <w:rPr>
-                <w:sz w:val="21"/>
-                <w:szCs w:val="21"/>
+                <w:sz w:val="20"/>
+                <w:szCs w:val="20"/>
               </w:rPr>
             </w:pPr>
             <w:r>
               <w:rPr>
-                <w:sz w:val="21"/>
-                <w:szCs w:val="21"/>
+                <w:sz w:val="20"/>
+                <w:szCs w:val="20"/>
               </w:rPr>
               <w:t>Los desarrolladores se encargan de crear y modificar software según los requisitos del negocio. Esto incluye la escritura de código, la realización de pruebas para asegurar la funcionalidad y la corrección de errores, así como la actualización de software para mejorar el rendimiento o añadir nuevas características.</w:t>
             </w:r>
@@ -5387,15 +5270,15 @@
               <w:pStyle w:val="Ttulo3"/>
               <w:jc w:val="both"/>
               <w:rPr>
-                <w:sz w:val="21"/>
-                <w:szCs w:val="21"/>
+                <w:sz w:val="20"/>
+                <w:szCs w:val="20"/>
                 <w:lang w:val="es-ES"/>
               </w:rPr>
             </w:pPr>
             <w:r>
               <w:rPr>
-                <w:sz w:val="21"/>
-                <w:szCs w:val="21"/>
+                <w:sz w:val="20"/>
+                <w:szCs w:val="20"/>
               </w:rPr>
               <w:t>Soporte Técnico</w:t>
             </w:r>
@@ -5410,14 +5293,14 @@
               <w:pStyle w:val="NormalWeb"/>
               <w:jc w:val="both"/>
               <w:rPr>
-                <w:sz w:val="21"/>
-                <w:szCs w:val="21"/>
+                <w:sz w:val="20"/>
+                <w:szCs w:val="20"/>
               </w:rPr>
             </w:pPr>
             <w:r>
               <w:rPr>
-                <w:sz w:val="21"/>
-                <w:szCs w:val="21"/>
+                <w:sz w:val="20"/>
+                <w:szCs w:val="20"/>
               </w:rPr>
               <w:t>El personal de soporte técnico es el punto de contacto para los usuarios que necesitan ayuda con problemas de TI. Su trabajo es resolver incidencias relacionadas con hardware y software, proporcionar asistencia técnica y asegurar que los empleados puedan utilizar eficazmente las herramientas y sistemas IT.</w:t>
             </w:r>
@@ -5434,15 +5317,15 @@
               <w:pStyle w:val="Ttulo3"/>
               <w:jc w:val="both"/>
               <w:rPr>
-                <w:sz w:val="21"/>
-                <w:szCs w:val="21"/>
+                <w:sz w:val="20"/>
+                <w:szCs w:val="20"/>
                 <w:lang w:val="es-ES"/>
               </w:rPr>
             </w:pPr>
             <w:r>
               <w:rPr>
-                <w:sz w:val="21"/>
-                <w:szCs w:val="21"/>
+                <w:sz w:val="20"/>
+                <w:szCs w:val="20"/>
               </w:rPr>
               <w:t>Gestor de Proyectos IT</w:t>
             </w:r>
@@ -5457,14 +5340,14 @@
               <w:pStyle w:val="NormalWeb"/>
               <w:jc w:val="both"/>
               <w:rPr>
-                <w:sz w:val="21"/>
-                <w:szCs w:val="21"/>
+                <w:sz w:val="20"/>
+                <w:szCs w:val="20"/>
               </w:rPr>
             </w:pPr>
             <w:r>
               <w:rPr>
-                <w:sz w:val="21"/>
-                <w:szCs w:val="21"/>
+                <w:sz w:val="20"/>
+                <w:szCs w:val="20"/>
               </w:rPr>
               <w:t>Los gestores de proyectos IT son responsables de planificar, ejecutar y finalizar proyectos relacionados con IT, asegurando que se completen a tiempo, dentro del presupuesto y según los requisitos establecidos. Esto implica coordinar equipos, gestionar recursos y comunicarse con las partes interesadas dentro y fuera de la organización.</w:t>
             </w:r>
@@ -5542,7 +5425,11 @@
         <w:t>operaciones,</w:t>
       </w:r>
       <w:r>
-        <w:t xml:space="preserve"> sino que también facilita la expansión y el crecimiento empresarial. Este proceso varía significativamente en función del tamaño y la economía de la empresa, requiriendo soluciones escalables y adaptativas.</w:t>
+        <w:t xml:space="preserve"> sino que también facilita la </w:t>
+      </w:r>
+      <w:r>
+        <w:lastRenderedPageBreak/>
+        <w:t>expansión y el crecimiento empresarial. Este proceso varía significativamente en función del tamaño y la economía de la empresa, requiriendo soluciones escalables y adaptativas.</w:t>
       </w:r>
     </w:p>
     <w:p>
@@ -5582,13 +5469,7 @@
         <w:jc w:val="both"/>
       </w:pPr>
       <w:r>
-        <w:t xml:space="preserve">Además, en el contexto de una economía cada vez más digital, las plataformas de automatización de marketing y las herramientas de colaboración y productividad no solo facilitan las operaciones </w:t>
-      </w:r>
-      <w:r>
-        <w:t>diarias,</w:t>
-      </w:r>
-      <w:r>
-        <w:t xml:space="preserve"> sino que también abren nuevas vías para la innovación y el crecimiento sostenible. La flexibilidad y escalabilidad proporcionadas por </w:t>
+        <w:t xml:space="preserve">Además, en el contexto de una economía cada vez más digital, las plataformas de automatización de marketing y las herramientas de colaboración y productividad no solo facilitan las operaciones diarias, sino que también abren nuevas vías para la innovación y el crecimiento sostenible. La flexibilidad y escalabilidad proporcionadas por </w:t>
       </w:r>
       <w:r>
         <w:rPr>
@@ -5669,8 +5550,8 @@
               <w:rPr>
                 <w:b/>
                 <w:bCs w:val="0"/>
-                <w:sz w:val="21"/>
-                <w:szCs w:val="21"/>
+                <w:sz w:val="20"/>
+                <w:szCs w:val="20"/>
                 <w:lang w:val="es-ES"/>
               </w:rPr>
             </w:pPr>
@@ -5678,10 +5559,9 @@
               <w:rPr>
                 <w:b/>
                 <w:bCs w:val="0"/>
-                <w:sz w:val="21"/>
-                <w:szCs w:val="21"/>
+                <w:sz w:val="20"/>
+                <w:szCs w:val="20"/>
               </w:rPr>
-              <w:lastRenderedPageBreak/>
               <w:t>Sistemas de Planificación de Recursos Empresariales (ERP)</w:t>
             </w:r>
           </w:p>
@@ -5698,15 +5578,15 @@
               <w:cnfStyle w:val="000000100000" w:firstRow="0" w:lastRow="0" w:firstColumn="0" w:lastColumn="0" w:oddVBand="0" w:evenVBand="0" w:oddHBand="1" w:evenHBand="0" w:firstRowFirstColumn="0" w:firstRowLastColumn="0" w:lastRowFirstColumn="0" w:lastRowLastColumn="0"/>
               <w:rPr>
                 <w:bCs/>
-                <w:sz w:val="21"/>
-                <w:szCs w:val="21"/>
+                <w:sz w:val="20"/>
+                <w:szCs w:val="20"/>
               </w:rPr>
             </w:pPr>
             <w:r>
               <w:rPr>
                 <w:bCs/>
-                <w:sz w:val="21"/>
-                <w:szCs w:val="21"/>
+                <w:sz w:val="20"/>
+                <w:szCs w:val="20"/>
               </w:rPr>
               <w:t>Integran funciones críticas de negocio en una única plataforma, mejorando la toma de decisiones y la eficiencia operativa.</w:t>
             </w:r>
@@ -5724,31 +5604,31 @@
               <w:cnfStyle w:val="000000100000" w:firstRow="0" w:lastRow="0" w:firstColumn="0" w:lastColumn="0" w:oddVBand="0" w:evenVBand="0" w:oddHBand="1" w:evenHBand="0" w:firstRowFirstColumn="0" w:firstRowLastColumn="0" w:lastRowFirstColumn="0" w:lastRowLastColumn="0"/>
               <w:rPr>
                 <w:bCs/>
-                <w:sz w:val="21"/>
-                <w:szCs w:val="21"/>
+                <w:sz w:val="20"/>
+                <w:szCs w:val="20"/>
               </w:rPr>
             </w:pPr>
             <w:r>
               <w:rPr>
                 <w:bCs/>
-                <w:sz w:val="21"/>
-                <w:szCs w:val="21"/>
+                <w:sz w:val="20"/>
+                <w:szCs w:val="20"/>
               </w:rPr>
               <w:t xml:space="preserve">Ejemplos incluyen </w:t>
             </w:r>
             <w:r>
               <w:rPr>
                 <w:rFonts w:eastAsiaTheme="majorEastAsia"/>
-                <w:sz w:val="21"/>
-                <w:szCs w:val="21"/>
+                <w:sz w:val="20"/>
+                <w:szCs w:val="20"/>
               </w:rPr>
               <w:t>SAP ERP</w:t>
             </w:r>
             <w:r>
               <w:rPr>
                 <w:bCs/>
-                <w:sz w:val="21"/>
-                <w:szCs w:val="21"/>
+                <w:sz w:val="20"/>
+                <w:szCs w:val="20"/>
               </w:rPr>
               <w:t xml:space="preserve"> para grandes empresas y </w:t>
             </w:r>
@@ -5756,8 +5636,8 @@
             <w:r>
               <w:rPr>
                 <w:rFonts w:eastAsiaTheme="majorEastAsia"/>
-                <w:sz w:val="21"/>
-                <w:szCs w:val="21"/>
+                <w:sz w:val="20"/>
+                <w:szCs w:val="20"/>
               </w:rPr>
               <w:t>Odoo</w:t>
             </w:r>
@@ -5765,24 +5645,24 @@
             <w:r>
               <w:rPr>
                 <w:bCs/>
-                <w:sz w:val="21"/>
-                <w:szCs w:val="21"/>
+                <w:sz w:val="20"/>
+                <w:szCs w:val="20"/>
               </w:rPr>
               <w:t xml:space="preserve"> o </w:t>
             </w:r>
             <w:r>
               <w:rPr>
                 <w:rFonts w:eastAsiaTheme="majorEastAsia"/>
-                <w:sz w:val="21"/>
-                <w:szCs w:val="21"/>
+                <w:sz w:val="20"/>
+                <w:szCs w:val="20"/>
               </w:rPr>
               <w:t>Zoho</w:t>
             </w:r>
             <w:r>
               <w:rPr>
                 <w:bCs/>
-                <w:sz w:val="21"/>
-                <w:szCs w:val="21"/>
+                <w:sz w:val="20"/>
+                <w:szCs w:val="20"/>
               </w:rPr>
               <w:t xml:space="preserve"> para PYMES.</w:t>
             </w:r>
@@ -5803,8 +5683,8 @@
               <w:rPr>
                 <w:b/>
                 <w:bCs w:val="0"/>
-                <w:sz w:val="21"/>
-                <w:szCs w:val="21"/>
+                <w:sz w:val="20"/>
+                <w:szCs w:val="20"/>
                 <w:lang w:val="es-ES"/>
               </w:rPr>
             </w:pPr>
@@ -5812,8 +5692,8 @@
               <w:rPr>
                 <w:b/>
                 <w:bCs w:val="0"/>
-                <w:sz w:val="21"/>
-                <w:szCs w:val="21"/>
+                <w:sz w:val="20"/>
+                <w:szCs w:val="20"/>
               </w:rPr>
               <w:t>Sistemas de Gestión de Relaciones con Clientes (CRM)</w:t>
             </w:r>
@@ -5830,14 +5710,14 @@
               <w:jc w:val="both"/>
               <w:cnfStyle w:val="000000000000" w:firstRow="0" w:lastRow="0" w:firstColumn="0" w:lastColumn="0" w:oddVBand="0" w:evenVBand="0" w:oddHBand="0" w:evenHBand="0" w:firstRowFirstColumn="0" w:firstRowLastColumn="0" w:lastRowFirstColumn="0" w:lastRowLastColumn="0"/>
               <w:rPr>
-                <w:sz w:val="21"/>
-                <w:szCs w:val="21"/>
+                <w:sz w:val="20"/>
+                <w:szCs w:val="20"/>
               </w:rPr>
             </w:pPr>
             <w:r>
               <w:rPr>
-                <w:sz w:val="21"/>
-                <w:szCs w:val="21"/>
+                <w:sz w:val="20"/>
+                <w:szCs w:val="20"/>
               </w:rPr>
               <w:t>Permiten gestionar interacciones con los clientes y potenciar las ventas y el marketing.</w:t>
             </w:r>
@@ -5854,37 +5734,37 @@
               <w:jc w:val="both"/>
               <w:cnfStyle w:val="000000000000" w:firstRow="0" w:lastRow="0" w:firstColumn="0" w:lastColumn="0" w:oddVBand="0" w:evenVBand="0" w:oddHBand="0" w:evenHBand="0" w:firstRowFirstColumn="0" w:firstRowLastColumn="0" w:lastRowFirstColumn="0" w:lastRowLastColumn="0"/>
               <w:rPr>
-                <w:sz w:val="21"/>
-                <w:szCs w:val="21"/>
+                <w:sz w:val="20"/>
+                <w:szCs w:val="20"/>
               </w:rPr>
             </w:pPr>
             <w:r>
               <w:rPr>
                 <w:rFonts w:eastAsiaTheme="majorEastAsia"/>
-                <w:sz w:val="21"/>
-                <w:szCs w:val="21"/>
+                <w:sz w:val="20"/>
+                <w:szCs w:val="20"/>
               </w:rPr>
               <w:t>Salesforce</w:t>
             </w:r>
             <w:r>
               <w:rPr>
-                <w:sz w:val="21"/>
-                <w:szCs w:val="21"/>
+                <w:sz w:val="20"/>
+                <w:szCs w:val="20"/>
               </w:rPr>
               <w:t xml:space="preserve"> domina el mercado de grandes empresas, mientras que </w:t>
             </w:r>
             <w:r>
               <w:rPr>
                 <w:rFonts w:eastAsiaTheme="majorEastAsia"/>
-                <w:sz w:val="21"/>
-                <w:szCs w:val="21"/>
+                <w:sz w:val="20"/>
+                <w:szCs w:val="20"/>
               </w:rPr>
               <w:t>HubSpot</w:t>
             </w:r>
             <w:r>
               <w:rPr>
-                <w:sz w:val="21"/>
-                <w:szCs w:val="21"/>
+                <w:sz w:val="20"/>
+                <w:szCs w:val="20"/>
               </w:rPr>
               <w:t xml:space="preserve"> es ideal para PYMES por su escalabilidad y costo efectivo.</w:t>
             </w:r>
@@ -5908,8 +5788,8 @@
               <w:rPr>
                 <w:b/>
                 <w:bCs w:val="0"/>
-                <w:sz w:val="21"/>
-                <w:szCs w:val="21"/>
+                <w:sz w:val="20"/>
+                <w:szCs w:val="20"/>
                 <w:lang w:val="es-ES"/>
               </w:rPr>
             </w:pPr>
@@ -5917,8 +5797,8 @@
               <w:rPr>
                 <w:b/>
                 <w:bCs w:val="0"/>
-                <w:sz w:val="21"/>
-                <w:szCs w:val="21"/>
+                <w:sz w:val="20"/>
+                <w:szCs w:val="20"/>
               </w:rPr>
               <w:t>Plataformas de Automatización de Marketing</w:t>
             </w:r>
@@ -5935,37 +5815,30 @@
               <w:jc w:val="both"/>
               <w:cnfStyle w:val="000000100000" w:firstRow="0" w:lastRow="0" w:firstColumn="0" w:lastColumn="0" w:oddVBand="0" w:evenVBand="0" w:oddHBand="1" w:evenHBand="0" w:firstRowFirstColumn="0" w:firstRowLastColumn="0" w:lastRowFirstColumn="0" w:lastRowLastColumn="0"/>
               <w:rPr>
-                <w:sz w:val="21"/>
-                <w:szCs w:val="21"/>
+                <w:sz w:val="20"/>
+                <w:szCs w:val="20"/>
               </w:rPr>
             </w:pPr>
             <w:r>
               <w:rPr>
-                <w:sz w:val="21"/>
-                <w:szCs w:val="21"/>
+                <w:sz w:val="20"/>
+                <w:szCs w:val="20"/>
               </w:rPr>
-              <w:t>F</w:t>
-            </w:r>
-            <w:r>
-              <w:rPr>
-                <w:sz w:val="21"/>
-                <w:szCs w:val="21"/>
-              </w:rPr>
-              <w:t xml:space="preserve">acilitan campañas de marketing dirigidas y análisis de resultados, siendo </w:t>
+              <w:t xml:space="preserve">Facilitan campañas de marketing dirigidas y análisis de resultados, siendo </w:t>
             </w:r>
             <w:proofErr w:type="spellStart"/>
             <w:r>
               <w:rPr>
-                <w:sz w:val="21"/>
-                <w:szCs w:val="21"/>
+                <w:sz w:val="20"/>
+                <w:szCs w:val="20"/>
               </w:rPr>
               <w:t>Mailchimp</w:t>
             </w:r>
             <w:proofErr w:type="spellEnd"/>
             <w:r>
               <w:rPr>
-                <w:sz w:val="21"/>
-                <w:szCs w:val="21"/>
+                <w:sz w:val="20"/>
+                <w:szCs w:val="20"/>
               </w:rPr>
               <w:t xml:space="preserve"> particularmente amigable para PYMES por su facilidad de uso y costo.</w:t>
             </w:r>
@@ -5982,14 +5855,14 @@
               <w:jc w:val="both"/>
               <w:cnfStyle w:val="000000100000" w:firstRow="0" w:lastRow="0" w:firstColumn="0" w:lastColumn="0" w:oddVBand="0" w:evenVBand="0" w:oddHBand="1" w:evenHBand="0" w:firstRowFirstColumn="0" w:firstRowLastColumn="0" w:lastRowFirstColumn="0" w:lastRowLastColumn="0"/>
               <w:rPr>
-                <w:sz w:val="21"/>
-                <w:szCs w:val="21"/>
+                <w:sz w:val="20"/>
+                <w:szCs w:val="20"/>
               </w:rPr>
             </w:pPr>
             <w:r>
               <w:rPr>
-                <w:sz w:val="21"/>
-                <w:szCs w:val="21"/>
+                <w:sz w:val="20"/>
+                <w:szCs w:val="20"/>
               </w:rPr>
               <w:t xml:space="preserve">Como </w:t>
             </w:r>
@@ -5997,16 +5870,16 @@
             <w:r>
               <w:rPr>
                 <w:rFonts w:eastAsiaTheme="majorEastAsia"/>
-                <w:sz w:val="21"/>
-                <w:szCs w:val="21"/>
+                <w:sz w:val="20"/>
+                <w:szCs w:val="20"/>
               </w:rPr>
               <w:t>Marketo</w:t>
             </w:r>
             <w:proofErr w:type="spellEnd"/>
             <w:r>
               <w:rPr>
-                <w:sz w:val="21"/>
-                <w:szCs w:val="21"/>
+                <w:sz w:val="20"/>
+                <w:szCs w:val="20"/>
               </w:rPr>
               <w:t xml:space="preserve"> o </w:t>
             </w:r>
@@ -6014,16 +5887,16 @@
             <w:r>
               <w:rPr>
                 <w:rFonts w:eastAsiaTheme="majorEastAsia"/>
-                <w:sz w:val="21"/>
-                <w:szCs w:val="21"/>
+                <w:sz w:val="20"/>
+                <w:szCs w:val="20"/>
               </w:rPr>
               <w:t>Mailchimp</w:t>
             </w:r>
             <w:proofErr w:type="spellEnd"/>
             <w:r>
               <w:rPr>
-                <w:sz w:val="21"/>
-                <w:szCs w:val="21"/>
+                <w:sz w:val="20"/>
+                <w:szCs w:val="20"/>
               </w:rPr>
               <w:t>.</w:t>
             </w:r>
@@ -6044,8 +5917,8 @@
               <w:rPr>
                 <w:b/>
                 <w:bCs w:val="0"/>
-                <w:sz w:val="21"/>
-                <w:szCs w:val="21"/>
+                <w:sz w:val="20"/>
+                <w:szCs w:val="20"/>
                 <w:lang w:val="es-ES"/>
               </w:rPr>
             </w:pPr>
@@ -6053,8 +5926,8 @@
               <w:rPr>
                 <w:b/>
                 <w:bCs w:val="0"/>
-                <w:sz w:val="21"/>
-                <w:szCs w:val="21"/>
+                <w:sz w:val="20"/>
+                <w:szCs w:val="20"/>
               </w:rPr>
               <w:t>Herramientas de Colaboración y Productividad</w:t>
             </w:r>
@@ -6071,23 +5944,16 @@
               <w:jc w:val="both"/>
               <w:cnfStyle w:val="000000000000" w:firstRow="0" w:lastRow="0" w:firstColumn="0" w:lastColumn="0" w:oddVBand="0" w:evenVBand="0" w:oddHBand="0" w:evenHBand="0" w:firstRowFirstColumn="0" w:firstRowLastColumn="0" w:lastRowFirstColumn="0" w:lastRowLastColumn="0"/>
               <w:rPr>
-                <w:sz w:val="21"/>
-                <w:szCs w:val="21"/>
+                <w:sz w:val="20"/>
+                <w:szCs w:val="20"/>
               </w:rPr>
             </w:pPr>
             <w:r>
               <w:rPr>
-                <w:sz w:val="21"/>
-                <w:szCs w:val="21"/>
+                <w:sz w:val="20"/>
+                <w:szCs w:val="20"/>
               </w:rPr>
-              <w:t>O</w:t>
-            </w:r>
-            <w:r>
-              <w:rPr>
-                <w:sz w:val="21"/>
-                <w:szCs w:val="21"/>
-              </w:rPr>
-              <w:t>frecen un conjunto de herramientas para mejorar la comunicación y la productividad en empresas de cualquier tamaño.</w:t>
+              <w:t>Ofrecen un conjunto de herramientas para mejorar la comunicación y la productividad en empresas de cualquier tamaño.</w:t>
             </w:r>
           </w:p>
         </w:tc>
@@ -6102,37 +5968,37 @@
               <w:jc w:val="both"/>
               <w:cnfStyle w:val="000000000000" w:firstRow="0" w:lastRow="0" w:firstColumn="0" w:lastColumn="0" w:oddVBand="0" w:evenVBand="0" w:oddHBand="0" w:evenHBand="0" w:firstRowFirstColumn="0" w:firstRowLastColumn="0" w:lastRowFirstColumn="0" w:lastRowLastColumn="0"/>
               <w:rPr>
-                <w:sz w:val="21"/>
-                <w:szCs w:val="21"/>
+                <w:sz w:val="20"/>
+                <w:szCs w:val="20"/>
               </w:rPr>
             </w:pPr>
             <w:r>
               <w:rPr>
-                <w:sz w:val="21"/>
-                <w:szCs w:val="21"/>
+                <w:sz w:val="20"/>
+                <w:szCs w:val="20"/>
               </w:rPr>
               <w:t xml:space="preserve">Soluciones como </w:t>
             </w:r>
             <w:r>
               <w:rPr>
                 <w:rFonts w:eastAsiaTheme="majorEastAsia"/>
-                <w:sz w:val="21"/>
-                <w:szCs w:val="21"/>
+                <w:sz w:val="20"/>
+                <w:szCs w:val="20"/>
               </w:rPr>
               <w:t>Microsoft 365</w:t>
             </w:r>
             <w:r>
               <w:rPr>
-                <w:sz w:val="21"/>
-                <w:szCs w:val="21"/>
+                <w:sz w:val="20"/>
+                <w:szCs w:val="20"/>
               </w:rPr>
               <w:t xml:space="preserve"> y </w:t>
             </w:r>
             <w:r>
               <w:rPr>
                 <w:rFonts w:eastAsiaTheme="majorEastAsia"/>
-                <w:sz w:val="21"/>
-                <w:szCs w:val="21"/>
+                <w:sz w:val="20"/>
+                <w:szCs w:val="20"/>
               </w:rPr>
               <w:t xml:space="preserve">Google </w:t>
             </w:r>
@@ -6140,8 +6006,8 @@
             <w:r>
               <w:rPr>
                 <w:rFonts w:eastAsiaTheme="majorEastAsia"/>
-                <w:sz w:val="21"/>
-                <w:szCs w:val="21"/>
+                <w:sz w:val="20"/>
+                <w:szCs w:val="20"/>
               </w:rPr>
               <w:t>Workspace</w:t>
             </w:r>
@@ -6166,8 +6032,8 @@
               <w:rPr>
                 <w:b/>
                 <w:bCs w:val="0"/>
-                <w:sz w:val="21"/>
-                <w:szCs w:val="21"/>
+                <w:sz w:val="20"/>
+                <w:szCs w:val="20"/>
                 <w:lang w:val="es-ES"/>
               </w:rPr>
             </w:pPr>
@@ -6175,8 +6041,8 @@
               <w:rPr>
                 <w:b/>
                 <w:bCs w:val="0"/>
-                <w:sz w:val="21"/>
-                <w:szCs w:val="21"/>
+                <w:sz w:val="20"/>
+                <w:szCs w:val="20"/>
               </w:rPr>
               <w:t>Infraestructura como Servicio (IaaS) y Plataformas como Servicio (PaaS)</w:t>
             </w:r>
@@ -6193,23 +6059,16 @@
               <w:jc w:val="both"/>
               <w:cnfStyle w:val="000000100000" w:firstRow="0" w:lastRow="0" w:firstColumn="0" w:lastColumn="0" w:oddVBand="0" w:evenVBand="0" w:oddHBand="1" w:evenHBand="0" w:firstRowFirstColumn="0" w:firstRowLastColumn="0" w:lastRowFirstColumn="0" w:lastRowLastColumn="0"/>
               <w:rPr>
-                <w:sz w:val="21"/>
-                <w:szCs w:val="21"/>
+                <w:sz w:val="20"/>
+                <w:szCs w:val="20"/>
               </w:rPr>
             </w:pPr>
             <w:r>
               <w:rPr>
-                <w:sz w:val="21"/>
-                <w:szCs w:val="21"/>
+                <w:sz w:val="20"/>
+                <w:szCs w:val="20"/>
               </w:rPr>
-              <w:t>P</w:t>
-            </w:r>
-            <w:r>
-              <w:rPr>
-                <w:sz w:val="21"/>
-                <w:szCs w:val="21"/>
-              </w:rPr>
-              <w:t>ermiten a las empresas escalar su infraestructura IT según necesidad, ofreciendo flexibilidad especialmente valiosa para startups y PYMES.</w:t>
+              <w:t>Permiten a las empresas escalar su infraestructura IT según necesidad, ofreciendo flexibilidad especialmente valiosa para startups y PYMES.</w:t>
             </w:r>
           </w:p>
         </w:tc>
@@ -6224,30 +6083,30 @@
               <w:jc w:val="both"/>
               <w:cnfStyle w:val="000000100000" w:firstRow="0" w:lastRow="0" w:firstColumn="0" w:lastColumn="0" w:oddVBand="0" w:evenVBand="0" w:oddHBand="1" w:evenHBand="0" w:firstRowFirstColumn="0" w:firstRowLastColumn="0" w:lastRowFirstColumn="0" w:lastRowLastColumn="0"/>
               <w:rPr>
-                <w:sz w:val="21"/>
-                <w:szCs w:val="21"/>
+                <w:sz w:val="20"/>
+                <w:szCs w:val="20"/>
               </w:rPr>
             </w:pPr>
             <w:r>
               <w:rPr>
-                <w:sz w:val="21"/>
-                <w:szCs w:val="21"/>
+                <w:sz w:val="20"/>
+                <w:szCs w:val="20"/>
               </w:rPr>
               <w:t xml:space="preserve">Servicios como Amazon Web </w:t>
             </w:r>
             <w:proofErr w:type="spellStart"/>
             <w:r>
               <w:rPr>
-                <w:sz w:val="21"/>
-                <w:szCs w:val="21"/>
+                <w:sz w:val="20"/>
+                <w:szCs w:val="20"/>
               </w:rPr>
               <w:t>Services</w:t>
             </w:r>
             <w:proofErr w:type="spellEnd"/>
             <w:r>
               <w:rPr>
-                <w:sz w:val="21"/>
-                <w:szCs w:val="21"/>
+                <w:sz w:val="20"/>
+                <w:szCs w:val="20"/>
               </w:rPr>
               <w:t xml:space="preserve"> (AWS) y Microsoft Azure</w:t>
             </w:r>
@@ -6257,13 +6116,25 @@
     </w:tbl>
     <w:p>
       <w:pPr>
-        <w:pStyle w:val="Ttulo3"/>
-        <w:jc w:val="both"/>
-        <w:rPr>
+        <w:rPr>
+          <w:b/>
+          <w:bCs/>
+        </w:rPr>
+      </w:pPr>
+    </w:p>
+    <w:p>
+      <w:pPr>
+        <w:rPr>
+          <w:b/>
+          <w:bCs/>
           <w:lang w:val="es-ES"/>
         </w:rPr>
       </w:pPr>
       <w:r>
+        <w:rPr>
+          <w:b/>
+          <w:bCs/>
+        </w:rPr>
         <w:t>Alternativas en función del tamaño y economía de la empresa</w:t>
       </w:r>
     </w:p>
@@ -6315,6 +6186,7 @@
         </w:rPr>
       </w:pPr>
       <w:r>
+        <w:lastRenderedPageBreak/>
         <w:t>4.4.- Selección y aplicación de tecnologías según el sector.</w:t>
       </w:r>
     </w:p>
@@ -6339,26 +6211,444 @@
     </w:p>
     <w:p>
       <w:pPr>
-        <w:pStyle w:val="Ttulo3"/>
+        <w:rPr>
+          <w:b/>
+          <w:bCs/>
+          <w:i/>
+          <w:iCs/>
+          <w:u w:val="single"/>
+          <w:lang w:val="es-ES"/>
+        </w:rPr>
+      </w:pPr>
+      <w:r>
+        <w:rPr>
+          <w:b/>
+          <w:bCs/>
+          <w:i/>
+          <w:iCs/>
+          <w:u w:val="single"/>
+        </w:rPr>
+        <w:t>Sector Servicios</w:t>
+      </w:r>
+    </w:p>
+    <w:p>
+      <w:pPr>
+        <w:pStyle w:val="NormalWeb"/>
         <w:jc w:val="both"/>
         <w:rPr>
+          <w:i/>
+          <w:iCs/>
+          <w:sz w:val="21"/>
+          <w:szCs w:val="21"/>
+        </w:rPr>
+      </w:pPr>
+      <w:r>
+        <w:rPr>
+          <w:i/>
+          <w:iCs/>
+          <w:sz w:val="21"/>
+          <w:szCs w:val="21"/>
+        </w:rPr>
+        <w:t>En el dinámico sector de servicios, la capacidad para establecer y mantener relaciones significativas con los clientes es un pilar fundamental para el éxito. En este contexto, los sistemas de gestión de relaciones con clientes (</w:t>
+      </w:r>
+      <w:r>
+        <w:rPr>
+          <w:rStyle w:val="Textoennegrita"/>
+          <w:rFonts w:eastAsiaTheme="majorEastAsia"/>
           <w:i/>
           <w:iCs/>
           <w:sz w:val="21"/>
           <w:szCs w:val="21"/>
           <w:u w:val="single"/>
+        </w:rPr>
+        <w:t>CRM</w:t>
+      </w:r>
+      <w:r>
+        <w:rPr>
+          <w:i/>
+          <w:iCs/>
+          <w:sz w:val="21"/>
+          <w:szCs w:val="21"/>
+        </w:rPr>
+        <w:t xml:space="preserve">) y las plataformas de </w:t>
+      </w:r>
+      <w:r>
+        <w:rPr>
+          <w:rStyle w:val="Textoennegrita"/>
+          <w:rFonts w:eastAsiaTheme="majorEastAsia"/>
+          <w:i/>
+          <w:iCs/>
+          <w:sz w:val="21"/>
+          <w:szCs w:val="21"/>
+        </w:rPr>
+        <w:t>experiencia del cliente (CX)</w:t>
+      </w:r>
+      <w:r>
+        <w:rPr>
+          <w:i/>
+          <w:iCs/>
+          <w:sz w:val="21"/>
+          <w:szCs w:val="21"/>
+        </w:rPr>
+        <w:t xml:space="preserve"> emergen como herramientas esenciales, permitiendo a las empresas no solo gestionar sus interacciones con los clientes de manera eficiente sino también personalizar los servicios ofrecidos para satisfacer las expectativas individuales. Estas tecnologías avanzadas facilitan la </w:t>
+      </w:r>
+      <w:r>
+        <w:rPr>
+          <w:rStyle w:val="Textoennegrita"/>
+          <w:rFonts w:eastAsiaTheme="majorEastAsia"/>
+          <w:i/>
+          <w:iCs/>
+          <w:sz w:val="21"/>
+          <w:szCs w:val="21"/>
+        </w:rPr>
+        <w:t>recopilación y análisis de grandes volúmenes de datos</w:t>
+      </w:r>
+      <w:r>
+        <w:rPr>
+          <w:i/>
+          <w:iCs/>
+          <w:sz w:val="21"/>
+          <w:szCs w:val="21"/>
+        </w:rPr>
+        <w:t xml:space="preserve"> de clientes, desde información demográfica hasta preferencias de compra y patrones de comportamiento, proporcionando una base sólida para estrategias de marketing y ventas altamente dirigidas y personalizadas.</w:t>
+      </w:r>
+    </w:p>
+    <w:p>
+      <w:pPr>
+        <w:pStyle w:val="NormalWeb"/>
+        <w:jc w:val="both"/>
+        <w:rPr>
+          <w:i/>
+          <w:iCs/>
+          <w:sz w:val="21"/>
+          <w:szCs w:val="21"/>
+        </w:rPr>
+      </w:pPr>
+      <w:r>
+        <w:rPr>
+          <w:i/>
+          <w:iCs/>
+          <w:sz w:val="21"/>
+          <w:szCs w:val="21"/>
+        </w:rPr>
+        <w:t xml:space="preserve">Más allá de la gestión de datos, la incorporación de la </w:t>
+      </w:r>
+      <w:r>
+        <w:rPr>
+          <w:rStyle w:val="Textoennegrita"/>
+          <w:rFonts w:eastAsiaTheme="majorEastAsia"/>
+          <w:i/>
+          <w:iCs/>
+          <w:sz w:val="21"/>
+          <w:szCs w:val="21"/>
+        </w:rPr>
+        <w:t>inteligencia artificial (IA)</w:t>
+      </w:r>
+      <w:r>
+        <w:rPr>
+          <w:i/>
+          <w:iCs/>
+          <w:sz w:val="21"/>
+          <w:szCs w:val="21"/>
+        </w:rPr>
+        <w:t xml:space="preserve"> en el sector servicios está revolucionando la manera en que las empresas interactúan y comprenden a sus clientes. La IA, a través de </w:t>
+      </w:r>
+      <w:proofErr w:type="spellStart"/>
+      <w:r>
+        <w:rPr>
+          <w:rStyle w:val="Textoennegrita"/>
+          <w:rFonts w:eastAsiaTheme="majorEastAsia"/>
+          <w:i/>
+          <w:iCs/>
+          <w:sz w:val="21"/>
+          <w:szCs w:val="21"/>
+        </w:rPr>
+        <w:t>chatbots</w:t>
+      </w:r>
+      <w:proofErr w:type="spellEnd"/>
+      <w:r>
+        <w:rPr>
+          <w:i/>
+          <w:iCs/>
+          <w:sz w:val="21"/>
+          <w:szCs w:val="21"/>
+        </w:rPr>
+        <w:t xml:space="preserve"> y </w:t>
+      </w:r>
+      <w:r>
+        <w:rPr>
+          <w:rStyle w:val="Textoennegrita"/>
+          <w:rFonts w:eastAsiaTheme="majorEastAsia"/>
+          <w:i/>
+          <w:iCs/>
+          <w:sz w:val="21"/>
+          <w:szCs w:val="21"/>
+        </w:rPr>
+        <w:t>asistentes virtuales</w:t>
+      </w:r>
+      <w:r>
+        <w:rPr>
+          <w:i/>
+          <w:iCs/>
+          <w:sz w:val="21"/>
+          <w:szCs w:val="21"/>
+        </w:rPr>
+        <w:t xml:space="preserve">, por ejemplo, permite ofrecer respuestas inmediatas y personalizadas a las consultas de los clientes, mejorando significativamente la satisfacción y la lealtad. Además, la capacidad de la IA para analizar patrones complejos en grandes conjuntos de datos revela </w:t>
+      </w:r>
+      <w:proofErr w:type="spellStart"/>
+      <w:r>
+        <w:rPr>
+          <w:i/>
+          <w:iCs/>
+          <w:sz w:val="21"/>
+          <w:szCs w:val="21"/>
+        </w:rPr>
+        <w:t>insights</w:t>
+      </w:r>
+      <w:proofErr w:type="spellEnd"/>
+      <w:r>
+        <w:rPr>
+          <w:i/>
+          <w:iCs/>
+          <w:sz w:val="21"/>
+          <w:szCs w:val="21"/>
+        </w:rPr>
+        <w:t xml:space="preserve"> valiosos sobre las necesidades y comportamientos de los clientes, lo que permite a las empresas anticiparse a las tendencias del mercado y ajustar sus ofertas de servicios de manera proactiva.</w:t>
+      </w:r>
+    </w:p>
+    <w:p>
+      <w:pPr>
+        <w:pStyle w:val="NormalWeb"/>
+        <w:jc w:val="both"/>
+        <w:rPr>
+          <w:i/>
+          <w:iCs/>
+          <w:sz w:val="21"/>
+          <w:szCs w:val="21"/>
+        </w:rPr>
+      </w:pPr>
+      <w:r>
+        <w:rPr>
+          <w:i/>
+          <w:iCs/>
+          <w:sz w:val="21"/>
+          <w:szCs w:val="21"/>
+        </w:rPr>
+        <w:t>El análisis de datos, por su parte, juega un papel crucial en la identificación de oportunidades para mejorar y expandir la oferta de servicios. Al entender mejor las preferencias y necesidades de sus clientes, las empresas pueden diseñar servicios más alineados con las expectativas del mercado, optimizar procesos y mejorar la eficiencia operativa. Esta comprensión profunda también habilita el desarrollo de nuevos modelos de negocio y estrategias de fidelización que pueden diferenciar a una empresa en un mercado altamente competitivo.</w:t>
+      </w:r>
+    </w:p>
+    <w:p>
+      <w:pPr>
+        <w:pStyle w:val="NormalWeb"/>
+        <w:jc w:val="both"/>
+        <w:rPr>
+          <w:i/>
+          <w:iCs/>
+          <w:sz w:val="21"/>
+          <w:szCs w:val="21"/>
+        </w:rPr>
+      </w:pPr>
+      <w:r>
+        <w:rPr>
+          <w:i/>
+          <w:iCs/>
+          <w:sz w:val="21"/>
+          <w:szCs w:val="21"/>
+        </w:rPr>
+        <w:t xml:space="preserve">La combinación de </w:t>
+      </w:r>
+      <w:r>
+        <w:rPr>
+          <w:rStyle w:val="Textoennegrita"/>
+          <w:rFonts w:eastAsiaTheme="majorEastAsia"/>
+          <w:i/>
+          <w:iCs/>
+          <w:sz w:val="21"/>
+          <w:szCs w:val="21"/>
+        </w:rPr>
+        <w:t>CRM</w:t>
+      </w:r>
+      <w:r>
+        <w:rPr>
+          <w:i/>
+          <w:iCs/>
+          <w:sz w:val="21"/>
+          <w:szCs w:val="21"/>
+        </w:rPr>
+        <w:t xml:space="preserve">, </w:t>
+      </w:r>
+      <w:r>
+        <w:rPr>
+          <w:rStyle w:val="Textoennegrita"/>
+          <w:rFonts w:eastAsiaTheme="majorEastAsia"/>
+          <w:i/>
+          <w:iCs/>
+          <w:sz w:val="21"/>
+          <w:szCs w:val="21"/>
+        </w:rPr>
+        <w:t>plataformas CX</w:t>
+      </w:r>
+      <w:r>
+        <w:rPr>
+          <w:i/>
+          <w:iCs/>
+          <w:sz w:val="21"/>
+          <w:szCs w:val="21"/>
+        </w:rPr>
+        <w:t xml:space="preserve">, </w:t>
+      </w:r>
+      <w:r>
+        <w:rPr>
+          <w:rStyle w:val="Textoennegrita"/>
+          <w:rFonts w:eastAsiaTheme="majorEastAsia"/>
+          <w:i/>
+          <w:iCs/>
+          <w:sz w:val="21"/>
+          <w:szCs w:val="21"/>
+        </w:rPr>
+        <w:t>IA</w:t>
+      </w:r>
+      <w:r>
+        <w:rPr>
+          <w:i/>
+          <w:iCs/>
+          <w:sz w:val="21"/>
+          <w:szCs w:val="21"/>
+        </w:rPr>
+        <w:t xml:space="preserve"> y </w:t>
+      </w:r>
+      <w:r>
+        <w:rPr>
+          <w:rStyle w:val="Textoennegrita"/>
+          <w:rFonts w:eastAsiaTheme="majorEastAsia"/>
+          <w:i/>
+          <w:iCs/>
+          <w:sz w:val="21"/>
+          <w:szCs w:val="21"/>
+        </w:rPr>
+        <w:t>análisis de datos</w:t>
+      </w:r>
+      <w:r>
+        <w:rPr>
+          <w:i/>
+          <w:iCs/>
+          <w:sz w:val="21"/>
+          <w:szCs w:val="21"/>
+        </w:rPr>
+        <w:t xml:space="preserve"> en el sector servicios no solo mejora la interacción directa con el cliente, sino que también ofrece una visión integral de la experiencia del cliente a lo largo de todo el ciclo de servicio. Desde el primer contacto hasta el servicio posventa, estas tecnologías permiten a las empresas construir una relación continua y enriquecedora con sus clientes, anticipando sus necesidades y superando sus expectativas.</w:t>
+      </w:r>
+    </w:p>
+    <w:p>
+      <w:pPr>
+        <w:rPr>
+          <w:b/>
+          <w:bCs/>
+          <w:i/>
+          <w:iCs/>
+          <w:u w:val="single"/>
           <w:lang w:val="es-ES"/>
         </w:rPr>
       </w:pPr>
       <w:r>
         <w:rPr>
+          <w:b/>
+          <w:bCs/>
+          <w:i/>
+          <w:iCs/>
+          <w:u w:val="single"/>
+        </w:rPr>
+        <w:t>Sector Manufacturero</w:t>
+      </w:r>
+    </w:p>
+    <w:p>
+      <w:pPr>
+        <w:pStyle w:val="NormalWeb"/>
+        <w:jc w:val="both"/>
+        <w:rPr>
+          <w:i/>
+          <w:iCs/>
+          <w:sz w:val="21"/>
+          <w:szCs w:val="21"/>
+        </w:rPr>
+      </w:pPr>
+      <w:r>
+        <w:rPr>
+          <w:i/>
+          <w:iCs/>
+          <w:sz w:val="21"/>
+          <w:szCs w:val="21"/>
+        </w:rPr>
+        <w:t xml:space="preserve">En el sector manufacturero, la integración y automatización de procesos de producción mediante sistemas </w:t>
+      </w:r>
+      <w:r>
+        <w:rPr>
+          <w:rStyle w:val="Textoennegrita"/>
+          <w:rFonts w:eastAsiaTheme="majorEastAsia"/>
           <w:i/>
           <w:iCs/>
           <w:sz w:val="21"/>
           <w:szCs w:val="21"/>
           <w:u w:val="single"/>
         </w:rPr>
-        <w:t>Sector Servicios</w:t>
+        <w:t>ERP</w:t>
+      </w:r>
+      <w:r>
+        <w:rPr>
+          <w:i/>
+          <w:iCs/>
+          <w:sz w:val="21"/>
+          <w:szCs w:val="21"/>
+        </w:rPr>
+        <w:t xml:space="preserve"> </w:t>
+      </w:r>
+      <w:r>
+        <w:rPr>
+          <w:i/>
+          <w:iCs/>
+          <w:sz w:val="21"/>
+          <w:szCs w:val="21"/>
+        </w:rPr>
+        <w:t xml:space="preserve">(Enterprise </w:t>
+      </w:r>
+      <w:proofErr w:type="spellStart"/>
+      <w:r>
+        <w:rPr>
+          <w:i/>
+          <w:iCs/>
+          <w:sz w:val="21"/>
+          <w:szCs w:val="21"/>
+        </w:rPr>
+        <w:t>Resource</w:t>
+      </w:r>
+      <w:proofErr w:type="spellEnd"/>
+      <w:r>
+        <w:rPr>
+          <w:i/>
+          <w:iCs/>
+          <w:sz w:val="21"/>
+          <w:szCs w:val="21"/>
+        </w:rPr>
+        <w:t xml:space="preserve"> </w:t>
+      </w:r>
+      <w:proofErr w:type="spellStart"/>
+      <w:r>
+        <w:rPr>
+          <w:i/>
+          <w:iCs/>
+          <w:sz w:val="21"/>
+          <w:szCs w:val="21"/>
+        </w:rPr>
+        <w:t>Planning</w:t>
+      </w:r>
+      <w:proofErr w:type="spellEnd"/>
+      <w:r>
+        <w:rPr>
+          <w:i/>
+          <w:iCs/>
+          <w:sz w:val="21"/>
+          <w:szCs w:val="21"/>
+        </w:rPr>
+        <w:t>) representan una revolución en la forma en que las empresas gestionan sus operaciones. Estos sistemas son fundamentales no solo para la coordinación eficiente de la cadena de suministro, sino también para garantizar un control de calidad riguroso y una planificación de la producción detallada y precisa. Al centralizar la información y los procesos de negocio en una única plataforma, los sistemas ERP ofrecen una visión integral del flujo de trabajo de producción, desde la adquisición de materias primas hasta la entrega del producto final, facilitando la toma de decisiones estratégicas basadas en datos en tiempo real.</w:t>
       </w:r>
     </w:p>
     <w:p>
@@ -6379,8 +6669,248 @@
           <w:sz w:val="21"/>
           <w:szCs w:val="21"/>
         </w:rPr>
-        <w:t>En el dinámico sector de servicios, la capacidad para establecer y mantener relaciones significativas con los clientes es un pilar fundamental para el éxito. En este contexto, los sistemas de gestión de relaciones con clientes (</w:t>
-      </w:r>
+        <w:t xml:space="preserve">Además, la incorporación de tecnologías avanzadas como la automatización robótica y el </w:t>
+      </w:r>
+      <w:r>
+        <w:rPr>
+          <w:rStyle w:val="Textoennegrita"/>
+          <w:rFonts w:eastAsiaTheme="majorEastAsia"/>
+          <w:i/>
+          <w:iCs/>
+          <w:sz w:val="21"/>
+          <w:szCs w:val="21"/>
+        </w:rPr>
+        <w:t>Internet de las Cosas (</w:t>
+      </w:r>
+      <w:proofErr w:type="spellStart"/>
+      <w:r>
+        <w:rPr>
+          <w:rStyle w:val="Textoennegrita"/>
+          <w:rFonts w:eastAsiaTheme="majorEastAsia"/>
+          <w:i/>
+          <w:iCs/>
+          <w:sz w:val="21"/>
+          <w:szCs w:val="21"/>
+        </w:rPr>
+        <w:t>IoT</w:t>
+      </w:r>
+      <w:proofErr w:type="spellEnd"/>
+      <w:r>
+        <w:rPr>
+          <w:rStyle w:val="Textoennegrita"/>
+          <w:rFonts w:eastAsiaTheme="majorEastAsia"/>
+          <w:i/>
+          <w:iCs/>
+          <w:sz w:val="21"/>
+          <w:szCs w:val="21"/>
+        </w:rPr>
+        <w:t>)</w:t>
+      </w:r>
+      <w:r>
+        <w:rPr>
+          <w:i/>
+          <w:iCs/>
+          <w:sz w:val="21"/>
+          <w:szCs w:val="21"/>
+        </w:rPr>
+        <w:t xml:space="preserve"> está transformando el paisaje de la manufactura, llevándola hacia la era de la Industria 4.0. La automatización robótica </w:t>
+      </w:r>
+      <w:r>
+        <w:rPr>
+          <w:i/>
+          <w:iCs/>
+          <w:sz w:val="21"/>
+          <w:szCs w:val="21"/>
+        </w:rPr>
+        <w:lastRenderedPageBreak/>
+        <w:t xml:space="preserve">permite a las empresas aumentar significativamente su eficiencia operativa, reducir errores humanos y mejorar la seguridad en el lugar de trabajo, al delegar tareas repetitivas o peligrosas a robots inteligentes. Estos avances no solo optimizan la </w:t>
+      </w:r>
+      <w:proofErr w:type="gramStart"/>
+      <w:r>
+        <w:rPr>
+          <w:i/>
+          <w:iCs/>
+          <w:sz w:val="21"/>
+          <w:szCs w:val="21"/>
+        </w:rPr>
+        <w:t>producción</w:t>
+      </w:r>
+      <w:proofErr w:type="gramEnd"/>
+      <w:r>
+        <w:rPr>
+          <w:i/>
+          <w:iCs/>
+          <w:sz w:val="21"/>
+          <w:szCs w:val="21"/>
+        </w:rPr>
+        <w:t xml:space="preserve"> sino que también abren nuevas posibilidades en términos de diseño y personalización del producto, satisfaciendo demandas de mercado cada vez más específicas.</w:t>
+      </w:r>
+    </w:p>
+    <w:p>
+      <w:pPr>
+        <w:pStyle w:val="NormalWeb"/>
+        <w:jc w:val="both"/>
+        <w:rPr>
+          <w:i/>
+          <w:iCs/>
+          <w:sz w:val="21"/>
+          <w:szCs w:val="21"/>
+        </w:rPr>
+      </w:pPr>
+      <w:r>
+        <w:rPr>
+          <w:i/>
+          <w:iCs/>
+          <w:sz w:val="21"/>
+          <w:szCs w:val="21"/>
+        </w:rPr>
+        <w:t xml:space="preserve">Por otro lado, el </w:t>
+      </w:r>
+      <w:proofErr w:type="spellStart"/>
+      <w:r>
+        <w:rPr>
+          <w:i/>
+          <w:iCs/>
+          <w:sz w:val="21"/>
+          <w:szCs w:val="21"/>
+        </w:rPr>
+        <w:t>IoT</w:t>
+      </w:r>
+      <w:proofErr w:type="spellEnd"/>
+      <w:r>
+        <w:rPr>
+          <w:i/>
+          <w:iCs/>
+          <w:sz w:val="21"/>
+          <w:szCs w:val="21"/>
+        </w:rPr>
+        <w:t xml:space="preserve"> juega un papel crucial en la recopilación y análisis de datos en tiempo real directamente desde el piso de producción. Sensores </w:t>
+      </w:r>
+      <w:proofErr w:type="spellStart"/>
+      <w:r>
+        <w:rPr>
+          <w:i/>
+          <w:iCs/>
+          <w:sz w:val="21"/>
+          <w:szCs w:val="21"/>
+        </w:rPr>
+        <w:t>IoT</w:t>
+      </w:r>
+      <w:proofErr w:type="spellEnd"/>
+      <w:r>
+        <w:rPr>
+          <w:i/>
+          <w:iCs/>
+          <w:sz w:val="21"/>
+          <w:szCs w:val="21"/>
+        </w:rPr>
+        <w:t xml:space="preserve"> integrados en la maquinaria y equipos permiten una monitorización continua del rendimiento y el estado de los activos de producción, facilitando un mantenimiento predictivo que puede prevenir paradas inesperadas y prolongar la vida útil de las instalaciones. Esta </w:t>
+      </w:r>
+      <w:r>
+        <w:rPr>
+          <w:rStyle w:val="Textoennegrita"/>
+          <w:rFonts w:eastAsiaTheme="majorEastAsia"/>
+          <w:i/>
+          <w:iCs/>
+          <w:sz w:val="21"/>
+          <w:szCs w:val="21"/>
+        </w:rPr>
+        <w:t>visión en tiempo real</w:t>
+      </w:r>
+      <w:r>
+        <w:rPr>
+          <w:i/>
+          <w:iCs/>
+          <w:sz w:val="21"/>
+          <w:szCs w:val="21"/>
+        </w:rPr>
+        <w:t xml:space="preserve"> de las operaciones de producción no solo mejora la eficiencia y reduce costos, sino que también mejora la sostenibilidad de las prácticas manufactureras al optimizar el uso de recursos y minimizar el desperdicio.</w:t>
+      </w:r>
+    </w:p>
+    <w:p>
+      <w:pPr>
+        <w:pStyle w:val="NormalWeb"/>
+        <w:jc w:val="both"/>
+        <w:rPr>
+          <w:i/>
+          <w:iCs/>
+          <w:sz w:val="21"/>
+          <w:szCs w:val="21"/>
+        </w:rPr>
+      </w:pPr>
+      <w:r>
+        <w:rPr>
+          <w:i/>
+          <w:iCs/>
+          <w:sz w:val="21"/>
+          <w:szCs w:val="21"/>
+        </w:rPr>
+        <w:t xml:space="preserve">La sinergia entre sistemas ERP, automatización robótica y tecnologías </w:t>
+      </w:r>
+      <w:proofErr w:type="spellStart"/>
+      <w:r>
+        <w:rPr>
+          <w:i/>
+          <w:iCs/>
+          <w:sz w:val="21"/>
+          <w:szCs w:val="21"/>
+        </w:rPr>
+        <w:t>IoT</w:t>
+      </w:r>
+      <w:proofErr w:type="spellEnd"/>
+      <w:r>
+        <w:rPr>
+          <w:i/>
+          <w:iCs/>
+          <w:sz w:val="21"/>
+          <w:szCs w:val="21"/>
+        </w:rPr>
+        <w:t xml:space="preserve"> representa una piedra angular en la estrategia de digitalización de las empresas manufactureras. Al adoptar estas tecnologías, las empresas no solo pueden esperar una mejora sustancial en la eficiencia operativa y la calidad del producto, sino que también se posicionan para ser más ágiles y competitivas en un mercado global. La capacidad de adaptarse rápidamente a las cambiantes demandas del mercado, personalizar la producción a gran escala y prever desafíos antes de que surjan, son solo algunas de las ventajas competitivas que estas tecnologías integradas ofrecen al sector manufacturero moderno.</w:t>
+      </w:r>
+    </w:p>
+    <w:p>
+      <w:pPr>
+        <w:rPr>
+          <w:b/>
+          <w:bCs/>
+          <w:i/>
+          <w:iCs/>
+          <w:u w:val="single"/>
+          <w:lang w:val="es-ES"/>
+        </w:rPr>
+      </w:pPr>
+      <w:r>
+        <w:rPr>
+          <w:b/>
+          <w:bCs/>
+          <w:i/>
+          <w:iCs/>
+          <w:u w:val="single"/>
+        </w:rPr>
+        <w:t>Sector Financiero</w:t>
+      </w:r>
+    </w:p>
+    <w:p>
+      <w:pPr>
+        <w:pStyle w:val="NormalWeb"/>
+        <w:jc w:val="both"/>
+        <w:rPr>
+          <w:i/>
+          <w:iCs/>
+          <w:sz w:val="21"/>
+          <w:szCs w:val="21"/>
+        </w:rPr>
+      </w:pPr>
+      <w:r>
+        <w:rPr>
+          <w:i/>
+          <w:iCs/>
+          <w:sz w:val="21"/>
+          <w:szCs w:val="21"/>
+        </w:rPr>
+        <w:t xml:space="preserve">La revolución tecnológica en el sector financiero está siendo impulsada en gran medida por la adopción de la tecnología </w:t>
+      </w:r>
+      <w:proofErr w:type="spellStart"/>
       <w:r>
         <w:rPr>
           <w:rStyle w:val="Textoennegrita"/>
@@ -6391,7 +6921,17 @@
           <w:szCs w:val="21"/>
           <w:u w:val="single"/>
         </w:rPr>
-        <w:t>CR</w:t>
+        <w:t>blockchain</w:t>
+      </w:r>
+      <w:proofErr w:type="spellEnd"/>
+      <w:r>
+        <w:rPr>
+          <w:i/>
+          <w:iCs/>
+          <w:sz w:val="21"/>
+          <w:szCs w:val="21"/>
+        </w:rPr>
+        <w:t xml:space="preserve">, sistemas avanzados de análisis de datos y soluciones robustas de </w:t>
       </w:r>
       <w:r>
         <w:rPr>
@@ -6403,7 +6943,7 @@
           <w:szCs w:val="21"/>
           <w:u w:val="single"/>
         </w:rPr>
-        <w:t>M</w:t>
+        <w:t>seguridad cibernética</w:t>
       </w:r>
       <w:r>
         <w:rPr>
@@ -6412,39 +6952,39 @@
           <w:sz w:val="21"/>
           <w:szCs w:val="21"/>
         </w:rPr>
-        <w:t xml:space="preserve">) y las plataformas de </w:t>
-      </w:r>
-      <w:r>
-        <w:rPr>
-          <w:rStyle w:val="Textoennegrita"/>
-          <w:rFonts w:eastAsiaTheme="majorEastAsia"/>
+        <w:t xml:space="preserve">. </w:t>
+      </w:r>
+      <w:r>
+        <w:rPr>
           <w:i/>
           <w:iCs/>
           <w:sz w:val="21"/>
           <w:szCs w:val="21"/>
         </w:rPr>
-        <w:t>experiencia del cliente (CX)</w:t>
-      </w:r>
-      <w:r>
+        <w:t>Estas innovaciones están transformando radicalmente la manera en que las instituciones financieras operan, ofreciendo un nuevo paradigma para las transacciones financieras que prioriza la seguridad, la eficiencia y la transparencia.</w:t>
+      </w:r>
+    </w:p>
+    <w:p>
+      <w:pPr>
+        <w:pStyle w:val="NormalWeb"/>
+        <w:jc w:val="both"/>
         <w:rPr>
           <w:i/>
           <w:iCs/>
           <w:sz w:val="21"/>
           <w:szCs w:val="21"/>
         </w:rPr>
-        <w:t xml:space="preserve"> emergen como herramientas esenciales, permitiendo a las empresas no solo gestionar sus interacciones con los clientes de manera eficiente sino también personalizar los servicios ofrecidos para satisfacer las expectativas individuales. Estas tecnologías avanzadas facilitan la </w:t>
-      </w:r>
-      <w:r>
-        <w:rPr>
-          <w:rStyle w:val="Textoennegrita"/>
-          <w:rFonts w:eastAsiaTheme="majorEastAsia"/>
+      </w:pPr>
+      <w:r>
+        <w:rPr>
           <w:i/>
           <w:iCs/>
           <w:sz w:val="21"/>
           <w:szCs w:val="21"/>
         </w:rPr>
-        <w:t>recopilación y análisis de grandes volúmenes de datos</w:t>
-      </w:r>
+        <w:t xml:space="preserve">La tecnología </w:t>
+      </w:r>
+      <w:proofErr w:type="spellStart"/>
       <w:r>
         <w:rPr>
           <w:i/>
@@ -6452,7 +6992,55 @@
           <w:sz w:val="21"/>
           <w:szCs w:val="21"/>
         </w:rPr>
-        <w:t xml:space="preserve"> de clientes, desde información demográfica hasta preferencias de compra y patrones de comportamiento, proporcionando una base sólida para estrategias de marketing y ventas altamente dirigidas y personalizadas.</w:t>
+        <w:t>blockchain</w:t>
+      </w:r>
+      <w:proofErr w:type="spellEnd"/>
+      <w:r>
+        <w:rPr>
+          <w:i/>
+          <w:iCs/>
+          <w:sz w:val="21"/>
+          <w:szCs w:val="21"/>
+        </w:rPr>
+        <w:t xml:space="preserve">, con su estructura descentralizada y su capacidad para registrar transacciones de manera inmutable, está redefiniendo los cimientos mismos del sector financiero. Permite la creación de sistemas de pago globales que no solo reducen los tiempos y costos asociados con las transacciones </w:t>
+      </w:r>
+      <w:r>
+        <w:rPr>
+          <w:i/>
+          <w:iCs/>
+          <w:sz w:val="21"/>
+          <w:szCs w:val="21"/>
+        </w:rPr>
+        <w:t>internacionales,</w:t>
+      </w:r>
+      <w:r>
+        <w:rPr>
+          <w:i/>
+          <w:iCs/>
+          <w:sz w:val="21"/>
+          <w:szCs w:val="21"/>
+        </w:rPr>
+        <w:t xml:space="preserve"> sino que también mejoran la seguridad contra el fraude y la manipulación. Además, la </w:t>
+      </w:r>
+      <w:proofErr w:type="spellStart"/>
+      <w:r>
+        <w:rPr>
+          <w:i/>
+          <w:iCs/>
+          <w:sz w:val="21"/>
+          <w:szCs w:val="21"/>
+        </w:rPr>
+        <w:t>blockchain</w:t>
+      </w:r>
+      <w:proofErr w:type="spellEnd"/>
+      <w:r>
+        <w:rPr>
+          <w:i/>
+          <w:iCs/>
+          <w:sz w:val="21"/>
+          <w:szCs w:val="21"/>
+        </w:rPr>
+        <w:t xml:space="preserve"> facilita el desarrollo de contratos inteligentes que automatizan la ejecución de acuerdos financieros bajo condiciones predefinidas, abriendo nuevas vías para la innovación en productos financieros.</w:t>
       </w:r>
     </w:p>
     <w:p>
@@ -6473,20 +7061,19 @@
           <w:sz w:val="21"/>
           <w:szCs w:val="21"/>
         </w:rPr>
-        <w:lastRenderedPageBreak/>
-        <w:t xml:space="preserve">Más allá de la gestión de datos, la incorporación de la </w:t>
-      </w:r>
-      <w:r>
-        <w:rPr>
-          <w:rStyle w:val="Textoennegrita"/>
-          <w:rFonts w:eastAsiaTheme="majorEastAsia"/>
+        <w:t xml:space="preserve">Por otro lado, los sistemas avanzados de análisis de datos están permitiendo a las instituciones financieras obtener datos más profundos sobre el comportamiento y las necesidades de sus clientes. Estos sistemas utilizan algoritmos de inteligencia artificial y machine </w:t>
+      </w:r>
+      <w:proofErr w:type="spellStart"/>
+      <w:r>
+        <w:rPr>
           <w:i/>
           <w:iCs/>
           <w:sz w:val="21"/>
           <w:szCs w:val="21"/>
         </w:rPr>
-        <w:t>inteligencia artificial (IA)</w:t>
-      </w:r>
+        <w:t>learning</w:t>
+      </w:r>
+      <w:proofErr w:type="spellEnd"/>
       <w:r>
         <w:rPr>
           <w:i/>
@@ -6494,21 +7081,20 @@
           <w:sz w:val="21"/>
           <w:szCs w:val="21"/>
         </w:rPr>
-        <w:t xml:space="preserve"> en el sector servicios está revolucionando la manera en que las empresas interactúan y comprenden a sus clientes. La IA, a través de </w:t>
-      </w:r>
-      <w:proofErr w:type="spellStart"/>
-      <w:r>
-        <w:rPr>
-          <w:rStyle w:val="Textoennegrita"/>
-          <w:rFonts w:eastAsiaTheme="majorEastAsia"/>
+        <w:t xml:space="preserve"> para procesar y analizar grandes volúmenes de datos, lo que resulta en una capacidad sin precedentes para personalizar productos y servicios financieros. Además, el análisis predictivo y el modelado de riesgos se han vuelto más sofisticados, permitiendo a las empresas evaluar el riesgo con mayor precisión y tomar decisiones más informadas.</w:t>
+      </w:r>
+    </w:p>
+    <w:p>
+      <w:pPr>
+        <w:pStyle w:val="NormalWeb"/>
+        <w:jc w:val="both"/>
+        <w:rPr>
           <w:i/>
           <w:iCs/>
           <w:sz w:val="21"/>
           <w:szCs w:val="21"/>
         </w:rPr>
-        <w:t>chatbots</w:t>
-      </w:r>
-      <w:proofErr w:type="spellEnd"/>
+      </w:pPr>
       <w:r>
         <w:rPr>
           <w:i/>
@@ -6516,7 +7102,7 @@
           <w:sz w:val="21"/>
           <w:szCs w:val="21"/>
         </w:rPr>
-        <w:t xml:space="preserve"> y </w:t>
+        <w:t xml:space="preserve">La seguridad cibernética, en este contexto, es más crucial que nunca. A medida que las transacciones financieras y los datos personales se mueven en línea, las instituciones financieras enfrentan amenazas cibernéticas crecientes y cada vez más sofisticadas. La implementación de soluciones avanzadas de seguridad cibernética es esencial para proteger la integridad de los sistemas financieros y la confidencialidad de la información del cliente. Esto incluye desde la </w:t>
       </w:r>
       <w:r>
         <w:rPr>
@@ -6527,7 +7113,7 @@
           <w:sz w:val="21"/>
           <w:szCs w:val="21"/>
         </w:rPr>
-        <w:t>asistentes virtuales</w:t>
+        <w:t>encriptación de datos</w:t>
       </w:r>
       <w:r>
         <w:rPr>
@@ -6536,27 +7122,82 @@
           <w:sz w:val="21"/>
           <w:szCs w:val="21"/>
         </w:rPr>
-        <w:t xml:space="preserve">, por ejemplo, permite ofrecer respuestas inmediatas y personalizadas a las consultas de los clientes, mejorando significativamente la satisfacción y la lealtad. Además, la capacidad de la IA para analizar patrones complejos en grandes conjuntos de datos revela </w:t>
-      </w:r>
-      <w:proofErr w:type="spellStart"/>
-      <w:r>
-        <w:rPr>
+        <w:t xml:space="preserve"> hasta sistemas de </w:t>
+      </w:r>
+      <w:r>
+        <w:rPr>
+          <w:rStyle w:val="Textoennegrita"/>
+          <w:rFonts w:eastAsiaTheme="majorEastAsia"/>
           <w:i/>
           <w:iCs/>
           <w:sz w:val="21"/>
           <w:szCs w:val="21"/>
         </w:rPr>
-        <w:t>insights</w:t>
-      </w:r>
-      <w:proofErr w:type="spellEnd"/>
-      <w:r>
-        <w:rPr>
+        <w:t xml:space="preserve">autenticación </w:t>
+      </w:r>
+      <w:proofErr w:type="spellStart"/>
+      <w:r>
+        <w:rPr>
+          <w:rStyle w:val="Textoennegrita"/>
+          <w:rFonts w:eastAsiaTheme="majorEastAsia"/>
           <w:i/>
           <w:iCs/>
           <w:sz w:val="21"/>
           <w:szCs w:val="21"/>
         </w:rPr>
-        <w:t xml:space="preserve"> valiosos sobre las necesidades y comportamientos de los clientes, lo que permite a las empresas anticiparse a las tendencias del mercado y ajustar sus ofertas de servicios de manera proactiva.</w:t>
+        <w:t>multifactor</w:t>
+      </w:r>
+      <w:proofErr w:type="spellEnd"/>
+      <w:r>
+        <w:rPr>
+          <w:i/>
+          <w:iCs/>
+          <w:sz w:val="21"/>
+          <w:szCs w:val="21"/>
+        </w:rPr>
+        <w:t xml:space="preserve"> y </w:t>
+      </w:r>
+      <w:r>
+        <w:rPr>
+          <w:rStyle w:val="Textoennegrita"/>
+          <w:rFonts w:eastAsiaTheme="majorEastAsia"/>
+          <w:i/>
+          <w:iCs/>
+          <w:sz w:val="21"/>
+          <w:szCs w:val="21"/>
+        </w:rPr>
+        <w:t>monitoreo continuo</w:t>
+      </w:r>
+      <w:r>
+        <w:rPr>
+          <w:i/>
+          <w:iCs/>
+          <w:sz w:val="21"/>
+          <w:szCs w:val="21"/>
+        </w:rPr>
+        <w:t xml:space="preserve"> de la seguridad, asegurando que las transacciones financieras y los datos personales estén protegidos contra accesos no autorizados y ataques cibernéticos.</w:t>
+      </w:r>
+    </w:p>
+    <w:p>
+      <w:pPr>
+        <w:rPr>
+          <w:b/>
+          <w:bCs/>
+          <w:i/>
+          <w:iCs/>
+          <w:u w:val="single"/>
+          <w:lang w:val="es-ES"/>
+        </w:rPr>
+      </w:pPr>
+      <w:r>
+        <w:rPr>
+          <w:b/>
+          <w:bCs/>
+          <w:i/>
+          <w:iCs/>
+          <w:u w:val="single"/>
+        </w:rPr>
+        <w:t>Sector Educativo</w:t>
       </w:r>
     </w:p>
     <w:p>
@@ -6577,7 +7218,65 @@
           <w:sz w:val="21"/>
           <w:szCs w:val="21"/>
         </w:rPr>
-        <w:t>El análisis de datos, por su parte, juega un papel crucial en la identificación de oportunidades para mejorar y expandir la oferta de servicios. Al entender mejor las preferencias y necesidades de sus clientes, las empresas pueden diseñar servicios más alineados con las expectativas del mercado, optimizar procesos y mejorar la eficiencia operativa. Esta comprensión profunda también habilita el desarrollo de nuevos modelos de negocio y estrategias de fidelización que pueden diferenciar a una empresa en un mercado altamente competitivo.</w:t>
+        <w:lastRenderedPageBreak/>
+        <w:t>Las plataformas de aprendizaje en línea y las herramientas de gestión del aprendizaje (</w:t>
+      </w:r>
+      <w:proofErr w:type="spellStart"/>
+      <w:r>
+        <w:rPr>
+          <w:rStyle w:val="Textoennegrita"/>
+          <w:rFonts w:eastAsiaTheme="majorEastAsia"/>
+          <w:i/>
+          <w:iCs/>
+          <w:sz w:val="21"/>
+          <w:szCs w:val="21"/>
+        </w:rPr>
+        <w:t>Learning</w:t>
+      </w:r>
+      <w:proofErr w:type="spellEnd"/>
+      <w:r>
+        <w:rPr>
+          <w:rStyle w:val="Textoennegrita"/>
+          <w:rFonts w:eastAsiaTheme="majorEastAsia"/>
+          <w:i/>
+          <w:iCs/>
+          <w:sz w:val="21"/>
+          <w:szCs w:val="21"/>
+        </w:rPr>
+        <w:t xml:space="preserve"> Management </w:t>
+      </w:r>
+      <w:proofErr w:type="spellStart"/>
+      <w:r>
+        <w:rPr>
+          <w:rStyle w:val="Textoennegrita"/>
+          <w:rFonts w:eastAsiaTheme="majorEastAsia"/>
+          <w:i/>
+          <w:iCs/>
+          <w:sz w:val="21"/>
+          <w:szCs w:val="21"/>
+        </w:rPr>
+        <w:t>Systems</w:t>
+      </w:r>
+      <w:proofErr w:type="spellEnd"/>
+      <w:r>
+        <w:rPr>
+          <w:rStyle w:val="Textoennegrita"/>
+          <w:rFonts w:eastAsiaTheme="majorEastAsia"/>
+          <w:i/>
+          <w:iCs/>
+          <w:sz w:val="21"/>
+          <w:szCs w:val="21"/>
+        </w:rPr>
+        <w:t>, LMS</w:t>
+      </w:r>
+      <w:r>
+        <w:rPr>
+          <w:i/>
+          <w:iCs/>
+          <w:sz w:val="21"/>
+          <w:szCs w:val="21"/>
+        </w:rPr>
+        <w:t>) están redefiniendo el paradigma educativo, facilitando un acceso más amplio y flexible a la educación. Estas plataformas digitales ofrecen un entorno donde los contenidos educativos pueden ser creados, almacenados y distribuidos a estudiantes de cualquier parte del mundo, permitiendo así una interacción dinámica entre estudiantes y docentes, así como entre los propios estudiantes. Los LMS, en particular, proporcionan una infraestructura integral para gestionar todos los aspectos del proceso de enseñanza-aprendizaje, desde la administración de cursos y la entrega de contenido hasta la evaluación del rendimiento estudiantil y la comunicación.</w:t>
       </w:r>
     </w:p>
     <w:p>
@@ -6598,7 +7297,7 @@
           <w:sz w:val="21"/>
           <w:szCs w:val="21"/>
         </w:rPr>
-        <w:t xml:space="preserve">La combinación de </w:t>
+        <w:t xml:space="preserve">La incorporación de tecnologías inmersivas como la </w:t>
       </w:r>
       <w:r>
         <w:rPr>
@@ -6609,7 +7308,7 @@
           <w:sz w:val="21"/>
           <w:szCs w:val="21"/>
         </w:rPr>
-        <w:t>CRM</w:t>
+        <w:t>realidad aumentada (AR)</w:t>
       </w:r>
       <w:r>
         <w:rPr>
@@ -6618,7 +7317,7 @@
           <w:sz w:val="21"/>
           <w:szCs w:val="21"/>
         </w:rPr>
-        <w:t xml:space="preserve">, </w:t>
+        <w:t xml:space="preserve"> y la </w:t>
       </w:r>
       <w:r>
         <w:rPr>
@@ -6629,7 +7328,7 @@
           <w:sz w:val="21"/>
           <w:szCs w:val="21"/>
         </w:rPr>
-        <w:t>plataformas CX</w:t>
+        <w:t>realidad virtual (VR)</w:t>
       </w:r>
       <w:r>
         <w:rPr>
@@ -6638,18 +7337,16 @@
           <w:sz w:val="21"/>
           <w:szCs w:val="21"/>
         </w:rPr>
-        <w:t xml:space="preserve">, </w:t>
-      </w:r>
-      <w:r>
-        <w:rPr>
-          <w:rStyle w:val="Textoennegrita"/>
-          <w:rFonts w:eastAsiaTheme="majorEastAsia"/>
+        <w:t xml:space="preserve"> está enriqueciendo aún más la experiencia educativa, permitiendo a los estudiantes sumergirse en entornos de aprendizaje que replican situaciones reales o crean contextos completamente nuevos para explorar. Estas tecnologías ofrecen oportunidades sin precedentes para el aprendizaje experiencial, donde los estudiantes pueden interactuar con simulaciones complejas y realizar prácticas en entornos controlados que serían difíciles, peligrosos o imposibles de replicar en el mundo real. La AR y la VR no solo mejoran la comprensión y retención de </w:t>
+      </w:r>
+      <w:r>
+        <w:rPr>
           <w:i/>
           <w:iCs/>
           <w:sz w:val="21"/>
           <w:szCs w:val="21"/>
         </w:rPr>
-        <w:t>IA</w:t>
+        <w:t>conocimientos,</w:t>
       </w:r>
       <w:r>
         <w:rPr>
@@ -6658,19 +7355,20 @@
           <w:sz w:val="21"/>
           <w:szCs w:val="21"/>
         </w:rPr>
-        <w:t xml:space="preserve"> y </w:t>
-      </w:r>
-      <w:r>
-        <w:rPr>
-          <w:rStyle w:val="Textoennegrita"/>
-          <w:rFonts w:eastAsiaTheme="majorEastAsia"/>
+        <w:t xml:space="preserve"> sino que también fomentan el desarrollo de habilidades prácticas y la capacidad de tomar decisiones en contextos específicos.</w:t>
+      </w:r>
+    </w:p>
+    <w:p>
+      <w:pPr>
+        <w:pStyle w:val="NormalWeb"/>
+        <w:jc w:val="both"/>
+        <w:rPr>
           <w:i/>
           <w:iCs/>
           <w:sz w:val="21"/>
           <w:szCs w:val="21"/>
         </w:rPr>
-        <w:t>análisis de datos</w:t>
-      </w:r>
+      </w:pPr>
       <w:r>
         <w:rPr>
           <w:i/>
@@ -6678,14 +7376,34 @@
           <w:sz w:val="21"/>
           <w:szCs w:val="21"/>
         </w:rPr>
-        <w:t xml:space="preserve"> en el sector servicios no solo mejora la interacción directa con el cliente, sino que también ofrece una visión integral de la experiencia del cliente a lo largo de todo el ciclo de servicio. Desde el primer contacto hasta el servicio posventa, estas tecnologías permiten a las empresas construir una relación continua y enriquecedora con sus clientes, anticipando sus necesidades y superando sus expectativas.</w:t>
-      </w:r>
-    </w:p>
-    <w:p>
-      <w:pPr>
-        <w:pStyle w:val="Ttulo3"/>
-        <w:jc w:val="both"/>
-        <w:rPr>
+        <w:t xml:space="preserve">Además, la </w:t>
+      </w:r>
+      <w:r>
+        <w:rPr>
+          <w:rStyle w:val="Textoennegrita"/>
+          <w:rFonts w:eastAsiaTheme="majorEastAsia"/>
+          <w:i/>
+          <w:iCs/>
+          <w:sz w:val="21"/>
+          <w:szCs w:val="21"/>
+        </w:rPr>
+        <w:t>inteligencia artificial (IA)</w:t>
+      </w:r>
+      <w:r>
+        <w:rPr>
+          <w:i/>
+          <w:iCs/>
+          <w:sz w:val="21"/>
+          <w:szCs w:val="21"/>
+        </w:rPr>
+        <w:t xml:space="preserve"> está jugando un papel revolucionario en la personalización de la educación. Mediante el análisis de datos sobre el comportamiento y el rendimiento de los estudiantes, la IA puede adaptar los planes de estudio y los métodos de enseñanza para satisfacer las necesidades de aprendizaje individuales de cada estudiante. Esto significa que los contenidos pueden ser ajustados para abordar áreas de dificultad específicas, ofrecer retos adicionales a los estudiantes avanzados o modificar el ritmo de aprendizaje según sea necesario. La capacidad de personalizar la educación a este nivel promete no solo mejorar los resultados del aprendizaje sino también aumentar la motivación y el compromiso de los estudiantes al ofrecer una experiencia más relevante y enriquecedora.</w:t>
+      </w:r>
+    </w:p>
+    <w:p>
+      <w:pPr>
+        <w:rPr>
+          <w:b/>
+          <w:bCs/>
           <w:i/>
           <w:iCs/>
           <w:u w:val="single"/>
@@ -6694,11 +7412,13 @@
       </w:pPr>
       <w:r>
         <w:rPr>
+          <w:b/>
+          <w:bCs/>
           <w:i/>
           <w:iCs/>
           <w:u w:val="single"/>
         </w:rPr>
-        <w:t>Sector Manufacturero</w:t>
+        <w:t>Sector Salud</w:t>
       </w:r>
     </w:p>
     <w:p>
@@ -6719,7 +7439,7 @@
           <w:sz w:val="21"/>
           <w:szCs w:val="21"/>
         </w:rPr>
-        <w:t xml:space="preserve">En el sector manufacturero, la integración y automatización de procesos de producción mediante sistemas </w:t>
+        <w:t xml:space="preserve">En el ámbito de la salud, la integración y digitalización de los procesos sanitarios a través de los </w:t>
       </w:r>
       <w:r>
         <w:rPr>
@@ -6729,9 +7449,8 @@
           <w:iCs/>
           <w:sz w:val="21"/>
           <w:szCs w:val="21"/>
-          <w:u w:val="single"/>
-        </w:rPr>
-        <w:t>ERP</w:t>
+        </w:rPr>
+        <w:t>Sistemas de Información Hospitalaria (HIS)</w:t>
       </w:r>
       <w:r>
         <w:rPr>
@@ -6740,8 +7459,9 @@
           <w:sz w:val="21"/>
           <w:szCs w:val="21"/>
         </w:rPr>
-        <w:t xml:space="preserve"> </w:t>
-      </w:r>
+        <w:t xml:space="preserve"> están marcando un antes y un después en la gestión y la prestación de servicios de salud. Estos sistemas abarcan una amplia gama de funcionalidades, que van desde la gestión electrónica del historial médico de los pacientes, pasando por la administración de los tratamientos prescritos, hasta la optimización de los flujos de trabajo dentro de las instituciones sanitarias. La capacidad de estos sistemas para centralizar y gestionar de manera eficaz la información relacionada con </w:t>
+      </w:r>
+      <w:proofErr w:type="gramStart"/>
       <w:r>
         <w:rPr>
           <w:i/>
@@ -6749,9 +7469,9 @@
           <w:sz w:val="21"/>
           <w:szCs w:val="21"/>
         </w:rPr>
-        <w:t xml:space="preserve">(Enterprise </w:t>
-      </w:r>
-      <w:proofErr w:type="spellStart"/>
+        <w:t>el paciente mejora</w:t>
+      </w:r>
+      <w:proofErr w:type="gramEnd"/>
       <w:r>
         <w:rPr>
           <w:i/>
@@ -6759,19 +7479,20 @@
           <w:sz w:val="21"/>
           <w:szCs w:val="21"/>
         </w:rPr>
-        <w:t>Resource</w:t>
-      </w:r>
-      <w:proofErr w:type="spellEnd"/>
-      <w:r>
+        <w:t xml:space="preserve"> significativamente la calidad de la atención médica, al proporcionar a los profesionales de la salud acceso instantáneo a datos vitales que facilitan la toma de decisiones clínicas informadas.</w:t>
+      </w:r>
+    </w:p>
+    <w:p>
+      <w:pPr>
+        <w:pStyle w:val="NormalWeb"/>
+        <w:jc w:val="both"/>
         <w:rPr>
           <w:i/>
           <w:iCs/>
           <w:sz w:val="21"/>
           <w:szCs w:val="21"/>
         </w:rPr>
-        <w:t xml:space="preserve"> </w:t>
-      </w:r>
-      <w:proofErr w:type="spellStart"/>
+      </w:pPr>
       <w:r>
         <w:rPr>
           <w:i/>
@@ -6779,17 +7500,65 @@
           <w:sz w:val="21"/>
           <w:szCs w:val="21"/>
         </w:rPr>
-        <w:t>Planning</w:t>
-      </w:r>
-      <w:proofErr w:type="spellEnd"/>
-      <w:r>
-        <w:rPr>
+        <w:t xml:space="preserve">Además, la </w:t>
+      </w:r>
+      <w:r>
+        <w:rPr>
+          <w:rStyle w:val="Textoennegrita"/>
+          <w:rFonts w:eastAsiaTheme="majorEastAsia"/>
           <w:i/>
           <w:iCs/>
           <w:sz w:val="21"/>
           <w:szCs w:val="21"/>
         </w:rPr>
-        <w:t>) representan una revolución en la forma en que las empresas gestionan sus operaciones. Estos sistemas son fundamentales no solo para la coordinación eficiente de la cadena de suministro, sino también para garantizar un control de calidad riguroso y una planificación de la producción detallada y precisa. Al centralizar la información y los procesos de negocio en una única plataforma, los sistemas ERP ofrecen una visión integral del flujo de trabajo de producción, desde la adquisición de materias primas hasta la entrega del producto final, facilitando la toma de decisiones estratégicas basadas en datos en tiempo real.</w:t>
+        <w:t>telemedicina</w:t>
+      </w:r>
+      <w:r>
+        <w:rPr>
+          <w:i/>
+          <w:iCs/>
+          <w:sz w:val="21"/>
+          <w:szCs w:val="21"/>
+        </w:rPr>
+        <w:t xml:space="preserve"> está emergiendo como un componente crucial en el panorama de la atención sanitaria, especialmente en el contexto actual, donde la necesidad de servicios de salud accesibles y eficientes es más acuciante que nunca. A través de la telemedicina, los pacientes pueden recibir consultas, diagnósticos y seguimientos a distancia, lo que no solo amplía el acceso a la atención </w:t>
+      </w:r>
+      <w:r>
+        <w:rPr>
+          <w:i/>
+          <w:iCs/>
+          <w:sz w:val="21"/>
+          <w:szCs w:val="21"/>
+        </w:rPr>
+        <w:t>médica,</w:t>
+      </w:r>
+      <w:r>
+        <w:rPr>
+          <w:i/>
+          <w:iCs/>
+          <w:sz w:val="21"/>
+          <w:szCs w:val="21"/>
+        </w:rPr>
+        <w:t xml:space="preserve"> sino que también reduce la presión sobre las instalaciones físicas de salud. Esta modalidad de atención se apoya en tecnologías de comunicación en línea que permiten interacciones directas entre pacientes y profesionales de la salud, eliminando las </w:t>
+      </w:r>
+      <w:r>
+        <w:rPr>
+          <w:rStyle w:val="Textoennegrita"/>
+          <w:rFonts w:eastAsiaTheme="majorEastAsia"/>
+          <w:i/>
+          <w:iCs/>
+          <w:sz w:val="21"/>
+          <w:szCs w:val="21"/>
+        </w:rPr>
+        <w:t>barreras geográficas</w:t>
+      </w:r>
+      <w:r>
+        <w:rPr>
+          <w:i/>
+          <w:iCs/>
+          <w:sz w:val="21"/>
+          <w:szCs w:val="21"/>
+        </w:rPr>
+        <w:t xml:space="preserve"> y facilitando un cuidado continuo y personalizado.</w:t>
       </w:r>
     </w:p>
     <w:p>
@@ -6810,932 +7579,38 @@
           <w:sz w:val="21"/>
           <w:szCs w:val="21"/>
         </w:rPr>
-        <w:t xml:space="preserve">Además, la incorporación de tecnologías avanzadas como la automatización robótica y el </w:t>
-      </w:r>
-      <w:r>
-        <w:rPr>
-          <w:rStyle w:val="Textoennegrita"/>
-          <w:rFonts w:eastAsiaTheme="majorEastAsia"/>
+        <w:t>Paralelamente, los dispositivos portátiles de seguimiento de la salud y las aplicaciones móviles se están convirtiendo en herramientas indispensables para el monitoreo continuo del bienestar de los pacientes. Estos dispositivos, que van desde relojes inteligentes hasta monitores de glucosa y dispositivos de seguimiento de la actividad física, recopilan datos de salud en tiempo real que pueden ser analizados tanto por los usuarios como por los profesionales médicos. Esta monitorización constante ofrece una ventana única al estado de salud del paciente en su vida diaria, permitiendo una detección precoz de posibles complicaciones y la adaptación oportuna de los tratamientos.</w:t>
+      </w:r>
+    </w:p>
+    <w:p>
+      <w:pPr>
+        <w:pStyle w:val="NormalWeb"/>
+        <w:jc w:val="both"/>
+        <w:rPr>
           <w:i/>
           <w:iCs/>
           <w:sz w:val="21"/>
           <w:szCs w:val="21"/>
         </w:rPr>
-        <w:t>Internet de las Cosas (</w:t>
-      </w:r>
-      <w:proofErr w:type="spellStart"/>
-      <w:r>
-        <w:rPr>
-          <w:rStyle w:val="Textoennegrita"/>
-          <w:rFonts w:eastAsiaTheme="majorEastAsia"/>
+      </w:pPr>
+      <w:r>
+        <w:rPr>
           <w:i/>
           <w:iCs/>
           <w:sz w:val="21"/>
           <w:szCs w:val="21"/>
         </w:rPr>
-        <w:t>IoT</w:t>
-      </w:r>
-      <w:proofErr w:type="spellEnd"/>
-      <w:r>
-        <w:rPr>
-          <w:rStyle w:val="Textoennegrita"/>
-          <w:rFonts w:eastAsiaTheme="majorEastAsia"/>
+        <w:t xml:space="preserve">La sinergia entre los sistemas de información hospitalaria, la telemedicina y los dispositivos portátiles de seguimiento representa una transformación profunda en el sector de la salud, hacia un modelo más integrado, accesible y </w:t>
+      </w:r>
+      <w:r>
+        <w:rPr>
           <w:i/>
           <w:iCs/>
           <w:sz w:val="21"/>
           <w:szCs w:val="21"/>
         </w:rPr>
-        <w:t>)</w:t>
-      </w:r>
-      <w:r>
-        <w:rPr>
-          <w:i/>
-          <w:iCs/>
-          <w:sz w:val="21"/>
-          <w:szCs w:val="21"/>
-        </w:rPr>
-        <w:t xml:space="preserve"> está transformando el paisaje de la manufactura, llevándola hacia la era de la Industria 4.0. La automatización robótica permite a las empresas aumentar significativamente su eficiencia operativa, reducir errores humanos y mejorar la seguridad en el lugar de trabajo, al delegar tareas repetitivas o peligrosas a robots inteligentes. Estos avances no solo optimizan la </w:t>
-      </w:r>
-      <w:proofErr w:type="gramStart"/>
-      <w:r>
-        <w:rPr>
-          <w:i/>
-          <w:iCs/>
-          <w:sz w:val="21"/>
-          <w:szCs w:val="21"/>
-        </w:rPr>
-        <w:t>producción</w:t>
-      </w:r>
-      <w:proofErr w:type="gramEnd"/>
-      <w:r>
-        <w:rPr>
-          <w:i/>
-          <w:iCs/>
-          <w:sz w:val="21"/>
-          <w:szCs w:val="21"/>
-        </w:rPr>
-        <w:t xml:space="preserve"> sino que también abren nuevas posibilidades en términos de diseño y personalización del producto, satisfaciendo demandas de mercado cada vez más específicas.</w:t>
-      </w:r>
-    </w:p>
-    <w:p>
-      <w:pPr>
-        <w:pStyle w:val="NormalWeb"/>
-        <w:jc w:val="both"/>
-        <w:rPr>
-          <w:i/>
-          <w:iCs/>
-          <w:sz w:val="21"/>
-          <w:szCs w:val="21"/>
-        </w:rPr>
-      </w:pPr>
-      <w:r>
-        <w:rPr>
-          <w:i/>
-          <w:iCs/>
-          <w:sz w:val="21"/>
-          <w:szCs w:val="21"/>
-        </w:rPr>
-        <w:t xml:space="preserve">Por otro lado, el </w:t>
-      </w:r>
-      <w:proofErr w:type="spellStart"/>
-      <w:r>
-        <w:rPr>
-          <w:i/>
-          <w:iCs/>
-          <w:sz w:val="21"/>
-          <w:szCs w:val="21"/>
-        </w:rPr>
-        <w:t>IoT</w:t>
-      </w:r>
-      <w:proofErr w:type="spellEnd"/>
-      <w:r>
-        <w:rPr>
-          <w:i/>
-          <w:iCs/>
-          <w:sz w:val="21"/>
-          <w:szCs w:val="21"/>
-        </w:rPr>
-        <w:t xml:space="preserve"> juega un papel crucial en la recopilación y análisis de datos en tiempo real directamente desde el piso de producción. Sensores </w:t>
-      </w:r>
-      <w:proofErr w:type="spellStart"/>
-      <w:r>
-        <w:rPr>
-          <w:i/>
-          <w:iCs/>
-          <w:sz w:val="21"/>
-          <w:szCs w:val="21"/>
-        </w:rPr>
-        <w:t>IoT</w:t>
-      </w:r>
-      <w:proofErr w:type="spellEnd"/>
-      <w:r>
-        <w:rPr>
-          <w:i/>
-          <w:iCs/>
-          <w:sz w:val="21"/>
-          <w:szCs w:val="21"/>
-        </w:rPr>
-        <w:t xml:space="preserve"> integrados en la maquinaria y equipos permiten una monitorización continua del rendimiento y el estado de los activos de producción, facilitando un mantenimiento predictivo que puede prevenir paradas inesperadas y prolongar la vida útil de las instalaciones. Esta </w:t>
-      </w:r>
-      <w:r>
-        <w:rPr>
-          <w:rStyle w:val="Textoennegrita"/>
-          <w:rFonts w:eastAsiaTheme="majorEastAsia"/>
-          <w:i/>
-          <w:iCs/>
-          <w:sz w:val="21"/>
-          <w:szCs w:val="21"/>
-        </w:rPr>
-        <w:t>visión en tiempo real</w:t>
-      </w:r>
-      <w:r>
-        <w:rPr>
-          <w:i/>
-          <w:iCs/>
-          <w:sz w:val="21"/>
-          <w:szCs w:val="21"/>
-        </w:rPr>
-        <w:t xml:space="preserve"> de las operaciones de producción no solo mejora la eficiencia y reduce costos, sino que también mejora la sostenibilidad de las prácticas manufactureras al optimizar el uso de recursos y minimizar el desperdicio.</w:t>
-      </w:r>
-    </w:p>
-    <w:p>
-      <w:pPr>
-        <w:pStyle w:val="NormalWeb"/>
-        <w:jc w:val="both"/>
-        <w:rPr>
-          <w:i/>
-          <w:iCs/>
-          <w:sz w:val="21"/>
-          <w:szCs w:val="21"/>
-        </w:rPr>
-      </w:pPr>
-      <w:r>
-        <w:rPr>
-          <w:i/>
-          <w:iCs/>
-          <w:sz w:val="21"/>
-          <w:szCs w:val="21"/>
-        </w:rPr>
-        <w:t xml:space="preserve">La sinergia entre sistemas ERP, automatización robótica y tecnologías </w:t>
-      </w:r>
-      <w:proofErr w:type="spellStart"/>
-      <w:r>
-        <w:rPr>
-          <w:i/>
-          <w:iCs/>
-          <w:sz w:val="21"/>
-          <w:szCs w:val="21"/>
-        </w:rPr>
-        <w:t>IoT</w:t>
-      </w:r>
-      <w:proofErr w:type="spellEnd"/>
-      <w:r>
-        <w:rPr>
-          <w:i/>
-          <w:iCs/>
-          <w:sz w:val="21"/>
-          <w:szCs w:val="21"/>
-        </w:rPr>
-        <w:t xml:space="preserve"> representa una piedra angular en la estrategia de digitalización de las empresas manufactureras. Al adoptar estas tecnologías, las empresas no solo pueden esperar una mejora sustancial en la eficiencia operativa y la calidad del producto, sino que también se posicionan para ser más ágiles y competitivas en un mercado global. La capacidad de adaptarse rápidamente a las cambiantes demandas del mercado, personalizar la producción a gran escala y prever desafíos antes de que surjan, son solo algunas de las ventajas competitivas que estas tecnologías integradas ofrecen al sector manufacturero moderno.</w:t>
-      </w:r>
-    </w:p>
-    <w:p>
-      <w:pPr>
-        <w:pStyle w:val="Ttulo3"/>
-        <w:jc w:val="both"/>
-        <w:rPr>
-          <w:i/>
-          <w:iCs/>
-          <w:u w:val="single"/>
-          <w:lang w:val="es-ES"/>
-        </w:rPr>
-      </w:pPr>
-      <w:r>
-        <w:rPr>
-          <w:i/>
-          <w:iCs/>
-          <w:u w:val="single"/>
-        </w:rPr>
         <w:lastRenderedPageBreak/>
-        <w:t>Sector Financiero</w:t>
-      </w:r>
-    </w:p>
-    <w:p>
-      <w:pPr>
-        <w:pStyle w:val="NormalWeb"/>
-        <w:jc w:val="both"/>
-        <w:rPr>
-          <w:i/>
-          <w:iCs/>
-          <w:sz w:val="21"/>
-          <w:szCs w:val="21"/>
-        </w:rPr>
-      </w:pPr>
-      <w:r>
-        <w:rPr>
-          <w:i/>
-          <w:iCs/>
-          <w:sz w:val="21"/>
-          <w:szCs w:val="21"/>
-        </w:rPr>
-        <w:t xml:space="preserve">La revolución tecnológica en el sector financiero está siendo impulsada en gran medida por la adopción de la tecnología </w:t>
-      </w:r>
-      <w:proofErr w:type="spellStart"/>
-      <w:r>
-        <w:rPr>
-          <w:rStyle w:val="Textoennegrita"/>
-          <w:rFonts w:eastAsiaTheme="majorEastAsia"/>
-          <w:i/>
-          <w:iCs/>
-          <w:sz w:val="21"/>
-          <w:szCs w:val="21"/>
-          <w:u w:val="single"/>
-        </w:rPr>
-        <w:t>blockchain</w:t>
-      </w:r>
-      <w:proofErr w:type="spellEnd"/>
-      <w:r>
-        <w:rPr>
-          <w:i/>
-          <w:iCs/>
-          <w:sz w:val="21"/>
-          <w:szCs w:val="21"/>
-        </w:rPr>
-        <w:t xml:space="preserve">, sistemas avanzados de análisis de datos y soluciones robustas de </w:t>
-      </w:r>
-      <w:r>
-        <w:rPr>
-          <w:rStyle w:val="Textoennegrita"/>
-          <w:rFonts w:eastAsiaTheme="majorEastAsia"/>
-          <w:i/>
-          <w:iCs/>
-          <w:sz w:val="21"/>
-          <w:szCs w:val="21"/>
-          <w:u w:val="single"/>
-        </w:rPr>
-        <w:t>seguridad cibernética</w:t>
-      </w:r>
-      <w:r>
-        <w:rPr>
-          <w:i/>
-          <w:iCs/>
-          <w:sz w:val="21"/>
-          <w:szCs w:val="21"/>
-        </w:rPr>
-        <w:t xml:space="preserve">. </w:t>
-      </w:r>
-      <w:r>
-        <w:rPr>
-          <w:i/>
-          <w:iCs/>
-          <w:sz w:val="21"/>
-          <w:szCs w:val="21"/>
-        </w:rPr>
-        <w:t>Estas innovaciones están transformando radicalmente la manera en que las instituciones financieras operan, ofreciendo un nuevo paradigma para las transacciones financieras que prioriza la seguridad, la eficiencia y la transparencia.</w:t>
-      </w:r>
-    </w:p>
-    <w:p>
-      <w:pPr>
-        <w:pStyle w:val="NormalWeb"/>
-        <w:jc w:val="both"/>
-        <w:rPr>
-          <w:i/>
-          <w:iCs/>
-          <w:sz w:val="21"/>
-          <w:szCs w:val="21"/>
-        </w:rPr>
-      </w:pPr>
-      <w:r>
-        <w:rPr>
-          <w:i/>
-          <w:iCs/>
-          <w:sz w:val="21"/>
-          <w:szCs w:val="21"/>
-        </w:rPr>
-        <w:t xml:space="preserve">La tecnología </w:t>
-      </w:r>
-      <w:proofErr w:type="spellStart"/>
-      <w:r>
-        <w:rPr>
-          <w:i/>
-          <w:iCs/>
-          <w:sz w:val="21"/>
-          <w:szCs w:val="21"/>
-        </w:rPr>
-        <w:t>blockchain</w:t>
-      </w:r>
-      <w:proofErr w:type="spellEnd"/>
-      <w:r>
-        <w:rPr>
-          <w:i/>
-          <w:iCs/>
-          <w:sz w:val="21"/>
-          <w:szCs w:val="21"/>
-        </w:rPr>
-        <w:t xml:space="preserve">, con su estructura descentralizada y su capacidad para registrar transacciones de manera inmutable, está redefiniendo los cimientos mismos del sector financiero. Permite la creación de sistemas de pago globales que no solo reducen los tiempos y costos asociados con las transacciones </w:t>
-      </w:r>
-      <w:r>
-        <w:rPr>
-          <w:i/>
-          <w:iCs/>
-          <w:sz w:val="21"/>
-          <w:szCs w:val="21"/>
-        </w:rPr>
-        <w:t>internacionales,</w:t>
-      </w:r>
-      <w:r>
-        <w:rPr>
-          <w:i/>
-          <w:iCs/>
-          <w:sz w:val="21"/>
-          <w:szCs w:val="21"/>
-        </w:rPr>
-        <w:t xml:space="preserve"> sino que también mejoran la seguridad contra el fraude y la manipulación. Además, la </w:t>
-      </w:r>
-      <w:proofErr w:type="spellStart"/>
-      <w:r>
-        <w:rPr>
-          <w:i/>
-          <w:iCs/>
-          <w:sz w:val="21"/>
-          <w:szCs w:val="21"/>
-        </w:rPr>
-        <w:t>blockchain</w:t>
-      </w:r>
-      <w:proofErr w:type="spellEnd"/>
-      <w:r>
-        <w:rPr>
-          <w:i/>
-          <w:iCs/>
-          <w:sz w:val="21"/>
-          <w:szCs w:val="21"/>
-        </w:rPr>
-        <w:t xml:space="preserve"> facilita el desarrollo de contratos inteligentes que automatizan la ejecución de acuerdos financieros bajo condiciones predefinidas, abriendo nuevas vías para la innovación en productos financieros.</w:t>
-      </w:r>
-    </w:p>
-    <w:p>
-      <w:pPr>
-        <w:pStyle w:val="NormalWeb"/>
-        <w:jc w:val="both"/>
-        <w:rPr>
-          <w:i/>
-          <w:iCs/>
-          <w:sz w:val="21"/>
-          <w:szCs w:val="21"/>
-        </w:rPr>
-      </w:pPr>
-      <w:r>
-        <w:rPr>
-          <w:i/>
-          <w:iCs/>
-          <w:sz w:val="21"/>
-          <w:szCs w:val="21"/>
-        </w:rPr>
-        <w:t xml:space="preserve">Por otro lado, los sistemas avanzados de análisis de datos están permitiendo a las instituciones financieras obtener datos más profundos sobre el comportamiento y las necesidades de sus clientes. Estos sistemas utilizan algoritmos de inteligencia artificial y machine </w:t>
-      </w:r>
-      <w:proofErr w:type="spellStart"/>
-      <w:r>
-        <w:rPr>
-          <w:i/>
-          <w:iCs/>
-          <w:sz w:val="21"/>
-          <w:szCs w:val="21"/>
-        </w:rPr>
-        <w:t>learning</w:t>
-      </w:r>
-      <w:proofErr w:type="spellEnd"/>
-      <w:r>
-        <w:rPr>
-          <w:i/>
-          <w:iCs/>
-          <w:sz w:val="21"/>
-          <w:szCs w:val="21"/>
-        </w:rPr>
-        <w:t xml:space="preserve"> para procesar y analizar grandes volúmenes de datos, lo que resulta en una capacidad sin precedentes para personalizar productos y servicios financieros. Además, el análisis predictivo y el modelado de riesgos se han vuelto más sofisticados, permitiendo a las empresas evaluar el riesgo con mayor precisión y tomar decisiones más informadas.</w:t>
-      </w:r>
-    </w:p>
-    <w:p>
-      <w:pPr>
-        <w:pStyle w:val="NormalWeb"/>
-        <w:jc w:val="both"/>
-        <w:rPr>
-          <w:i/>
-          <w:iCs/>
-          <w:sz w:val="21"/>
-          <w:szCs w:val="21"/>
-        </w:rPr>
-      </w:pPr>
-      <w:r>
-        <w:rPr>
-          <w:i/>
-          <w:iCs/>
-          <w:sz w:val="21"/>
-          <w:szCs w:val="21"/>
-        </w:rPr>
-        <w:t xml:space="preserve">La seguridad cibernética, en este contexto, es más crucial que nunca. A medida que las transacciones financieras y los datos personales se mueven en línea, las instituciones financieras enfrentan amenazas cibernéticas crecientes y cada vez más sofisticadas. La implementación de soluciones avanzadas de seguridad cibernética es esencial para proteger la integridad de los sistemas financieros y la confidencialidad de la información del cliente. Esto incluye desde la </w:t>
-      </w:r>
-      <w:r>
-        <w:rPr>
-          <w:rStyle w:val="Textoennegrita"/>
-          <w:rFonts w:eastAsiaTheme="majorEastAsia"/>
-          <w:i/>
-          <w:iCs/>
-          <w:sz w:val="21"/>
-          <w:szCs w:val="21"/>
-        </w:rPr>
-        <w:t>encriptación de datos</w:t>
-      </w:r>
-      <w:r>
-        <w:rPr>
-          <w:i/>
-          <w:iCs/>
-          <w:sz w:val="21"/>
-          <w:szCs w:val="21"/>
-        </w:rPr>
-        <w:t xml:space="preserve"> hasta sistemas de </w:t>
-      </w:r>
-      <w:r>
-        <w:rPr>
-          <w:rStyle w:val="Textoennegrita"/>
-          <w:rFonts w:eastAsiaTheme="majorEastAsia"/>
-          <w:i/>
-          <w:iCs/>
-          <w:sz w:val="21"/>
-          <w:szCs w:val="21"/>
-        </w:rPr>
-        <w:t xml:space="preserve">autenticación </w:t>
-      </w:r>
-      <w:proofErr w:type="spellStart"/>
-      <w:r>
-        <w:rPr>
-          <w:rStyle w:val="Textoennegrita"/>
-          <w:rFonts w:eastAsiaTheme="majorEastAsia"/>
-          <w:i/>
-          <w:iCs/>
-          <w:sz w:val="21"/>
-          <w:szCs w:val="21"/>
-        </w:rPr>
-        <w:t>multifactor</w:t>
-      </w:r>
-      <w:proofErr w:type="spellEnd"/>
-      <w:r>
-        <w:rPr>
-          <w:i/>
-          <w:iCs/>
-          <w:sz w:val="21"/>
-          <w:szCs w:val="21"/>
-        </w:rPr>
-        <w:t xml:space="preserve"> y </w:t>
-      </w:r>
-      <w:r>
-        <w:rPr>
-          <w:rStyle w:val="Textoennegrita"/>
-          <w:rFonts w:eastAsiaTheme="majorEastAsia"/>
-          <w:i/>
-          <w:iCs/>
-          <w:sz w:val="21"/>
-          <w:szCs w:val="21"/>
-        </w:rPr>
-        <w:t>monitoreo continuo</w:t>
-      </w:r>
-      <w:r>
-        <w:rPr>
-          <w:i/>
-          <w:iCs/>
-          <w:sz w:val="21"/>
-          <w:szCs w:val="21"/>
-        </w:rPr>
-        <w:t xml:space="preserve"> de la seguridad, asegurando que las transacciones financieras y los datos personales estén protegidos contra accesos no autorizados y ataques cibernéticos.</w:t>
-      </w:r>
-    </w:p>
-    <w:p>
-      <w:pPr>
-        <w:pStyle w:val="Ttulo3"/>
-        <w:jc w:val="both"/>
-        <w:rPr>
-          <w:i/>
-          <w:iCs/>
-          <w:u w:val="single"/>
-          <w:lang w:val="es-ES"/>
-        </w:rPr>
-      </w:pPr>
-      <w:r>
-        <w:rPr>
-          <w:i/>
-          <w:iCs/>
-          <w:u w:val="single"/>
-        </w:rPr>
-        <w:t>Sector Educativo</w:t>
-      </w:r>
-    </w:p>
-    <w:p>
-      <w:pPr>
-        <w:pStyle w:val="NormalWeb"/>
-        <w:jc w:val="both"/>
-        <w:rPr>
-          <w:i/>
-          <w:iCs/>
-          <w:sz w:val="21"/>
-          <w:szCs w:val="21"/>
-        </w:rPr>
-      </w:pPr>
-      <w:r>
-        <w:rPr>
-          <w:i/>
-          <w:iCs/>
-          <w:sz w:val="21"/>
-          <w:szCs w:val="21"/>
-        </w:rPr>
-        <w:t>Las plataformas de aprendizaje en línea y las herramientas de gestión del aprendizaje (</w:t>
-      </w:r>
-      <w:proofErr w:type="spellStart"/>
-      <w:r>
-        <w:rPr>
-          <w:rStyle w:val="Textoennegrita"/>
-          <w:rFonts w:eastAsiaTheme="majorEastAsia"/>
-          <w:i/>
-          <w:iCs/>
-          <w:sz w:val="21"/>
-          <w:szCs w:val="21"/>
-        </w:rPr>
-        <w:t>Learning</w:t>
-      </w:r>
-      <w:proofErr w:type="spellEnd"/>
-      <w:r>
-        <w:rPr>
-          <w:rStyle w:val="Textoennegrita"/>
-          <w:rFonts w:eastAsiaTheme="majorEastAsia"/>
-          <w:i/>
-          <w:iCs/>
-          <w:sz w:val="21"/>
-          <w:szCs w:val="21"/>
-        </w:rPr>
-        <w:t xml:space="preserve"> Management </w:t>
-      </w:r>
-      <w:proofErr w:type="spellStart"/>
-      <w:r>
-        <w:rPr>
-          <w:rStyle w:val="Textoennegrita"/>
-          <w:rFonts w:eastAsiaTheme="majorEastAsia"/>
-          <w:i/>
-          <w:iCs/>
-          <w:sz w:val="21"/>
-          <w:szCs w:val="21"/>
-        </w:rPr>
-        <w:t>Systems</w:t>
-      </w:r>
-      <w:proofErr w:type="spellEnd"/>
-      <w:r>
-        <w:rPr>
-          <w:rStyle w:val="Textoennegrita"/>
-          <w:rFonts w:eastAsiaTheme="majorEastAsia"/>
-          <w:i/>
-          <w:iCs/>
-          <w:sz w:val="21"/>
-          <w:szCs w:val="21"/>
-        </w:rPr>
-        <w:t>, LMS</w:t>
-      </w:r>
-      <w:r>
-        <w:rPr>
-          <w:i/>
-          <w:iCs/>
-          <w:sz w:val="21"/>
-          <w:szCs w:val="21"/>
-        </w:rPr>
-        <w:t>) están redefiniendo el paradigma educativo, facilitando un acceso más amplio y flexible a la educación. Estas plataformas digitales ofrecen un entorno donde los contenidos educativos pueden ser creados, almacenados y distribuidos a estudiantes de cualquier parte del mundo, permitiendo así una interacción dinámica entre estudiantes y docentes, así como entre los propios estudiantes. Los LMS, en particular, proporcionan una infraestructura integral para gestionar todos los aspectos del proceso de enseñanza-aprendizaje, desde la administración de cursos y la entrega de contenido hasta la evaluación del rendimiento estudiantil y la comunicación.</w:t>
-      </w:r>
-    </w:p>
-    <w:p>
-      <w:pPr>
-        <w:pStyle w:val="NormalWeb"/>
-        <w:jc w:val="both"/>
-        <w:rPr>
-          <w:i/>
-          <w:iCs/>
-          <w:sz w:val="21"/>
-          <w:szCs w:val="21"/>
-        </w:rPr>
-      </w:pPr>
-      <w:r>
-        <w:rPr>
-          <w:i/>
-          <w:iCs/>
-          <w:sz w:val="21"/>
-          <w:szCs w:val="21"/>
-        </w:rPr>
-        <w:t xml:space="preserve">La incorporación de tecnologías inmersivas como la </w:t>
-      </w:r>
-      <w:r>
-        <w:rPr>
-          <w:rStyle w:val="Textoennegrita"/>
-          <w:rFonts w:eastAsiaTheme="majorEastAsia"/>
-          <w:i/>
-          <w:iCs/>
-          <w:sz w:val="21"/>
-          <w:szCs w:val="21"/>
-        </w:rPr>
-        <w:t>realidad aumentada (AR)</w:t>
-      </w:r>
-      <w:r>
-        <w:rPr>
-          <w:i/>
-          <w:iCs/>
-          <w:sz w:val="21"/>
-          <w:szCs w:val="21"/>
-        </w:rPr>
-        <w:t xml:space="preserve"> y la </w:t>
-      </w:r>
-      <w:r>
-        <w:rPr>
-          <w:rStyle w:val="Textoennegrita"/>
-          <w:rFonts w:eastAsiaTheme="majorEastAsia"/>
-          <w:i/>
-          <w:iCs/>
-          <w:sz w:val="21"/>
-          <w:szCs w:val="21"/>
-        </w:rPr>
-        <w:t>realidad virtual (VR)</w:t>
-      </w:r>
-      <w:r>
-        <w:rPr>
-          <w:i/>
-          <w:iCs/>
-          <w:sz w:val="21"/>
-          <w:szCs w:val="21"/>
-        </w:rPr>
-        <w:t xml:space="preserve"> está enriqueciendo aún más la experiencia educativa, permitiendo a los estudiantes sumergirse en entornos de aprendizaje que replican situaciones reales o crean contextos completamente nuevos para explorar. Estas tecnologías ofrecen oportunidades sin precedentes para el aprendizaje experiencial, donde los estudiantes pueden interactuar con simulaciones complejas y realizar prácticas en entornos controlados que serían difíciles, peligrosos o imposibles de replicar en el mundo real. La AR y la VR no solo mejoran la comprensión y retención de </w:t>
-      </w:r>
-      <w:r>
-        <w:rPr>
-          <w:i/>
-          <w:iCs/>
-          <w:sz w:val="21"/>
-          <w:szCs w:val="21"/>
-        </w:rPr>
-        <w:t>conocimientos,</w:t>
-      </w:r>
-      <w:r>
-        <w:rPr>
-          <w:i/>
-          <w:iCs/>
-          <w:sz w:val="21"/>
-          <w:szCs w:val="21"/>
-        </w:rPr>
-        <w:t xml:space="preserve"> sino que también fomentan el desarrollo de habilidades prácticas y la capacidad de tomar decisiones en contextos específicos.</w:t>
-      </w:r>
-    </w:p>
-    <w:p>
-      <w:pPr>
-        <w:pStyle w:val="NormalWeb"/>
-        <w:jc w:val="both"/>
-        <w:rPr>
-          <w:i/>
-          <w:iCs/>
-          <w:sz w:val="21"/>
-          <w:szCs w:val="21"/>
-        </w:rPr>
-      </w:pPr>
-      <w:r>
-        <w:rPr>
-          <w:i/>
-          <w:iCs/>
-          <w:sz w:val="21"/>
-          <w:szCs w:val="21"/>
-        </w:rPr>
-        <w:t xml:space="preserve">Además, la </w:t>
-      </w:r>
-      <w:r>
-        <w:rPr>
-          <w:rStyle w:val="Textoennegrita"/>
-          <w:rFonts w:eastAsiaTheme="majorEastAsia"/>
-          <w:i/>
-          <w:iCs/>
-          <w:sz w:val="21"/>
-          <w:szCs w:val="21"/>
-        </w:rPr>
-        <w:t>inteligencia artificial (IA)</w:t>
-      </w:r>
-      <w:r>
-        <w:rPr>
-          <w:i/>
-          <w:iCs/>
-          <w:sz w:val="21"/>
-          <w:szCs w:val="21"/>
-        </w:rPr>
-        <w:t xml:space="preserve"> está jugando un papel revolucionario en la personalización de la educación. Mediante el análisis de datos sobre el comportamiento y el rendimiento de los estudiantes, la IA puede adaptar los planes de estudio y los métodos de enseñanza para satisfacer las necesidades de aprendizaje individuales de cada estudiante. Esto significa que los contenidos pueden ser ajustados para abordar áreas de dificultad específicas, ofrecer retos </w:t>
-      </w:r>
-      <w:r>
-        <w:rPr>
-          <w:i/>
-          <w:iCs/>
-          <w:sz w:val="21"/>
-          <w:szCs w:val="21"/>
-        </w:rPr>
-        <w:lastRenderedPageBreak/>
-        <w:t>adicionales a los estudiantes avanzados o modificar el ritmo de aprendizaje según sea necesario. La capacidad de personalizar la educación a este nivel promete no solo mejorar los resultados del aprendizaje sino también aumentar la motivación y el compromiso de los estudiantes al ofrecer una experiencia más relevante y enriquecedora.</w:t>
-      </w:r>
-    </w:p>
-    <w:p>
-      <w:pPr>
-        <w:pStyle w:val="Ttulo3"/>
-        <w:jc w:val="both"/>
-        <w:rPr>
-          <w:i/>
-          <w:iCs/>
-          <w:u w:val="single"/>
-          <w:lang w:val="es-ES"/>
-        </w:rPr>
-      </w:pPr>
-      <w:r>
-        <w:rPr>
-          <w:i/>
-          <w:iCs/>
-          <w:u w:val="single"/>
-        </w:rPr>
-        <w:t>Sector Salud</w:t>
-      </w:r>
-    </w:p>
-    <w:p>
-      <w:pPr>
-        <w:pStyle w:val="NormalWeb"/>
-        <w:jc w:val="both"/>
-        <w:rPr>
-          <w:i/>
-          <w:iCs/>
-          <w:sz w:val="21"/>
-          <w:szCs w:val="21"/>
-        </w:rPr>
-      </w:pPr>
-      <w:r>
-        <w:rPr>
-          <w:i/>
-          <w:iCs/>
-          <w:sz w:val="21"/>
-          <w:szCs w:val="21"/>
-        </w:rPr>
-        <w:t xml:space="preserve">En el ámbito de la salud, la integración y digitalización de los procesos sanitarios a través de los </w:t>
-      </w:r>
-      <w:r>
-        <w:rPr>
-          <w:rStyle w:val="Textoennegrita"/>
-          <w:rFonts w:eastAsiaTheme="majorEastAsia"/>
-          <w:i/>
-          <w:iCs/>
-          <w:sz w:val="21"/>
-          <w:szCs w:val="21"/>
-        </w:rPr>
-        <w:t>Sistemas de Información Hospitalaria (HIS)</w:t>
-      </w:r>
-      <w:r>
-        <w:rPr>
-          <w:i/>
-          <w:iCs/>
-          <w:sz w:val="21"/>
-          <w:szCs w:val="21"/>
-        </w:rPr>
-        <w:t xml:space="preserve"> están marcando un antes y un después en la gestión y la prestación de servicios de salud. Estos sistemas abarcan una amplia gama de funcionalidades, que van desde la gestión electrónica del historial médico de los pacientes, pasando por la administración de los tratamientos prescritos, hasta la optimización de los flujos de trabajo dentro de las instituciones sanitarias. La capacidad de estos sistemas para centralizar y gestionar de manera eficaz la información relacionada con </w:t>
-      </w:r>
-      <w:proofErr w:type="gramStart"/>
-      <w:r>
-        <w:rPr>
-          <w:i/>
-          <w:iCs/>
-          <w:sz w:val="21"/>
-          <w:szCs w:val="21"/>
-        </w:rPr>
-        <w:t>el paciente mejora</w:t>
-      </w:r>
-      <w:proofErr w:type="gramEnd"/>
-      <w:r>
-        <w:rPr>
-          <w:i/>
-          <w:iCs/>
-          <w:sz w:val="21"/>
-          <w:szCs w:val="21"/>
-        </w:rPr>
-        <w:t xml:space="preserve"> significativamente la calidad de la atención médica, al proporcionar a los profesionales de la salud acceso instantáneo a datos vitales que facilitan la toma de decisiones clínicas informadas.</w:t>
-      </w:r>
-    </w:p>
-    <w:p>
-      <w:pPr>
-        <w:pStyle w:val="NormalWeb"/>
-        <w:jc w:val="both"/>
-        <w:rPr>
-          <w:i/>
-          <w:iCs/>
-          <w:sz w:val="21"/>
-          <w:szCs w:val="21"/>
-        </w:rPr>
-      </w:pPr>
-      <w:r>
-        <w:rPr>
-          <w:i/>
-          <w:iCs/>
-          <w:sz w:val="21"/>
-          <w:szCs w:val="21"/>
-        </w:rPr>
-        <w:t xml:space="preserve">Además, la </w:t>
-      </w:r>
-      <w:r>
-        <w:rPr>
-          <w:rStyle w:val="Textoennegrita"/>
-          <w:rFonts w:eastAsiaTheme="majorEastAsia"/>
-          <w:i/>
-          <w:iCs/>
-          <w:sz w:val="21"/>
-          <w:szCs w:val="21"/>
-        </w:rPr>
-        <w:t>telemedicina</w:t>
-      </w:r>
-      <w:r>
-        <w:rPr>
-          <w:i/>
-          <w:iCs/>
-          <w:sz w:val="21"/>
-          <w:szCs w:val="21"/>
-        </w:rPr>
-        <w:t xml:space="preserve"> está emergiendo como un componente crucial en el panorama de la atención sanitaria, especialmente en el contexto actual, donde la necesidad de servicios de salud accesibles y eficientes es más acuciante que nunca. A través de la telemedicina, los pacientes pueden recibir consultas, diagnósticos y seguimientos a distancia, lo que no solo amplía el acceso a la atención </w:t>
-      </w:r>
-      <w:r>
-        <w:rPr>
-          <w:i/>
-          <w:iCs/>
-          <w:sz w:val="21"/>
-          <w:szCs w:val="21"/>
-        </w:rPr>
-        <w:t>médica,</w:t>
-      </w:r>
-      <w:r>
-        <w:rPr>
-          <w:i/>
-          <w:iCs/>
-          <w:sz w:val="21"/>
-          <w:szCs w:val="21"/>
-        </w:rPr>
-        <w:t xml:space="preserve"> sino que también reduce la presión sobre las instalaciones físicas de salud. Esta modalidad de atención se apoya en tecnologías de comunicación en línea que permiten interacciones directas entre pacientes y profesionales de la salud, eliminando las </w:t>
-      </w:r>
-      <w:r>
-        <w:rPr>
-          <w:rStyle w:val="Textoennegrita"/>
-          <w:rFonts w:eastAsiaTheme="majorEastAsia"/>
-          <w:i/>
-          <w:iCs/>
-          <w:sz w:val="21"/>
-          <w:szCs w:val="21"/>
-        </w:rPr>
-        <w:t>barreras geográficas</w:t>
-      </w:r>
-      <w:r>
-        <w:rPr>
-          <w:i/>
-          <w:iCs/>
-          <w:sz w:val="21"/>
-          <w:szCs w:val="21"/>
-        </w:rPr>
-        <w:t xml:space="preserve"> y facilitando un cuidado continuo y personalizado.</w:t>
-      </w:r>
-    </w:p>
-    <w:p>
-      <w:pPr>
-        <w:pStyle w:val="NormalWeb"/>
-        <w:jc w:val="both"/>
-        <w:rPr>
-          <w:i/>
-          <w:iCs/>
-          <w:sz w:val="21"/>
-          <w:szCs w:val="21"/>
-        </w:rPr>
-      </w:pPr>
-      <w:r>
-        <w:rPr>
-          <w:i/>
-          <w:iCs/>
-          <w:sz w:val="21"/>
-          <w:szCs w:val="21"/>
-        </w:rPr>
-        <w:t>Paralelamente, los dispositivos portátiles de seguimiento de la salud y las aplicaciones móviles se están convirtiendo en herramientas indispensables para el monitoreo continuo del bienestar de los pacientes. Estos dispositivos, que van desde relojes inteligentes hasta monitores de glucosa y dispositivos de seguimiento de la actividad física, recopilan datos de salud en tiempo real que pueden ser analizados tanto por los usuarios como por los profesionales médicos. Esta monitorización constante ofrece una ventana única al estado de salud del paciente en su vida diaria, permitiendo una detección precoz de posibles complicaciones y la adaptación oportuna de los tratamientos.</w:t>
-      </w:r>
-    </w:p>
-    <w:p>
-      <w:pPr>
-        <w:pStyle w:val="NormalWeb"/>
-        <w:jc w:val="both"/>
-        <w:rPr>
-          <w:i/>
-          <w:iCs/>
-          <w:sz w:val="21"/>
-          <w:szCs w:val="21"/>
-        </w:rPr>
-      </w:pPr>
-      <w:r>
-        <w:rPr>
-          <w:i/>
-          <w:iCs/>
-          <w:sz w:val="21"/>
-          <w:szCs w:val="21"/>
-        </w:rPr>
-        <w:t xml:space="preserve">La sinergia entre los sistemas de información hospitalaria, la telemedicina y los dispositivos portátiles de seguimiento representa una transformación profunda en el sector de la salud, hacia un modelo más integrado, accesible y personalizado de atención médica. Estas tecnologías no solo mejoran la eficiencia operativa y la calidad del </w:t>
+        <w:t xml:space="preserve">personalizado de atención médica. Estas tecnologías no solo mejoran la eficiencia operativa y la calidad del </w:t>
       </w:r>
       <w:r>
         <w:rPr>
@@ -8387,6 +8262,119 @@
     </w:lvl>
   </w:abstractNum>
   <w:abstractNum w:abstractNumId="2" w15:restartNumberingAfterBreak="0">
+    <w:nsid w:val="089200D0"/>
+    <w:multiLevelType w:val="hybridMultilevel"/>
+    <w:tmpl w:val="9E00F53A"/>
+    <w:lvl w:ilvl="0" w:tplc="040A0001">
+      <w:start w:val="1"/>
+      <w:numFmt w:val="bullet"/>
+      <w:lvlText w:val=""/>
+      <w:lvlJc w:val="left"/>
+      <w:pPr>
+        <w:ind w:left="1080" w:hanging="360"/>
+      </w:pPr>
+      <w:rPr>
+        <w:rFonts w:ascii="Symbol" w:hAnsi="Symbol" w:hint="default"/>
+      </w:rPr>
+    </w:lvl>
+    <w:lvl w:ilvl="1" w:tplc="040A0003" w:tentative="1">
+      <w:start w:val="1"/>
+      <w:numFmt w:val="bullet"/>
+      <w:lvlText w:val="o"/>
+      <w:lvlJc w:val="left"/>
+      <w:pPr>
+        <w:ind w:left="1800" w:hanging="360"/>
+      </w:pPr>
+      <w:rPr>
+        <w:rFonts w:ascii="Courier New" w:hAnsi="Courier New" w:cs="Courier New" w:hint="default"/>
+      </w:rPr>
+    </w:lvl>
+    <w:lvl w:ilvl="2" w:tplc="040A0005" w:tentative="1">
+      <w:start w:val="1"/>
+      <w:numFmt w:val="bullet"/>
+      <w:lvlText w:val=""/>
+      <w:lvlJc w:val="left"/>
+      <w:pPr>
+        <w:ind w:left="2520" w:hanging="360"/>
+      </w:pPr>
+      <w:rPr>
+        <w:rFonts w:ascii="Wingdings" w:hAnsi="Wingdings" w:hint="default"/>
+      </w:rPr>
+    </w:lvl>
+    <w:lvl w:ilvl="3" w:tplc="040A0001" w:tentative="1">
+      <w:start w:val="1"/>
+      <w:numFmt w:val="bullet"/>
+      <w:lvlText w:val=""/>
+      <w:lvlJc w:val="left"/>
+      <w:pPr>
+        <w:ind w:left="3240" w:hanging="360"/>
+      </w:pPr>
+      <w:rPr>
+        <w:rFonts w:ascii="Symbol" w:hAnsi="Symbol" w:hint="default"/>
+      </w:rPr>
+    </w:lvl>
+    <w:lvl w:ilvl="4" w:tplc="040A0003" w:tentative="1">
+      <w:start w:val="1"/>
+      <w:numFmt w:val="bullet"/>
+      <w:lvlText w:val="o"/>
+      <w:lvlJc w:val="left"/>
+      <w:pPr>
+        <w:ind w:left="3960" w:hanging="360"/>
+      </w:pPr>
+      <w:rPr>
+        <w:rFonts w:ascii="Courier New" w:hAnsi="Courier New" w:cs="Courier New" w:hint="default"/>
+      </w:rPr>
+    </w:lvl>
+    <w:lvl w:ilvl="5" w:tplc="040A0005" w:tentative="1">
+      <w:start w:val="1"/>
+      <w:numFmt w:val="bullet"/>
+      <w:lvlText w:val=""/>
+      <w:lvlJc w:val="left"/>
+      <w:pPr>
+        <w:ind w:left="4680" w:hanging="360"/>
+      </w:pPr>
+      <w:rPr>
+        <w:rFonts w:ascii="Wingdings" w:hAnsi="Wingdings" w:hint="default"/>
+      </w:rPr>
+    </w:lvl>
+    <w:lvl w:ilvl="6" w:tplc="040A0001" w:tentative="1">
+      <w:start w:val="1"/>
+      <w:numFmt w:val="bullet"/>
+      <w:lvlText w:val=""/>
+      <w:lvlJc w:val="left"/>
+      <w:pPr>
+        <w:ind w:left="5400" w:hanging="360"/>
+      </w:pPr>
+      <w:rPr>
+        <w:rFonts w:ascii="Symbol" w:hAnsi="Symbol" w:hint="default"/>
+      </w:rPr>
+    </w:lvl>
+    <w:lvl w:ilvl="7" w:tplc="040A0003" w:tentative="1">
+      <w:start w:val="1"/>
+      <w:numFmt w:val="bullet"/>
+      <w:lvlText w:val="o"/>
+      <w:lvlJc w:val="left"/>
+      <w:pPr>
+        <w:ind w:left="6120" w:hanging="360"/>
+      </w:pPr>
+      <w:rPr>
+        <w:rFonts w:ascii="Courier New" w:hAnsi="Courier New" w:cs="Courier New" w:hint="default"/>
+      </w:rPr>
+    </w:lvl>
+    <w:lvl w:ilvl="8" w:tplc="040A0005" w:tentative="1">
+      <w:start w:val="1"/>
+      <w:numFmt w:val="bullet"/>
+      <w:lvlText w:val=""/>
+      <w:lvlJc w:val="left"/>
+      <w:pPr>
+        <w:ind w:left="6840" w:hanging="360"/>
+      </w:pPr>
+      <w:rPr>
+        <w:rFonts w:ascii="Wingdings" w:hAnsi="Wingdings" w:hint="default"/>
+      </w:rPr>
+    </w:lvl>
+  </w:abstractNum>
+  <w:abstractNum w:abstractNumId="3" w15:restartNumberingAfterBreak="0">
     <w:nsid w:val="0A73219B"/>
     <w:multiLevelType w:val="hybridMultilevel"/>
     <w:tmpl w:val="F090467C"/>
@@ -8472,7 +8460,7 @@
       </w:pPr>
     </w:lvl>
   </w:abstractNum>
-  <w:abstractNum w:abstractNumId="3" w15:restartNumberingAfterBreak="0">
+  <w:abstractNum w:abstractNumId="4" w15:restartNumberingAfterBreak="0">
     <w:nsid w:val="0CB7785E"/>
     <w:multiLevelType w:val="multilevel"/>
     <w:tmpl w:val="FBE07584"/>
@@ -8621,7 +8609,7 @@
       </w:rPr>
     </w:lvl>
   </w:abstractNum>
-  <w:abstractNum w:abstractNumId="4" w15:restartNumberingAfterBreak="0">
+  <w:abstractNum w:abstractNumId="5" w15:restartNumberingAfterBreak="0">
     <w:nsid w:val="0D174EA8"/>
     <w:multiLevelType w:val="hybridMultilevel"/>
     <w:tmpl w:val="53ECF5E4"/>
@@ -8710,7 +8698,7 @@
       </w:pPr>
     </w:lvl>
   </w:abstractNum>
-  <w:abstractNum w:abstractNumId="5" w15:restartNumberingAfterBreak="0">
+  <w:abstractNum w:abstractNumId="6" w15:restartNumberingAfterBreak="0">
     <w:nsid w:val="0F7B05C6"/>
     <w:multiLevelType w:val="multilevel"/>
     <w:tmpl w:val="55503FD8"/>
@@ -8859,7 +8847,7 @@
       </w:rPr>
     </w:lvl>
   </w:abstractNum>
-  <w:abstractNum w:abstractNumId="6" w15:restartNumberingAfterBreak="0">
+  <w:abstractNum w:abstractNumId="7" w15:restartNumberingAfterBreak="0">
     <w:nsid w:val="0FB1362F"/>
     <w:multiLevelType w:val="multilevel"/>
     <w:tmpl w:val="BBA64778"/>
@@ -9008,7 +8996,7 @@
       </w:rPr>
     </w:lvl>
   </w:abstractNum>
-  <w:abstractNum w:abstractNumId="7" w15:restartNumberingAfterBreak="0">
+  <w:abstractNum w:abstractNumId="8" w15:restartNumberingAfterBreak="0">
     <w:nsid w:val="10B92A45"/>
     <w:multiLevelType w:val="multilevel"/>
     <w:tmpl w:val="A15497FE"/>
@@ -9121,7 +9109,7 @@
       </w:pPr>
     </w:lvl>
   </w:abstractNum>
-  <w:abstractNum w:abstractNumId="8" w15:restartNumberingAfterBreak="0">
+  <w:abstractNum w:abstractNumId="9" w15:restartNumberingAfterBreak="0">
     <w:nsid w:val="10BE6C8A"/>
     <w:multiLevelType w:val="multilevel"/>
     <w:tmpl w:val="63DEB44E"/>
@@ -9270,7 +9258,7 @@
       </w:rPr>
     </w:lvl>
   </w:abstractNum>
-  <w:abstractNum w:abstractNumId="9" w15:restartNumberingAfterBreak="0">
+  <w:abstractNum w:abstractNumId="10" w15:restartNumberingAfterBreak="0">
     <w:nsid w:val="155A5291"/>
     <w:multiLevelType w:val="hybridMultilevel"/>
     <w:tmpl w:val="B84AA6AA"/>
@@ -9356,7 +9344,7 @@
       </w:pPr>
     </w:lvl>
   </w:abstractNum>
-  <w:abstractNum w:abstractNumId="10" w15:restartNumberingAfterBreak="0">
+  <w:abstractNum w:abstractNumId="11" w15:restartNumberingAfterBreak="0">
     <w:nsid w:val="16487988"/>
     <w:multiLevelType w:val="multilevel"/>
     <w:tmpl w:val="77F20742"/>
@@ -9505,7 +9493,7 @@
       </w:rPr>
     </w:lvl>
   </w:abstractNum>
-  <w:abstractNum w:abstractNumId="11" w15:restartNumberingAfterBreak="0">
+  <w:abstractNum w:abstractNumId="12" w15:restartNumberingAfterBreak="0">
     <w:nsid w:val="1D9876B9"/>
     <w:multiLevelType w:val="multilevel"/>
     <w:tmpl w:val="BD60BE4C"/>
@@ -9654,7 +9642,7 @@
       </w:rPr>
     </w:lvl>
   </w:abstractNum>
-  <w:abstractNum w:abstractNumId="12" w15:restartNumberingAfterBreak="0">
+  <w:abstractNum w:abstractNumId="13" w15:restartNumberingAfterBreak="0">
     <w:nsid w:val="20C1540D"/>
     <w:multiLevelType w:val="multilevel"/>
     <w:tmpl w:val="99087582"/>
@@ -9803,7 +9791,7 @@
       </w:rPr>
     </w:lvl>
   </w:abstractNum>
-  <w:abstractNum w:abstractNumId="13" w15:restartNumberingAfterBreak="0">
+  <w:abstractNum w:abstractNumId="14" w15:restartNumberingAfterBreak="0">
     <w:nsid w:val="21765328"/>
     <w:multiLevelType w:val="hybridMultilevel"/>
     <w:tmpl w:val="C4B2932E"/>
@@ -9892,7 +9880,7 @@
       </w:pPr>
     </w:lvl>
   </w:abstractNum>
-  <w:abstractNum w:abstractNumId="14" w15:restartNumberingAfterBreak="0">
+  <w:abstractNum w:abstractNumId="15" w15:restartNumberingAfterBreak="0">
     <w:nsid w:val="22E15604"/>
     <w:multiLevelType w:val="multilevel"/>
     <w:tmpl w:val="43FC9946"/>
@@ -10005,7 +9993,7 @@
       </w:pPr>
     </w:lvl>
   </w:abstractNum>
-  <w:abstractNum w:abstractNumId="15" w15:restartNumberingAfterBreak="0">
+  <w:abstractNum w:abstractNumId="16" w15:restartNumberingAfterBreak="0">
     <w:nsid w:val="26166231"/>
     <w:multiLevelType w:val="multilevel"/>
     <w:tmpl w:val="6CA0BE32"/>
@@ -10154,7 +10142,7 @@
       </w:rPr>
     </w:lvl>
   </w:abstractNum>
-  <w:abstractNum w:abstractNumId="16" w15:restartNumberingAfterBreak="0">
+  <w:abstractNum w:abstractNumId="17" w15:restartNumberingAfterBreak="0">
     <w:nsid w:val="26553B3A"/>
     <w:multiLevelType w:val="multilevel"/>
     <w:tmpl w:val="DCEABD52"/>
@@ -10303,7 +10291,7 @@
       </w:rPr>
     </w:lvl>
   </w:abstractNum>
-  <w:abstractNum w:abstractNumId="17" w15:restartNumberingAfterBreak="0">
+  <w:abstractNum w:abstractNumId="18" w15:restartNumberingAfterBreak="0">
     <w:nsid w:val="2D8C7DCD"/>
     <w:multiLevelType w:val="hybridMultilevel"/>
     <w:tmpl w:val="0330A4BC"/>
@@ -10313,7 +10301,7 @@
       <w:lvlText w:val=""/>
       <w:lvlJc w:val="left"/>
       <w:pPr>
-        <w:ind w:left="720" w:hanging="360"/>
+        <w:ind w:left="360" w:hanging="360"/>
       </w:pPr>
       <w:rPr>
         <w:rFonts w:ascii="Symbol" w:hAnsi="Symbol" w:hint="default"/>
@@ -10325,7 +10313,7 @@
       <w:lvlText w:val="o"/>
       <w:lvlJc w:val="left"/>
       <w:pPr>
-        <w:ind w:left="1440" w:hanging="360"/>
+        <w:ind w:left="1080" w:hanging="360"/>
       </w:pPr>
       <w:rPr>
         <w:rFonts w:ascii="Courier New" w:hAnsi="Courier New" w:cs="Courier New" w:hint="default"/>
@@ -10337,7 +10325,7 @@
       <w:lvlText w:val=""/>
       <w:lvlJc w:val="left"/>
       <w:pPr>
-        <w:ind w:left="2160" w:hanging="360"/>
+        <w:ind w:left="1800" w:hanging="360"/>
       </w:pPr>
       <w:rPr>
         <w:rFonts w:ascii="Wingdings" w:hAnsi="Wingdings" w:hint="default"/>
@@ -10349,7 +10337,7 @@
       <w:lvlText w:val=""/>
       <w:lvlJc w:val="left"/>
       <w:pPr>
-        <w:ind w:left="2880" w:hanging="360"/>
+        <w:ind w:left="2520" w:hanging="360"/>
       </w:pPr>
       <w:rPr>
         <w:rFonts w:ascii="Symbol" w:hAnsi="Symbol" w:hint="default"/>
@@ -10361,7 +10349,7 @@
       <w:lvlText w:val="o"/>
       <w:lvlJc w:val="left"/>
       <w:pPr>
-        <w:ind w:left="3600" w:hanging="360"/>
+        <w:ind w:left="3240" w:hanging="360"/>
       </w:pPr>
       <w:rPr>
         <w:rFonts w:ascii="Courier New" w:hAnsi="Courier New" w:cs="Courier New" w:hint="default"/>
@@ -10373,7 +10361,7 @@
       <w:lvlText w:val=""/>
       <w:lvlJc w:val="left"/>
       <w:pPr>
-        <w:ind w:left="4320" w:hanging="360"/>
+        <w:ind w:left="3960" w:hanging="360"/>
       </w:pPr>
       <w:rPr>
         <w:rFonts w:ascii="Wingdings" w:hAnsi="Wingdings" w:hint="default"/>
@@ -10385,7 +10373,7 @@
       <w:lvlText w:val=""/>
       <w:lvlJc w:val="left"/>
       <w:pPr>
-        <w:ind w:left="5040" w:hanging="360"/>
+        <w:ind w:left="4680" w:hanging="360"/>
       </w:pPr>
       <w:rPr>
         <w:rFonts w:ascii="Symbol" w:hAnsi="Symbol" w:hint="default"/>
@@ -10397,7 +10385,7 @@
       <w:lvlText w:val="o"/>
       <w:lvlJc w:val="left"/>
       <w:pPr>
-        <w:ind w:left="5760" w:hanging="360"/>
+        <w:ind w:left="5400" w:hanging="360"/>
       </w:pPr>
       <w:rPr>
         <w:rFonts w:ascii="Courier New" w:hAnsi="Courier New" w:cs="Courier New" w:hint="default"/>
@@ -10409,14 +10397,14 @@
       <w:lvlText w:val=""/>
       <w:lvlJc w:val="left"/>
       <w:pPr>
-        <w:ind w:left="6480" w:hanging="360"/>
+        <w:ind w:left="6120" w:hanging="360"/>
       </w:pPr>
       <w:rPr>
         <w:rFonts w:ascii="Wingdings" w:hAnsi="Wingdings" w:hint="default"/>
       </w:rPr>
     </w:lvl>
   </w:abstractNum>
-  <w:abstractNum w:abstractNumId="18" w15:restartNumberingAfterBreak="0">
+  <w:abstractNum w:abstractNumId="19" w15:restartNumberingAfterBreak="0">
     <w:nsid w:val="2EA817E9"/>
     <w:multiLevelType w:val="multilevel"/>
     <w:tmpl w:val="E76CDE58"/>
@@ -10565,7 +10553,7 @@
       </w:rPr>
     </w:lvl>
   </w:abstractNum>
-  <w:abstractNum w:abstractNumId="19" w15:restartNumberingAfterBreak="0">
+  <w:abstractNum w:abstractNumId="20" w15:restartNumberingAfterBreak="0">
     <w:nsid w:val="30A60969"/>
     <w:multiLevelType w:val="multilevel"/>
     <w:tmpl w:val="4DDEA932"/>
@@ -10714,7 +10702,7 @@
       </w:rPr>
     </w:lvl>
   </w:abstractNum>
-  <w:abstractNum w:abstractNumId="20" w15:restartNumberingAfterBreak="0">
+  <w:abstractNum w:abstractNumId="21" w15:restartNumberingAfterBreak="0">
     <w:nsid w:val="38606EEA"/>
     <w:multiLevelType w:val="multilevel"/>
     <w:tmpl w:val="8FF4FA2A"/>
@@ -10863,7 +10851,7 @@
       </w:rPr>
     </w:lvl>
   </w:abstractNum>
-  <w:abstractNum w:abstractNumId="21" w15:restartNumberingAfterBreak="0">
+  <w:abstractNum w:abstractNumId="22" w15:restartNumberingAfterBreak="0">
     <w:nsid w:val="3FF02DCC"/>
     <w:multiLevelType w:val="multilevel"/>
     <w:tmpl w:val="6568BA10"/>
@@ -11012,7 +11000,7 @@
       </w:rPr>
     </w:lvl>
   </w:abstractNum>
-  <w:abstractNum w:abstractNumId="22" w15:restartNumberingAfterBreak="0">
+  <w:abstractNum w:abstractNumId="23" w15:restartNumberingAfterBreak="0">
     <w:nsid w:val="40583ABC"/>
     <w:multiLevelType w:val="multilevel"/>
     <w:tmpl w:val="19C84E32"/>
@@ -11161,7 +11149,7 @@
       </w:rPr>
     </w:lvl>
   </w:abstractNum>
-  <w:abstractNum w:abstractNumId="23" w15:restartNumberingAfterBreak="0">
+  <w:abstractNum w:abstractNumId="24" w15:restartNumberingAfterBreak="0">
     <w:nsid w:val="40EC6B4F"/>
     <w:multiLevelType w:val="hybridMultilevel"/>
     <w:tmpl w:val="100CF718"/>
@@ -11247,7 +11235,7 @@
       </w:pPr>
     </w:lvl>
   </w:abstractNum>
-  <w:abstractNum w:abstractNumId="24" w15:restartNumberingAfterBreak="0">
+  <w:abstractNum w:abstractNumId="25" w15:restartNumberingAfterBreak="0">
     <w:nsid w:val="43F00012"/>
     <w:multiLevelType w:val="hybridMultilevel"/>
     <w:tmpl w:val="B8D429AC"/>
@@ -11360,7 +11348,7 @@
       </w:rPr>
     </w:lvl>
   </w:abstractNum>
-  <w:abstractNum w:abstractNumId="25" w15:restartNumberingAfterBreak="0">
+  <w:abstractNum w:abstractNumId="26" w15:restartNumberingAfterBreak="0">
     <w:nsid w:val="43F424B0"/>
     <w:multiLevelType w:val="hybridMultilevel"/>
     <w:tmpl w:val="CFEAC66C"/>
@@ -11473,7 +11461,7 @@
       </w:rPr>
     </w:lvl>
   </w:abstractNum>
-  <w:abstractNum w:abstractNumId="26" w15:restartNumberingAfterBreak="0">
+  <w:abstractNum w:abstractNumId="27" w15:restartNumberingAfterBreak="0">
     <w:nsid w:val="441D4E24"/>
     <w:multiLevelType w:val="multilevel"/>
     <w:tmpl w:val="F3603B34"/>
@@ -11622,7 +11610,7 @@
       </w:rPr>
     </w:lvl>
   </w:abstractNum>
-  <w:abstractNum w:abstractNumId="27" w15:restartNumberingAfterBreak="0">
+  <w:abstractNum w:abstractNumId="28" w15:restartNumberingAfterBreak="0">
     <w:nsid w:val="449C663A"/>
     <w:multiLevelType w:val="multilevel"/>
     <w:tmpl w:val="1BB2F2D0"/>
@@ -11771,7 +11759,7 @@
       </w:rPr>
     </w:lvl>
   </w:abstractNum>
-  <w:abstractNum w:abstractNumId="28" w15:restartNumberingAfterBreak="0">
+  <w:abstractNum w:abstractNumId="29" w15:restartNumberingAfterBreak="0">
     <w:nsid w:val="48540580"/>
     <w:multiLevelType w:val="hybridMultilevel"/>
     <w:tmpl w:val="074A0B76"/>
@@ -11860,7 +11848,7 @@
       </w:pPr>
     </w:lvl>
   </w:abstractNum>
-  <w:abstractNum w:abstractNumId="29" w15:restartNumberingAfterBreak="0">
+  <w:abstractNum w:abstractNumId="30" w15:restartNumberingAfterBreak="0">
     <w:nsid w:val="48F9444E"/>
     <w:multiLevelType w:val="multilevel"/>
     <w:tmpl w:val="5574BE9E"/>
@@ -11973,7 +11961,7 @@
       </w:pPr>
     </w:lvl>
   </w:abstractNum>
-  <w:abstractNum w:abstractNumId="30" w15:restartNumberingAfterBreak="0">
+  <w:abstractNum w:abstractNumId="31" w15:restartNumberingAfterBreak="0">
     <w:nsid w:val="55F4458C"/>
     <w:multiLevelType w:val="multilevel"/>
     <w:tmpl w:val="A24E3B38"/>
@@ -12122,7 +12110,7 @@
       </w:rPr>
     </w:lvl>
   </w:abstractNum>
-  <w:abstractNum w:abstractNumId="31" w15:restartNumberingAfterBreak="0">
+  <w:abstractNum w:abstractNumId="32" w15:restartNumberingAfterBreak="0">
     <w:nsid w:val="58586924"/>
     <w:multiLevelType w:val="multilevel"/>
     <w:tmpl w:val="D27203AC"/>
@@ -12271,7 +12259,7 @@
       </w:rPr>
     </w:lvl>
   </w:abstractNum>
-  <w:abstractNum w:abstractNumId="32" w15:restartNumberingAfterBreak="0">
+  <w:abstractNum w:abstractNumId="33" w15:restartNumberingAfterBreak="0">
     <w:nsid w:val="5A7B5CBE"/>
     <w:multiLevelType w:val="multilevel"/>
     <w:tmpl w:val="8034EFF8"/>
@@ -12420,7 +12408,233 @@
       </w:rPr>
     </w:lvl>
   </w:abstractNum>
-  <w:abstractNum w:abstractNumId="33" w15:restartNumberingAfterBreak="0">
+  <w:abstractNum w:abstractNumId="34" w15:restartNumberingAfterBreak="0">
+    <w:nsid w:val="5F022D5C"/>
+    <w:multiLevelType w:val="hybridMultilevel"/>
+    <w:tmpl w:val="C87E484A"/>
+    <w:lvl w:ilvl="0" w:tplc="040A0001">
+      <w:start w:val="1"/>
+      <w:numFmt w:val="bullet"/>
+      <w:lvlText w:val=""/>
+      <w:lvlJc w:val="left"/>
+      <w:pPr>
+        <w:ind w:left="360" w:hanging="360"/>
+      </w:pPr>
+      <w:rPr>
+        <w:rFonts w:ascii="Symbol" w:hAnsi="Symbol" w:hint="default"/>
+      </w:rPr>
+    </w:lvl>
+    <w:lvl w:ilvl="1" w:tplc="040A0003" w:tentative="1">
+      <w:start w:val="1"/>
+      <w:numFmt w:val="bullet"/>
+      <w:lvlText w:val="o"/>
+      <w:lvlJc w:val="left"/>
+      <w:pPr>
+        <w:ind w:left="1080" w:hanging="360"/>
+      </w:pPr>
+      <w:rPr>
+        <w:rFonts w:ascii="Courier New" w:hAnsi="Courier New" w:cs="Courier New" w:hint="default"/>
+      </w:rPr>
+    </w:lvl>
+    <w:lvl w:ilvl="2" w:tplc="040A0005" w:tentative="1">
+      <w:start w:val="1"/>
+      <w:numFmt w:val="bullet"/>
+      <w:lvlText w:val=""/>
+      <w:lvlJc w:val="left"/>
+      <w:pPr>
+        <w:ind w:left="1800" w:hanging="360"/>
+      </w:pPr>
+      <w:rPr>
+        <w:rFonts w:ascii="Wingdings" w:hAnsi="Wingdings" w:hint="default"/>
+      </w:rPr>
+    </w:lvl>
+    <w:lvl w:ilvl="3" w:tplc="040A0001" w:tentative="1">
+      <w:start w:val="1"/>
+      <w:numFmt w:val="bullet"/>
+      <w:lvlText w:val=""/>
+      <w:lvlJc w:val="left"/>
+      <w:pPr>
+        <w:ind w:left="2520" w:hanging="360"/>
+      </w:pPr>
+      <w:rPr>
+        <w:rFonts w:ascii="Symbol" w:hAnsi="Symbol" w:hint="default"/>
+      </w:rPr>
+    </w:lvl>
+    <w:lvl w:ilvl="4" w:tplc="040A0003" w:tentative="1">
+      <w:start w:val="1"/>
+      <w:numFmt w:val="bullet"/>
+      <w:lvlText w:val="o"/>
+      <w:lvlJc w:val="left"/>
+      <w:pPr>
+        <w:ind w:left="3240" w:hanging="360"/>
+      </w:pPr>
+      <w:rPr>
+        <w:rFonts w:ascii="Courier New" w:hAnsi="Courier New" w:cs="Courier New" w:hint="default"/>
+      </w:rPr>
+    </w:lvl>
+    <w:lvl w:ilvl="5" w:tplc="040A0005" w:tentative="1">
+      <w:start w:val="1"/>
+      <w:numFmt w:val="bullet"/>
+      <w:lvlText w:val=""/>
+      <w:lvlJc w:val="left"/>
+      <w:pPr>
+        <w:ind w:left="3960" w:hanging="360"/>
+      </w:pPr>
+      <w:rPr>
+        <w:rFonts w:ascii="Wingdings" w:hAnsi="Wingdings" w:hint="default"/>
+      </w:rPr>
+    </w:lvl>
+    <w:lvl w:ilvl="6" w:tplc="040A0001" w:tentative="1">
+      <w:start w:val="1"/>
+      <w:numFmt w:val="bullet"/>
+      <w:lvlText w:val=""/>
+      <w:lvlJc w:val="left"/>
+      <w:pPr>
+        <w:ind w:left="4680" w:hanging="360"/>
+      </w:pPr>
+      <w:rPr>
+        <w:rFonts w:ascii="Symbol" w:hAnsi="Symbol" w:hint="default"/>
+      </w:rPr>
+    </w:lvl>
+    <w:lvl w:ilvl="7" w:tplc="040A0003" w:tentative="1">
+      <w:start w:val="1"/>
+      <w:numFmt w:val="bullet"/>
+      <w:lvlText w:val="o"/>
+      <w:lvlJc w:val="left"/>
+      <w:pPr>
+        <w:ind w:left="5400" w:hanging="360"/>
+      </w:pPr>
+      <w:rPr>
+        <w:rFonts w:ascii="Courier New" w:hAnsi="Courier New" w:cs="Courier New" w:hint="default"/>
+      </w:rPr>
+    </w:lvl>
+    <w:lvl w:ilvl="8" w:tplc="040A0005" w:tentative="1">
+      <w:start w:val="1"/>
+      <w:numFmt w:val="bullet"/>
+      <w:lvlText w:val=""/>
+      <w:lvlJc w:val="left"/>
+      <w:pPr>
+        <w:ind w:left="6120" w:hanging="360"/>
+      </w:pPr>
+      <w:rPr>
+        <w:rFonts w:ascii="Wingdings" w:hAnsi="Wingdings" w:hint="default"/>
+      </w:rPr>
+    </w:lvl>
+  </w:abstractNum>
+  <w:abstractNum w:abstractNumId="35" w15:restartNumberingAfterBreak="0">
+    <w:nsid w:val="60C77C09"/>
+    <w:multiLevelType w:val="hybridMultilevel"/>
+    <w:tmpl w:val="FF68F1FE"/>
+    <w:lvl w:ilvl="0" w:tplc="E7C04B08">
+      <w:start w:val="5"/>
+      <w:numFmt w:val="bullet"/>
+      <w:lvlText w:val="-"/>
+      <w:lvlJc w:val="left"/>
+      <w:pPr>
+        <w:ind w:left="720" w:hanging="360"/>
+      </w:pPr>
+      <w:rPr>
+        <w:rFonts w:ascii="Times New Roman" w:eastAsia="Times New Roman" w:hAnsi="Times New Roman" w:cs="Times New Roman" w:hint="default"/>
+      </w:rPr>
+    </w:lvl>
+    <w:lvl w:ilvl="1" w:tplc="040A0003" w:tentative="1">
+      <w:start w:val="1"/>
+      <w:numFmt w:val="bullet"/>
+      <w:lvlText w:val="o"/>
+      <w:lvlJc w:val="left"/>
+      <w:pPr>
+        <w:ind w:left="1440" w:hanging="360"/>
+      </w:pPr>
+      <w:rPr>
+        <w:rFonts w:ascii="Courier New" w:hAnsi="Courier New" w:cs="Courier New" w:hint="default"/>
+      </w:rPr>
+    </w:lvl>
+    <w:lvl w:ilvl="2" w:tplc="040A0005" w:tentative="1">
+      <w:start w:val="1"/>
+      <w:numFmt w:val="bullet"/>
+      <w:lvlText w:val=""/>
+      <w:lvlJc w:val="left"/>
+      <w:pPr>
+        <w:ind w:left="2160" w:hanging="360"/>
+      </w:pPr>
+      <w:rPr>
+        <w:rFonts w:ascii="Wingdings" w:hAnsi="Wingdings" w:hint="default"/>
+      </w:rPr>
+    </w:lvl>
+    <w:lvl w:ilvl="3" w:tplc="040A0001" w:tentative="1">
+      <w:start w:val="1"/>
+      <w:numFmt w:val="bullet"/>
+      <w:lvlText w:val=""/>
+      <w:lvlJc w:val="left"/>
+      <w:pPr>
+        <w:ind w:left="2880" w:hanging="360"/>
+      </w:pPr>
+      <w:rPr>
+        <w:rFonts w:ascii="Symbol" w:hAnsi="Symbol" w:hint="default"/>
+      </w:rPr>
+    </w:lvl>
+    <w:lvl w:ilvl="4" w:tplc="040A0003" w:tentative="1">
+      <w:start w:val="1"/>
+      <w:numFmt w:val="bullet"/>
+      <w:lvlText w:val="o"/>
+      <w:lvlJc w:val="left"/>
+      <w:pPr>
+        <w:ind w:left="3600" w:hanging="360"/>
+      </w:pPr>
+      <w:rPr>
+        <w:rFonts w:ascii="Courier New" w:hAnsi="Courier New" w:cs="Courier New" w:hint="default"/>
+      </w:rPr>
+    </w:lvl>
+    <w:lvl w:ilvl="5" w:tplc="040A0005" w:tentative="1">
+      <w:start w:val="1"/>
+      <w:numFmt w:val="bullet"/>
+      <w:lvlText w:val=""/>
+      <w:lvlJc w:val="left"/>
+      <w:pPr>
+        <w:ind w:left="4320" w:hanging="360"/>
+      </w:pPr>
+      <w:rPr>
+        <w:rFonts w:ascii="Wingdings" w:hAnsi="Wingdings" w:hint="default"/>
+      </w:rPr>
+    </w:lvl>
+    <w:lvl w:ilvl="6" w:tplc="040A0001" w:tentative="1">
+      <w:start w:val="1"/>
+      <w:numFmt w:val="bullet"/>
+      <w:lvlText w:val=""/>
+      <w:lvlJc w:val="left"/>
+      <w:pPr>
+        <w:ind w:left="5040" w:hanging="360"/>
+      </w:pPr>
+      <w:rPr>
+        <w:rFonts w:ascii="Symbol" w:hAnsi="Symbol" w:hint="default"/>
+      </w:rPr>
+    </w:lvl>
+    <w:lvl w:ilvl="7" w:tplc="040A0003" w:tentative="1">
+      <w:start w:val="1"/>
+      <w:numFmt w:val="bullet"/>
+      <w:lvlText w:val="o"/>
+      <w:lvlJc w:val="left"/>
+      <w:pPr>
+        <w:ind w:left="5760" w:hanging="360"/>
+      </w:pPr>
+      <w:rPr>
+        <w:rFonts w:ascii="Courier New" w:hAnsi="Courier New" w:cs="Courier New" w:hint="default"/>
+      </w:rPr>
+    </w:lvl>
+    <w:lvl w:ilvl="8" w:tplc="040A0005" w:tentative="1">
+      <w:start w:val="1"/>
+      <w:numFmt w:val="bullet"/>
+      <w:lvlText w:val=""/>
+      <w:lvlJc w:val="left"/>
+      <w:pPr>
+        <w:ind w:left="6480" w:hanging="360"/>
+      </w:pPr>
+      <w:rPr>
+        <w:rFonts w:ascii="Wingdings" w:hAnsi="Wingdings" w:hint="default"/>
+      </w:rPr>
+    </w:lvl>
+  </w:abstractNum>
+  <w:abstractNum w:abstractNumId="36" w15:restartNumberingAfterBreak="0">
     <w:nsid w:val="625E0876"/>
     <w:multiLevelType w:val="multilevel"/>
     <w:tmpl w:val="82067E7E"/>
@@ -12533,7 +12747,7 @@
       </w:pPr>
     </w:lvl>
   </w:abstractNum>
-  <w:abstractNum w:abstractNumId="34" w15:restartNumberingAfterBreak="0">
+  <w:abstractNum w:abstractNumId="37" w15:restartNumberingAfterBreak="0">
     <w:nsid w:val="65F81A8D"/>
     <w:multiLevelType w:val="multilevel"/>
     <w:tmpl w:val="ABB6D904"/>
@@ -12682,7 +12896,7 @@
       </w:rPr>
     </w:lvl>
   </w:abstractNum>
-  <w:abstractNum w:abstractNumId="35" w15:restartNumberingAfterBreak="0">
+  <w:abstractNum w:abstractNumId="38" w15:restartNumberingAfterBreak="0">
     <w:nsid w:val="6631357A"/>
     <w:multiLevelType w:val="multilevel"/>
     <w:tmpl w:val="8C9E0A74"/>
@@ -12831,7 +13045,7 @@
       </w:rPr>
     </w:lvl>
   </w:abstractNum>
-  <w:abstractNum w:abstractNumId="36" w15:restartNumberingAfterBreak="0">
+  <w:abstractNum w:abstractNumId="39" w15:restartNumberingAfterBreak="0">
     <w:nsid w:val="66AB7F59"/>
     <w:multiLevelType w:val="hybridMultilevel"/>
     <w:tmpl w:val="0046F6BE"/>
@@ -12944,7 +13158,7 @@
       </w:rPr>
     </w:lvl>
   </w:abstractNum>
-  <w:abstractNum w:abstractNumId="37" w15:restartNumberingAfterBreak="0">
+  <w:abstractNum w:abstractNumId="40" w15:restartNumberingAfterBreak="0">
     <w:nsid w:val="673F2AFD"/>
     <w:multiLevelType w:val="multilevel"/>
     <w:tmpl w:val="E7789658"/>
@@ -13093,7 +13307,7 @@
       </w:rPr>
     </w:lvl>
   </w:abstractNum>
-  <w:abstractNum w:abstractNumId="38" w15:restartNumberingAfterBreak="0">
+  <w:abstractNum w:abstractNumId="41" w15:restartNumberingAfterBreak="0">
     <w:nsid w:val="69AF1BD2"/>
     <w:multiLevelType w:val="multilevel"/>
     <w:tmpl w:val="19CADA24"/>
@@ -13242,7 +13456,7 @@
       </w:rPr>
     </w:lvl>
   </w:abstractNum>
-  <w:abstractNum w:abstractNumId="39" w15:restartNumberingAfterBreak="0">
+  <w:abstractNum w:abstractNumId="42" w15:restartNumberingAfterBreak="0">
     <w:nsid w:val="6E602AE6"/>
     <w:multiLevelType w:val="multilevel"/>
     <w:tmpl w:val="E82C63EC"/>
@@ -13391,7 +13605,120 @@
       </w:rPr>
     </w:lvl>
   </w:abstractNum>
-  <w:abstractNum w:abstractNumId="40" w15:restartNumberingAfterBreak="0">
+  <w:abstractNum w:abstractNumId="43" w15:restartNumberingAfterBreak="0">
+    <w:nsid w:val="71C31BFB"/>
+    <w:multiLevelType w:val="hybridMultilevel"/>
+    <w:tmpl w:val="2CCE6174"/>
+    <w:lvl w:ilvl="0" w:tplc="040A0001">
+      <w:start w:val="1"/>
+      <w:numFmt w:val="bullet"/>
+      <w:lvlText w:val=""/>
+      <w:lvlJc w:val="left"/>
+      <w:pPr>
+        <w:ind w:left="1080" w:hanging="360"/>
+      </w:pPr>
+      <w:rPr>
+        <w:rFonts w:ascii="Symbol" w:hAnsi="Symbol" w:hint="default"/>
+      </w:rPr>
+    </w:lvl>
+    <w:lvl w:ilvl="1" w:tplc="040A0003" w:tentative="1">
+      <w:start w:val="1"/>
+      <w:numFmt w:val="bullet"/>
+      <w:lvlText w:val="o"/>
+      <w:lvlJc w:val="left"/>
+      <w:pPr>
+        <w:ind w:left="1800" w:hanging="360"/>
+      </w:pPr>
+      <w:rPr>
+        <w:rFonts w:ascii="Courier New" w:hAnsi="Courier New" w:cs="Courier New" w:hint="default"/>
+      </w:rPr>
+    </w:lvl>
+    <w:lvl w:ilvl="2" w:tplc="040A0005" w:tentative="1">
+      <w:start w:val="1"/>
+      <w:numFmt w:val="bullet"/>
+      <w:lvlText w:val=""/>
+      <w:lvlJc w:val="left"/>
+      <w:pPr>
+        <w:ind w:left="2520" w:hanging="360"/>
+      </w:pPr>
+      <w:rPr>
+        <w:rFonts w:ascii="Wingdings" w:hAnsi="Wingdings" w:hint="default"/>
+      </w:rPr>
+    </w:lvl>
+    <w:lvl w:ilvl="3" w:tplc="040A0001" w:tentative="1">
+      <w:start w:val="1"/>
+      <w:numFmt w:val="bullet"/>
+      <w:lvlText w:val=""/>
+      <w:lvlJc w:val="left"/>
+      <w:pPr>
+        <w:ind w:left="3240" w:hanging="360"/>
+      </w:pPr>
+      <w:rPr>
+        <w:rFonts w:ascii="Symbol" w:hAnsi="Symbol" w:hint="default"/>
+      </w:rPr>
+    </w:lvl>
+    <w:lvl w:ilvl="4" w:tplc="040A0003" w:tentative="1">
+      <w:start w:val="1"/>
+      <w:numFmt w:val="bullet"/>
+      <w:lvlText w:val="o"/>
+      <w:lvlJc w:val="left"/>
+      <w:pPr>
+        <w:ind w:left="3960" w:hanging="360"/>
+      </w:pPr>
+      <w:rPr>
+        <w:rFonts w:ascii="Courier New" w:hAnsi="Courier New" w:cs="Courier New" w:hint="default"/>
+      </w:rPr>
+    </w:lvl>
+    <w:lvl w:ilvl="5" w:tplc="040A0005" w:tentative="1">
+      <w:start w:val="1"/>
+      <w:numFmt w:val="bullet"/>
+      <w:lvlText w:val=""/>
+      <w:lvlJc w:val="left"/>
+      <w:pPr>
+        <w:ind w:left="4680" w:hanging="360"/>
+      </w:pPr>
+      <w:rPr>
+        <w:rFonts w:ascii="Wingdings" w:hAnsi="Wingdings" w:hint="default"/>
+      </w:rPr>
+    </w:lvl>
+    <w:lvl w:ilvl="6" w:tplc="040A0001" w:tentative="1">
+      <w:start w:val="1"/>
+      <w:numFmt w:val="bullet"/>
+      <w:lvlText w:val=""/>
+      <w:lvlJc w:val="left"/>
+      <w:pPr>
+        <w:ind w:left="5400" w:hanging="360"/>
+      </w:pPr>
+      <w:rPr>
+        <w:rFonts w:ascii="Symbol" w:hAnsi="Symbol" w:hint="default"/>
+      </w:rPr>
+    </w:lvl>
+    <w:lvl w:ilvl="7" w:tplc="040A0003" w:tentative="1">
+      <w:start w:val="1"/>
+      <w:numFmt w:val="bullet"/>
+      <w:lvlText w:val="o"/>
+      <w:lvlJc w:val="left"/>
+      <w:pPr>
+        <w:ind w:left="6120" w:hanging="360"/>
+      </w:pPr>
+      <w:rPr>
+        <w:rFonts w:ascii="Courier New" w:hAnsi="Courier New" w:cs="Courier New" w:hint="default"/>
+      </w:rPr>
+    </w:lvl>
+    <w:lvl w:ilvl="8" w:tplc="040A0005" w:tentative="1">
+      <w:start w:val="1"/>
+      <w:numFmt w:val="bullet"/>
+      <w:lvlText w:val=""/>
+      <w:lvlJc w:val="left"/>
+      <w:pPr>
+        <w:ind w:left="6840" w:hanging="360"/>
+      </w:pPr>
+      <w:rPr>
+        <w:rFonts w:ascii="Wingdings" w:hAnsi="Wingdings" w:hint="default"/>
+      </w:rPr>
+    </w:lvl>
+  </w:abstractNum>
+  <w:abstractNum w:abstractNumId="44" w15:restartNumberingAfterBreak="0">
     <w:nsid w:val="734604DD"/>
     <w:multiLevelType w:val="hybridMultilevel"/>
     <w:tmpl w:val="61EE3E24"/>
@@ -13477,7 +13804,7 @@
       </w:pPr>
     </w:lvl>
   </w:abstractNum>
-  <w:abstractNum w:abstractNumId="41" w15:restartNumberingAfterBreak="0">
+  <w:abstractNum w:abstractNumId="45" w15:restartNumberingAfterBreak="0">
     <w:nsid w:val="73A43B9A"/>
     <w:multiLevelType w:val="multilevel"/>
     <w:tmpl w:val="62108C64"/>
@@ -13626,7 +13953,120 @@
       </w:rPr>
     </w:lvl>
   </w:abstractNum>
-  <w:abstractNum w:abstractNumId="42" w15:restartNumberingAfterBreak="0">
+  <w:abstractNum w:abstractNumId="46" w15:restartNumberingAfterBreak="0">
+    <w:nsid w:val="74BB6FC4"/>
+    <w:multiLevelType w:val="hybridMultilevel"/>
+    <w:tmpl w:val="125E280A"/>
+    <w:lvl w:ilvl="0" w:tplc="040A0001">
+      <w:start w:val="1"/>
+      <w:numFmt w:val="bullet"/>
+      <w:lvlText w:val=""/>
+      <w:lvlJc w:val="left"/>
+      <w:pPr>
+        <w:ind w:left="360" w:hanging="360"/>
+      </w:pPr>
+      <w:rPr>
+        <w:rFonts w:ascii="Symbol" w:hAnsi="Symbol" w:hint="default"/>
+      </w:rPr>
+    </w:lvl>
+    <w:lvl w:ilvl="1" w:tplc="040A0003" w:tentative="1">
+      <w:start w:val="1"/>
+      <w:numFmt w:val="bullet"/>
+      <w:lvlText w:val="o"/>
+      <w:lvlJc w:val="left"/>
+      <w:pPr>
+        <w:ind w:left="1080" w:hanging="360"/>
+      </w:pPr>
+      <w:rPr>
+        <w:rFonts w:ascii="Courier New" w:hAnsi="Courier New" w:cs="Courier New" w:hint="default"/>
+      </w:rPr>
+    </w:lvl>
+    <w:lvl w:ilvl="2" w:tplc="040A0005" w:tentative="1">
+      <w:start w:val="1"/>
+      <w:numFmt w:val="bullet"/>
+      <w:lvlText w:val=""/>
+      <w:lvlJc w:val="left"/>
+      <w:pPr>
+        <w:ind w:left="1800" w:hanging="360"/>
+      </w:pPr>
+      <w:rPr>
+        <w:rFonts w:ascii="Wingdings" w:hAnsi="Wingdings" w:hint="default"/>
+      </w:rPr>
+    </w:lvl>
+    <w:lvl w:ilvl="3" w:tplc="040A0001" w:tentative="1">
+      <w:start w:val="1"/>
+      <w:numFmt w:val="bullet"/>
+      <w:lvlText w:val=""/>
+      <w:lvlJc w:val="left"/>
+      <w:pPr>
+        <w:ind w:left="2520" w:hanging="360"/>
+      </w:pPr>
+      <w:rPr>
+        <w:rFonts w:ascii="Symbol" w:hAnsi="Symbol" w:hint="default"/>
+      </w:rPr>
+    </w:lvl>
+    <w:lvl w:ilvl="4" w:tplc="040A0003" w:tentative="1">
+      <w:start w:val="1"/>
+      <w:numFmt w:val="bullet"/>
+      <w:lvlText w:val="o"/>
+      <w:lvlJc w:val="left"/>
+      <w:pPr>
+        <w:ind w:left="3240" w:hanging="360"/>
+      </w:pPr>
+      <w:rPr>
+        <w:rFonts w:ascii="Courier New" w:hAnsi="Courier New" w:cs="Courier New" w:hint="default"/>
+      </w:rPr>
+    </w:lvl>
+    <w:lvl w:ilvl="5" w:tplc="040A0005" w:tentative="1">
+      <w:start w:val="1"/>
+      <w:numFmt w:val="bullet"/>
+      <w:lvlText w:val=""/>
+      <w:lvlJc w:val="left"/>
+      <w:pPr>
+        <w:ind w:left="3960" w:hanging="360"/>
+      </w:pPr>
+      <w:rPr>
+        <w:rFonts w:ascii="Wingdings" w:hAnsi="Wingdings" w:hint="default"/>
+      </w:rPr>
+    </w:lvl>
+    <w:lvl w:ilvl="6" w:tplc="040A0001" w:tentative="1">
+      <w:start w:val="1"/>
+      <w:numFmt w:val="bullet"/>
+      <w:lvlText w:val=""/>
+      <w:lvlJc w:val="left"/>
+      <w:pPr>
+        <w:ind w:left="4680" w:hanging="360"/>
+      </w:pPr>
+      <w:rPr>
+        <w:rFonts w:ascii="Symbol" w:hAnsi="Symbol" w:hint="default"/>
+      </w:rPr>
+    </w:lvl>
+    <w:lvl w:ilvl="7" w:tplc="040A0003" w:tentative="1">
+      <w:start w:val="1"/>
+      <w:numFmt w:val="bullet"/>
+      <w:lvlText w:val="o"/>
+      <w:lvlJc w:val="left"/>
+      <w:pPr>
+        <w:ind w:left="5400" w:hanging="360"/>
+      </w:pPr>
+      <w:rPr>
+        <w:rFonts w:ascii="Courier New" w:hAnsi="Courier New" w:cs="Courier New" w:hint="default"/>
+      </w:rPr>
+    </w:lvl>
+    <w:lvl w:ilvl="8" w:tplc="040A0005" w:tentative="1">
+      <w:start w:val="1"/>
+      <w:numFmt w:val="bullet"/>
+      <w:lvlText w:val=""/>
+      <w:lvlJc w:val="left"/>
+      <w:pPr>
+        <w:ind w:left="6120" w:hanging="360"/>
+      </w:pPr>
+      <w:rPr>
+        <w:rFonts w:ascii="Wingdings" w:hAnsi="Wingdings" w:hint="default"/>
+      </w:rPr>
+    </w:lvl>
+  </w:abstractNum>
+  <w:abstractNum w:abstractNumId="47" w15:restartNumberingAfterBreak="0">
     <w:nsid w:val="75F74694"/>
     <w:multiLevelType w:val="multilevel"/>
     <w:tmpl w:val="D39A4616"/>
@@ -13775,7 +14215,7 @@
       </w:rPr>
     </w:lvl>
   </w:abstractNum>
-  <w:abstractNum w:abstractNumId="43" w15:restartNumberingAfterBreak="0">
+  <w:abstractNum w:abstractNumId="48" w15:restartNumberingAfterBreak="0">
     <w:nsid w:val="78633F9C"/>
     <w:multiLevelType w:val="multilevel"/>
     <w:tmpl w:val="233E6C5A"/>
@@ -13924,7 +14364,7 @@
       </w:rPr>
     </w:lvl>
   </w:abstractNum>
-  <w:abstractNum w:abstractNumId="44" w15:restartNumberingAfterBreak="0">
+  <w:abstractNum w:abstractNumId="49" w15:restartNumberingAfterBreak="0">
     <w:nsid w:val="7BCA4F0E"/>
     <w:multiLevelType w:val="hybridMultilevel"/>
     <w:tmpl w:val="FB96591A"/>
@@ -14037,7 +14477,7 @@
       </w:rPr>
     </w:lvl>
   </w:abstractNum>
-  <w:abstractNum w:abstractNumId="45" w15:restartNumberingAfterBreak="0">
+  <w:abstractNum w:abstractNumId="50" w15:restartNumberingAfterBreak="0">
     <w:nsid w:val="7D4F1F07"/>
     <w:multiLevelType w:val="multilevel"/>
     <w:tmpl w:val="2368AAD8"/>
@@ -14186,7 +14626,7 @@
       </w:rPr>
     </w:lvl>
   </w:abstractNum>
-  <w:abstractNum w:abstractNumId="46" w15:restartNumberingAfterBreak="0">
+  <w:abstractNum w:abstractNumId="51" w15:restartNumberingAfterBreak="0">
     <w:nsid w:val="7FDA11AB"/>
     <w:multiLevelType w:val="multilevel"/>
     <w:tmpl w:val="0E704DAC"/>
@@ -14336,145 +14776,160 @@
     </w:lvl>
   </w:abstractNum>
   <w:num w:numId="1" w16cid:durableId="1460995872">
-    <w:abstractNumId w:val="27"/>
+    <w:abstractNumId w:val="28"/>
   </w:num>
   <w:num w:numId="2" w16cid:durableId="1314137022">
-    <w:abstractNumId w:val="4"/>
+    <w:abstractNumId w:val="5"/>
   </w:num>
   <w:num w:numId="3" w16cid:durableId="1871146706">
+    <w:abstractNumId w:val="12"/>
+  </w:num>
+  <w:num w:numId="4" w16cid:durableId="94984933">
     <w:abstractNumId w:val="11"/>
   </w:num>
-  <w:num w:numId="4" w16cid:durableId="94984933">
-    <w:abstractNumId w:val="10"/>
-  </w:num>
   <w:num w:numId="5" w16cid:durableId="1194880145">
-    <w:abstractNumId w:val="30"/>
+    <w:abstractNumId w:val="31"/>
   </w:num>
   <w:num w:numId="6" w16cid:durableId="522091804">
-    <w:abstractNumId w:val="43"/>
+    <w:abstractNumId w:val="48"/>
   </w:num>
   <w:num w:numId="7" w16cid:durableId="2139176820">
     <w:abstractNumId w:val="1"/>
   </w:num>
   <w:num w:numId="8" w16cid:durableId="1722828372">
+    <w:abstractNumId w:val="50"/>
+  </w:num>
+  <w:num w:numId="9" w16cid:durableId="1605259459">
+    <w:abstractNumId w:val="33"/>
+  </w:num>
+  <w:num w:numId="10" w16cid:durableId="540437845">
+    <w:abstractNumId w:val="32"/>
+  </w:num>
+  <w:num w:numId="11" w16cid:durableId="415444705">
+    <w:abstractNumId w:val="16"/>
+  </w:num>
+  <w:num w:numId="12" w16cid:durableId="1130173302">
+    <w:abstractNumId w:val="17"/>
+  </w:num>
+  <w:num w:numId="13" w16cid:durableId="2011248892">
+    <w:abstractNumId w:val="42"/>
+  </w:num>
+  <w:num w:numId="14" w16cid:durableId="194120307">
+    <w:abstractNumId w:val="47"/>
+  </w:num>
+  <w:num w:numId="15" w16cid:durableId="645861413">
+    <w:abstractNumId w:val="23"/>
+  </w:num>
+  <w:num w:numId="16" w16cid:durableId="152305872">
+    <w:abstractNumId w:val="51"/>
+  </w:num>
+  <w:num w:numId="17" w16cid:durableId="254285364">
+    <w:abstractNumId w:val="37"/>
+  </w:num>
+  <w:num w:numId="18" w16cid:durableId="1421291727">
+    <w:abstractNumId w:val="9"/>
+  </w:num>
+  <w:num w:numId="19" w16cid:durableId="1986350817">
+    <w:abstractNumId w:val="26"/>
+  </w:num>
+  <w:num w:numId="20" w16cid:durableId="676031908">
+    <w:abstractNumId w:val="41"/>
+  </w:num>
+  <w:num w:numId="21" w16cid:durableId="856188710">
     <w:abstractNumId w:val="45"/>
   </w:num>
-  <w:num w:numId="9" w16cid:durableId="1605259459">
-    <w:abstractNumId w:val="32"/>
+  <w:num w:numId="22" w16cid:durableId="951596212">
+    <w:abstractNumId w:val="20"/>
   </w:num>
-  <w:num w:numId="10" w16cid:durableId="540437845">
-    <w:abstractNumId w:val="31"/>
+  <w:num w:numId="23" w16cid:durableId="1711806751">
+    <w:abstractNumId w:val="27"/>
   </w:num>
-  <w:num w:numId="11" w16cid:durableId="415444705">
-    <w:abstractNumId w:val="15"/>
+  <w:num w:numId="24" w16cid:durableId="1486818743">
+    <w:abstractNumId w:val="22"/>
   </w:num>
-  <w:num w:numId="12" w16cid:durableId="1130173302">
-    <w:abstractNumId w:val="16"/>
-  </w:num>
-  <w:num w:numId="13" w16cid:durableId="2011248892">
+  <w:num w:numId="25" w16cid:durableId="279727034">
     <w:abstractNumId w:val="39"/>
   </w:num>
-  <w:num w:numId="14" w16cid:durableId="194120307">
-    <w:abstractNumId w:val="42"/>
+  <w:num w:numId="26" w16cid:durableId="889729073">
+    <w:abstractNumId w:val="3"/>
   </w:num>
-  <w:num w:numId="15" w16cid:durableId="645861413">
-    <w:abstractNumId w:val="22"/>
+  <w:num w:numId="27" w16cid:durableId="593592213">
+    <w:abstractNumId w:val="29"/>
   </w:num>
-  <w:num w:numId="16" w16cid:durableId="152305872">
-    <w:abstractNumId w:val="46"/>
-  </w:num>
-  <w:num w:numId="17" w16cid:durableId="254285364">
-    <w:abstractNumId w:val="34"/>
-  </w:num>
-  <w:num w:numId="18" w16cid:durableId="1421291727">
+  <w:num w:numId="28" w16cid:durableId="859777749">
     <w:abstractNumId w:val="8"/>
   </w:num>
-  <w:num w:numId="19" w16cid:durableId="1986350817">
-    <w:abstractNumId w:val="25"/>
-  </w:num>
-  <w:num w:numId="20" w16cid:durableId="676031908">
-    <w:abstractNumId w:val="38"/>
-  </w:num>
-  <w:num w:numId="21" w16cid:durableId="856188710">
-    <w:abstractNumId w:val="41"/>
-  </w:num>
-  <w:num w:numId="22" w16cid:durableId="951596212">
-    <w:abstractNumId w:val="19"/>
-  </w:num>
-  <w:num w:numId="23" w16cid:durableId="1711806751">
-    <w:abstractNumId w:val="26"/>
-  </w:num>
-  <w:num w:numId="24" w16cid:durableId="1486818743">
-    <w:abstractNumId w:val="21"/>
-  </w:num>
-  <w:num w:numId="25" w16cid:durableId="279727034">
+  <w:num w:numId="29" w16cid:durableId="333069258">
     <w:abstractNumId w:val="36"/>
   </w:num>
-  <w:num w:numId="26" w16cid:durableId="889729073">
-    <w:abstractNumId w:val="2"/>
-  </w:num>
-  <w:num w:numId="27" w16cid:durableId="593592213">
-    <w:abstractNumId w:val="28"/>
-  </w:num>
-  <w:num w:numId="28" w16cid:durableId="859777749">
-    <w:abstractNumId w:val="7"/>
-  </w:num>
-  <w:num w:numId="29" w16cid:durableId="333069258">
-    <w:abstractNumId w:val="33"/>
-  </w:num>
   <w:num w:numId="30" w16cid:durableId="1086340570">
-    <w:abstractNumId w:val="12"/>
+    <w:abstractNumId w:val="13"/>
   </w:num>
   <w:num w:numId="31" w16cid:durableId="1768817087">
-    <w:abstractNumId w:val="3"/>
+    <w:abstractNumId w:val="4"/>
   </w:num>
   <w:num w:numId="32" w16cid:durableId="742532853">
-    <w:abstractNumId w:val="37"/>
+    <w:abstractNumId w:val="40"/>
   </w:num>
   <w:num w:numId="33" w16cid:durableId="1987734739">
     <w:abstractNumId w:val="0"/>
   </w:num>
   <w:num w:numId="34" w16cid:durableId="1125849739">
+    <w:abstractNumId w:val="15"/>
+  </w:num>
+  <w:num w:numId="35" w16cid:durableId="862865258">
+    <w:abstractNumId w:val="30"/>
+  </w:num>
+  <w:num w:numId="36" w16cid:durableId="408962622">
+    <w:abstractNumId w:val="7"/>
+  </w:num>
+  <w:num w:numId="37" w16cid:durableId="1242256236">
+    <w:abstractNumId w:val="19"/>
+  </w:num>
+  <w:num w:numId="38" w16cid:durableId="877545266">
+    <w:abstractNumId w:val="38"/>
+  </w:num>
+  <w:num w:numId="39" w16cid:durableId="1456942805">
+    <w:abstractNumId w:val="21"/>
+  </w:num>
+  <w:num w:numId="40" w16cid:durableId="1660424549">
+    <w:abstractNumId w:val="6"/>
+  </w:num>
+  <w:num w:numId="41" w16cid:durableId="1771316918">
+    <w:abstractNumId w:val="24"/>
+  </w:num>
+  <w:num w:numId="42" w16cid:durableId="2004426947">
+    <w:abstractNumId w:val="10"/>
+  </w:num>
+  <w:num w:numId="43" w16cid:durableId="1089931746">
+    <w:abstractNumId w:val="25"/>
+  </w:num>
+  <w:num w:numId="44" w16cid:durableId="599144844">
+    <w:abstractNumId w:val="49"/>
+  </w:num>
+  <w:num w:numId="45" w16cid:durableId="106630534">
+    <w:abstractNumId w:val="44"/>
+  </w:num>
+  <w:num w:numId="46" w16cid:durableId="2095742774">
     <w:abstractNumId w:val="14"/>
   </w:num>
-  <w:num w:numId="35" w16cid:durableId="862865258">
-    <w:abstractNumId w:val="29"/>
-  </w:num>
-  <w:num w:numId="36" w16cid:durableId="408962622">
-    <w:abstractNumId w:val="6"/>
-  </w:num>
-  <w:num w:numId="37" w16cid:durableId="1242256236">
+  <w:num w:numId="47" w16cid:durableId="1153060289">
     <w:abstractNumId w:val="18"/>
   </w:num>
-  <w:num w:numId="38" w16cid:durableId="877545266">
+  <w:num w:numId="48" w16cid:durableId="582229053">
+    <w:abstractNumId w:val="46"/>
+  </w:num>
+  <w:num w:numId="49" w16cid:durableId="1175027262">
+    <w:abstractNumId w:val="43"/>
+  </w:num>
+  <w:num w:numId="50" w16cid:durableId="1293484235">
+    <w:abstractNumId w:val="2"/>
+  </w:num>
+  <w:num w:numId="51" w16cid:durableId="648436357">
+    <w:abstractNumId w:val="34"/>
+  </w:num>
+  <w:num w:numId="52" w16cid:durableId="794836508">
     <w:abstractNumId w:val="35"/>
-  </w:num>
-  <w:num w:numId="39" w16cid:durableId="1456942805">
-    <w:abstractNumId w:val="20"/>
-  </w:num>
-  <w:num w:numId="40" w16cid:durableId="1660424549">
-    <w:abstractNumId w:val="5"/>
-  </w:num>
-  <w:num w:numId="41" w16cid:durableId="1771316918">
-    <w:abstractNumId w:val="23"/>
-  </w:num>
-  <w:num w:numId="42" w16cid:durableId="2004426947">
-    <w:abstractNumId w:val="9"/>
-  </w:num>
-  <w:num w:numId="43" w16cid:durableId="1089931746">
-    <w:abstractNumId w:val="24"/>
-  </w:num>
-  <w:num w:numId="44" w16cid:durableId="599144844">
-    <w:abstractNumId w:val="44"/>
-  </w:num>
-  <w:num w:numId="45" w16cid:durableId="106630534">
-    <w:abstractNumId w:val="40"/>
-  </w:num>
-  <w:num w:numId="46" w16cid:durableId="2095742774">
-    <w:abstractNumId w:val="13"/>
-  </w:num>
-  <w:num w:numId="47" w16cid:durableId="1153060289">
-    <w:abstractNumId w:val="17"/>
   </w:num>
 </w:numbering>
 </file>
@@ -16368,6 +16823,15 @@
 </file>
 
 <file path=customXml/item1.xml><?xml version="1.0" encoding="utf-8"?>
+<?mso-contentType ?>
+<FormTemplates xmlns="http://schemas.microsoft.com/sharepoint/v3/contenttype/forms">
+  <Display>DocumentLibraryForm</Display>
+  <Edit>DocumentLibraryForm</Edit>
+  <New>DocumentLibraryForm</New>
+</FormTemplates>
+</file>
+
+<file path=customXml/item2.xml><?xml version="1.0" encoding="utf-8"?>
 <p:properties xmlns:p="http://schemas.microsoft.com/office/2006/metadata/properties" xmlns:xsi="http://www.w3.org/2001/XMLSchema-instance" xmlns:pc="http://schemas.microsoft.com/office/infopath/2007/PartnerControls">
   <documentManagement>
     <_ip_UnifiedCompliancePolicyUIAction xmlns="http://schemas.microsoft.com/sharepoint/v3" xsi:nil="true"/>
@@ -16378,15 +16842,6 @@
     </lcf76f155ced4ddcb4097134ff3c332f>
   </documentManagement>
 </p:properties>
-</file>
-
-<file path=customXml/item2.xml><?xml version="1.0" encoding="utf-8"?>
-<?mso-contentType ?>
-<FormTemplates xmlns="http://schemas.microsoft.com/sharepoint/v3/contenttype/forms">
-  <Display>DocumentLibraryForm</Display>
-  <Edit>DocumentLibraryForm</Edit>
-  <New>DocumentLibraryForm</New>
-</FormTemplates>
 </file>
 
 <file path=customXml/item3.xml><?xml version="1.0" encoding="utf-8"?>
@@ -16608,6 +17063,14 @@
 </file>
 
 <file path=customXml/itemProps1.xml><?xml version="1.0" encoding="utf-8"?>
+<ds:datastoreItem xmlns:ds="http://schemas.openxmlformats.org/officeDocument/2006/customXml" ds:itemID="{F4A0FC96-E078-42F3-AEDD-07621D6CE88A}">
+  <ds:schemaRefs>
+    <ds:schemaRef ds:uri="http://schemas.microsoft.com/sharepoint/v3/contenttype/forms"/>
+  </ds:schemaRefs>
+</ds:datastoreItem>
+</file>
+
+<file path=customXml/itemProps2.xml><?xml version="1.0" encoding="utf-8"?>
 <ds:datastoreItem xmlns:ds="http://schemas.openxmlformats.org/officeDocument/2006/customXml" ds:itemID="{1B72C47D-52A6-4002-B691-BB8C99CF8F2B}">
   <ds:schemaRefs>
     <ds:schemaRef ds:uri="http://schemas.microsoft.com/office/2006/metadata/properties"/>
@@ -16615,14 +17078,6 @@
     <ds:schemaRef ds:uri="http://schemas.microsoft.com/sharepoint/v3"/>
     <ds:schemaRef ds:uri="38de0ec0-4312-429b-9ba4-a6f7899b86f2"/>
     <ds:schemaRef ds:uri="21705155-b4ce-4c69-95dc-4fd6cb8c5571"/>
-  </ds:schemaRefs>
-</ds:datastoreItem>
-</file>
-
-<file path=customXml/itemProps2.xml><?xml version="1.0" encoding="utf-8"?>
-<ds:datastoreItem xmlns:ds="http://schemas.openxmlformats.org/officeDocument/2006/customXml" ds:itemID="{F4A0FC96-E078-42F3-AEDD-07621D6CE88A}">
-  <ds:schemaRefs>
-    <ds:schemaRef ds:uri="http://schemas.microsoft.com/sharepoint/v3/contenttype/forms"/>
   </ds:schemaRefs>
 </ds:datastoreItem>
 </file>
